--- a/revisi terupdate/SISTEM KASIR DIGITAL WARUNG KOPI DENGAN INTEGRASI STOK DAN PENCATATAN BON BERBASIS FLUTTER (1).docx
+++ b/revisi terupdate/SISTEM KASIR DIGITAL WARUNG KOPI DENGAN INTEGRASI STOK DAN PENCATATAN BON BERBASIS FLUTTER (1).docx
@@ -806,7 +806,7 @@
           <w:lang w:val="sv-SE"/>
         </w:rPr>
       </w:pPr>
-      <w:bookmarkStart w:id="2" w:name="_Toc233663126"/>
+      <w:bookmarkStart w:id="2" w:name="_Toc233746161"/>
       <w:r>
         <w:rPr>
           <w:rFonts w:asciiTheme="majorBidi" w:hAnsiTheme="majorBidi"/>
@@ -2304,7 +2304,7 @@
           <w:lang w:val="sv-SE"/>
         </w:rPr>
       </w:pPr>
-      <w:bookmarkStart w:id="3" w:name="_Toc233663127"/>
+      <w:bookmarkStart w:id="3" w:name="_Toc233746162"/>
       <w:r>
         <w:rPr>
           <w:rFonts w:asciiTheme="majorBidi" w:hAnsiTheme="majorBidi"/>
@@ -3483,7 +3483,7 @@
           <w:lang w:val="sv-SE"/>
         </w:rPr>
       </w:pPr>
-      <w:bookmarkStart w:id="4" w:name="_Toc233663128"/>
+      <w:bookmarkStart w:id="4" w:name="_Toc233746163"/>
       <w:r>
         <w:rPr>
           <w:rFonts w:asciiTheme="majorBidi" w:hAnsiTheme="majorBidi"/>
@@ -3805,7 +3805,7 @@
         </w:rPr>
         <w:br w:type="page"/>
       </w:r>
-      <w:bookmarkStart w:id="5" w:name="_Toc233663129"/>
+      <w:bookmarkStart w:id="5" w:name="_Toc233746164"/>
       <w:r>
         <w:rPr>
           <w:rFonts w:ascii="Times New Roman" w:eastAsia="Times New Roman" w:hAnsi="Times New Roman" w:cs="Times New Roman"/>
@@ -4157,7 +4157,7 @@
           <w:lang w:val="sv-SE"/>
         </w:rPr>
       </w:pPr>
-      <w:bookmarkStart w:id="6" w:name="_Toc233663130"/>
+      <w:bookmarkStart w:id="6" w:name="_Toc233746165"/>
       <w:r>
         <w:rPr>
           <w:rFonts w:asciiTheme="majorBidi" w:eastAsia="Times New Roman" w:hAnsiTheme="majorBidi"/>
@@ -4358,16 +4358,7 @@
           <w:sz w:val="24"/>
           <w:lang w:val="sv-SE"/>
         </w:rPr>
-        <w:t>Bapak Assoc. Prof. Dr. H. Dedi Royadi, M.Si. selaku Rektor Institut Teknologi &amp; Bisnis Bina Sarana Global.</w:t>
-      </w:r>
-      <w:r>
-        <w:rPr>
-          <w:rFonts w:ascii="Times New Roman" w:eastAsia="Times New Roman" w:hAnsi="Times New Roman" w:cs="Times New Roman"/>
-          <w:color w:val="000000"/>
-          <w:sz w:val="24"/>
-          <w:lang w:val="sv-SE"/>
-        </w:rPr>
-        <w:t xml:space="preserve"> </w:t>
+        <w:t xml:space="preserve">Bapak Assoc. Prof. Dr. H. Dedi Royadi, M.Si. selaku Rektor Institut Teknologi &amp; Bisnis Bina Sarana Global. </w:t>
       </w:r>
     </w:p>
     <w:p>
@@ -4382,7 +4373,7 @@
         <w:rPr>
           <w:rFonts w:ascii="Calibri" w:eastAsia="Calibri" w:hAnsi="Calibri" w:cs="Calibri"/>
           <w:color w:val="000000"/>
-          <w:lang w:val="en-US"/>
+          <w:lang w:val="sv-SE"/>
         </w:rPr>
       </w:pPr>
       <w:r>
@@ -4392,16 +4383,7 @@
           <w:sz w:val="24"/>
           <w:lang w:val="sv-SE"/>
         </w:rPr>
-        <w:t>Bapak Muchamad Iqbal, S.E., M.Kom. selaku Wakil Rektor Bidang Akademik Institut Teknologi &amp; Bisnis Bina Sarana Global.</w:t>
-      </w:r>
-      <w:r>
-        <w:rPr>
-          <w:rFonts w:ascii="Times New Roman" w:eastAsia="Times New Roman" w:hAnsi="Times New Roman" w:cs="Times New Roman"/>
-          <w:color w:val="000000"/>
-          <w:sz w:val="24"/>
-          <w:lang w:val="sv-SE"/>
-        </w:rPr>
-        <w:t xml:space="preserve"> </w:t>
+        <w:t xml:space="preserve">Bapak Muchamad Iqbal, S.E., M.Kom. selaku Wakil Rektor Bidang Akademik Institut Teknologi &amp; Bisnis Bina Sarana Global. </w:t>
       </w:r>
     </w:p>
     <w:p>
@@ -4426,16 +4408,7 @@
           <w:sz w:val="24"/>
           <w:lang w:val="sv-SE"/>
         </w:rPr>
-        <w:t>Bapak M. Iqbal Hanafri, S.Pi., M.Kom. selaku Wakil Rektor Bidang Non Akademik Institut Teknologi &amp; Bisnis Bina Sarana Global.</w:t>
-      </w:r>
-      <w:r>
-        <w:rPr>
-          <w:rFonts w:ascii="Times New Roman" w:eastAsia="Times New Roman" w:hAnsi="Times New Roman" w:cs="Times New Roman"/>
-          <w:color w:val="000000"/>
-          <w:sz w:val="24"/>
-          <w:lang w:val="sv-SE"/>
-        </w:rPr>
-        <w:t xml:space="preserve"> </w:t>
+        <w:t xml:space="preserve">Bapak M. Iqbal Hanafri, S.Pi., M.Kom. selaku Wakil Rektor Bidang Non Akademik Institut Teknologi &amp; Bisnis Bina Sarana Global. </w:t>
       </w:r>
     </w:p>
     <w:p>
@@ -4461,16 +4434,7 @@
           <w:sz w:val="24"/>
           <w:lang w:val="sv-SE"/>
         </w:rPr>
-        <w:t>Bapak Dr. M. Ramaddan Julianti, M.T. selaku Dekan.</w:t>
-      </w:r>
-      <w:r>
-        <w:rPr>
-          <w:rFonts w:ascii="Times New Roman" w:eastAsia="Times New Roman" w:hAnsi="Times New Roman" w:cs="Times New Roman"/>
-          <w:color w:val="000000"/>
-          <w:sz w:val="24"/>
-          <w:lang w:val="sv-SE"/>
-        </w:rPr>
-        <w:t xml:space="preserve"> </w:t>
+        <w:t xml:space="preserve">Bapak Dr. M. Ramaddan Julianti, M.T. selaku Dekan. </w:t>
       </w:r>
     </w:p>
     <w:p>
@@ -4679,6 +4643,7 @@
                 <w:rFonts w:ascii="Times New Roman" w:hAnsi="Times New Roman" w:cs="Times New Roman"/>
                 <w:sz w:val="24"/>
                 <w:szCs w:val="24"/>
+                <w:lang w:val="sv-SE"/>
               </w:rPr>
             </w:pPr>
           </w:p>
@@ -4691,6 +4656,7 @@
                 <w:rFonts w:ascii="Times New Roman" w:hAnsi="Times New Roman" w:cs="Times New Roman"/>
                 <w:sz w:val="24"/>
                 <w:szCs w:val="24"/>
+                <w:lang w:val="sv-SE"/>
               </w:rPr>
             </w:pPr>
           </w:p>
@@ -4703,6 +4669,7 @@
                 <w:rFonts w:ascii="Times New Roman" w:hAnsi="Times New Roman" w:cs="Times New Roman"/>
                 <w:sz w:val="24"/>
                 <w:szCs w:val="24"/>
+                <w:lang w:val="sv-SE"/>
               </w:rPr>
             </w:pPr>
           </w:p>
@@ -4715,6 +4682,7 @@
                 <w:rFonts w:ascii="Times New Roman" w:hAnsi="Times New Roman" w:cs="Times New Roman"/>
                 <w:sz w:val="24"/>
                 <w:szCs w:val="24"/>
+                <w:lang w:val="sv-SE"/>
               </w:rPr>
             </w:pPr>
           </w:p>
@@ -4727,6 +4695,7 @@
                 <w:rFonts w:ascii="Times New Roman" w:hAnsi="Times New Roman" w:cs="Times New Roman"/>
                 <w:sz w:val="24"/>
                 <w:szCs w:val="24"/>
+                <w:lang w:val="sv-SE"/>
               </w:rPr>
             </w:pPr>
           </w:p>
@@ -4739,6 +4708,7 @@
                 <w:rFonts w:ascii="Times New Roman" w:hAnsi="Times New Roman" w:cs="Times New Roman"/>
                 <w:sz w:val="24"/>
                 <w:szCs w:val="24"/>
+                <w:lang w:val="sv-SE"/>
               </w:rPr>
             </w:pPr>
           </w:p>
@@ -4751,6 +4721,7 @@
                 <w:rFonts w:ascii="Times New Roman" w:hAnsi="Times New Roman" w:cs="Times New Roman"/>
                 <w:sz w:val="24"/>
                 <w:szCs w:val="24"/>
+                <w:lang w:val="sv-SE"/>
               </w:rPr>
             </w:pPr>
           </w:p>
@@ -4798,7 +4769,25 @@
                 <w:sz w:val="24"/>
                 <w:szCs w:val="24"/>
               </w:rPr>
-              <w:t xml:space="preserve"> sidang) Mei 2026</w:t>
+              <w:t xml:space="preserve"> </w:t>
+            </w:r>
+            <w:proofErr w:type="spellStart"/>
+            <w:r>
+              <w:rPr>
+                <w:rFonts w:ascii="Times New Roman" w:hAnsi="Times New Roman" w:cs="Times New Roman"/>
+                <w:sz w:val="24"/>
+                <w:szCs w:val="24"/>
+              </w:rPr>
+              <w:t>sidang</w:t>
+            </w:r>
+            <w:proofErr w:type="spellEnd"/>
+            <w:r>
+              <w:rPr>
+                <w:rFonts w:ascii="Times New Roman" w:hAnsi="Times New Roman" w:cs="Times New Roman"/>
+                <w:sz w:val="24"/>
+                <w:szCs w:val="24"/>
+              </w:rPr>
+              <w:t>) Mei 2026</w:t>
             </w:r>
           </w:p>
         </w:tc>
@@ -5178,7 +5167,7 @@
             </w:rPr>
             <w:fldChar w:fldCharType="separate"/>
           </w:r>
-          <w:hyperlink w:anchor="_Toc233663126" w:history="1">
+          <w:hyperlink w:anchor="_Toc233746161" w:history="1">
             <w:r>
               <w:rPr>
                 <w:rStyle w:val="Hyperlink"/>
@@ -5209,7 +5198,7 @@
                 <w:noProof/>
                 <w:webHidden/>
               </w:rPr>
-              <w:instrText xml:space="preserve"> PAGEREF _Toc233663126 \h </w:instrText>
+              <w:instrText xml:space="preserve"> PAGEREF _Toc233746161 \h </w:instrText>
             </w:r>
             <w:r>
               <w:rPr>
@@ -5252,7 +5241,7 @@
               <w:lang w:val="en-US"/>
             </w:rPr>
           </w:pPr>
-          <w:hyperlink w:anchor="_Toc233663127" w:history="1">
+          <w:hyperlink w:anchor="_Toc233746162" w:history="1">
             <w:r>
               <w:rPr>
                 <w:rStyle w:val="Hyperlink"/>
@@ -5283,7 +5272,7 @@
                 <w:noProof/>
                 <w:webHidden/>
               </w:rPr>
-              <w:instrText xml:space="preserve"> PAGEREF _Toc233663127 \h </w:instrText>
+              <w:instrText xml:space="preserve"> PAGEREF _Toc233746162 \h </w:instrText>
             </w:r>
             <w:r>
               <w:rPr>
@@ -5326,7 +5315,7 @@
               <w:lang w:val="en-US"/>
             </w:rPr>
           </w:pPr>
-          <w:hyperlink w:anchor="_Toc233663128" w:history="1">
+          <w:hyperlink w:anchor="_Toc233746163" w:history="1">
             <w:r>
               <w:rPr>
                 <w:rStyle w:val="Hyperlink"/>
@@ -5357,7 +5346,7 @@
                 <w:noProof/>
                 <w:webHidden/>
               </w:rPr>
-              <w:instrText xml:space="preserve"> PAGEREF _Toc233663128 \h </w:instrText>
+              <w:instrText xml:space="preserve"> PAGEREF _Toc233746163 \h </w:instrText>
             </w:r>
             <w:r>
               <w:rPr>
@@ -5400,7 +5389,7 @@
               <w:lang w:val="en-US"/>
             </w:rPr>
           </w:pPr>
-          <w:hyperlink w:anchor="_Toc233663129" w:history="1">
+          <w:hyperlink w:anchor="_Toc233746164" w:history="1">
             <w:r>
               <w:rPr>
                 <w:rStyle w:val="Hyperlink"/>
@@ -5432,7 +5421,7 @@
                 <w:noProof/>
                 <w:webHidden/>
               </w:rPr>
-              <w:instrText xml:space="preserve"> PAGEREF _Toc233663129 \h </w:instrText>
+              <w:instrText xml:space="preserve"> PAGEREF _Toc233746164 \h </w:instrText>
             </w:r>
             <w:r>
               <w:rPr>
@@ -5475,7 +5464,7 @@
               <w:lang w:val="en-US"/>
             </w:rPr>
           </w:pPr>
-          <w:hyperlink w:anchor="_Toc233663130" w:history="1">
+          <w:hyperlink w:anchor="_Toc233746165" w:history="1">
             <w:r>
               <w:rPr>
                 <w:rStyle w:val="Hyperlink"/>
@@ -5506,7 +5495,7 @@
                 <w:noProof/>
                 <w:webHidden/>
               </w:rPr>
-              <w:instrText xml:space="preserve"> PAGEREF _Toc233663130 \h </w:instrText>
+              <w:instrText xml:space="preserve"> PAGEREF _Toc233746165 \h </w:instrText>
             </w:r>
             <w:r>
               <w:rPr>
@@ -5549,7 +5538,7 @@
               <w:lang w:val="en-US"/>
             </w:rPr>
           </w:pPr>
-          <w:hyperlink w:anchor="_Toc233663131" w:history="1">
+          <w:hyperlink w:anchor="_Toc233746166" w:history="1">
             <w:r>
               <w:rPr>
                 <w:rStyle w:val="Hyperlink"/>
@@ -5580,7 +5569,7 @@
                 <w:noProof/>
                 <w:webHidden/>
               </w:rPr>
-              <w:instrText xml:space="preserve"> PAGEREF _Toc233663131 \h </w:instrText>
+              <w:instrText xml:space="preserve"> PAGEREF _Toc233746166 \h </w:instrText>
             </w:r>
             <w:r>
               <w:rPr>
@@ -5623,7 +5612,7 @@
               <w:lang w:val="en-US"/>
             </w:rPr>
           </w:pPr>
-          <w:hyperlink w:anchor="_Toc233663132" w:history="1">
+          <w:hyperlink w:anchor="_Toc233746167" w:history="1">
             <w:r>
               <w:rPr>
                 <w:rStyle w:val="Hyperlink"/>
@@ -5654,7 +5643,7 @@
                 <w:noProof/>
                 <w:webHidden/>
               </w:rPr>
-              <w:instrText xml:space="preserve"> PAGEREF _Toc233663132 \h </w:instrText>
+              <w:instrText xml:space="preserve"> PAGEREF _Toc233746167 \h </w:instrText>
             </w:r>
             <w:r>
               <w:rPr>
@@ -5697,7 +5686,7 @@
               <w:lang w:val="en-US"/>
             </w:rPr>
           </w:pPr>
-          <w:hyperlink w:anchor="_Toc233663133" w:history="1">
+          <w:hyperlink w:anchor="_Toc233746168" w:history="1">
             <w:r>
               <w:rPr>
                 <w:rStyle w:val="Hyperlink"/>
@@ -5728,7 +5717,7 @@
                 <w:noProof/>
                 <w:webHidden/>
               </w:rPr>
-              <w:instrText xml:space="preserve"> PAGEREF _Toc233663133 \h </w:instrText>
+              <w:instrText xml:space="preserve"> PAGEREF _Toc233746168 \h </w:instrText>
             </w:r>
             <w:r>
               <w:rPr>
@@ -5771,7 +5760,7 @@
               <w:lang w:val="en-US"/>
             </w:rPr>
           </w:pPr>
-          <w:hyperlink w:anchor="_Toc233663134" w:history="1">
+          <w:hyperlink w:anchor="_Toc233746169" w:history="1">
             <w:r>
               <w:rPr>
                 <w:rStyle w:val="Hyperlink"/>
@@ -5802,7 +5791,7 @@
                 <w:noProof/>
                 <w:webHidden/>
               </w:rPr>
-              <w:instrText xml:space="preserve"> PAGEREF _Toc233663134 \h </w:instrText>
+              <w:instrText xml:space="preserve"> PAGEREF _Toc233746169 \h </w:instrText>
             </w:r>
             <w:r>
               <w:rPr>
@@ -5845,7 +5834,7 @@
               <w:lang w:val="en-US"/>
             </w:rPr>
           </w:pPr>
-          <w:hyperlink w:anchor="_Toc233663135" w:history="1">
+          <w:hyperlink w:anchor="_Toc233746170" w:history="1">
             <w:r>
               <w:rPr>
                 <w:rStyle w:val="Hyperlink"/>
@@ -5874,7 +5863,7 @@
                 <w:noProof/>
                 <w:webHidden/>
               </w:rPr>
-              <w:instrText xml:space="preserve"> PAGEREF _Toc233663135 \h </w:instrText>
+              <w:instrText xml:space="preserve"> PAGEREF _Toc233746170 \h </w:instrText>
             </w:r>
             <w:r>
               <w:rPr>
@@ -5917,7 +5906,7 @@
               <w:lang w:val="en-US"/>
             </w:rPr>
           </w:pPr>
-          <w:hyperlink w:anchor="_Toc233663136" w:history="1">
+          <w:hyperlink w:anchor="_Toc233746171" w:history="1">
             <w:r>
               <w:rPr>
                 <w:rStyle w:val="Hyperlink"/>
@@ -5946,7 +5935,7 @@
                 <w:noProof/>
                 <w:webHidden/>
               </w:rPr>
-              <w:instrText xml:space="preserve"> PAGEREF _Toc233663136 \h </w:instrText>
+              <w:instrText xml:space="preserve"> PAGEREF _Toc233746171 \h </w:instrText>
             </w:r>
             <w:r>
               <w:rPr>
@@ -5989,7 +5978,7 @@
               <w:lang w:val="en-US"/>
             </w:rPr>
           </w:pPr>
-          <w:hyperlink w:anchor="_Toc233663137" w:history="1">
+          <w:hyperlink w:anchor="_Toc233746172" w:history="1">
             <w:r>
               <w:rPr>
                 <w:rStyle w:val="Hyperlink"/>
@@ -6018,7 +6007,7 @@
                 <w:noProof/>
                 <w:webHidden/>
               </w:rPr>
-              <w:instrText xml:space="preserve"> PAGEREF _Toc233663137 \h </w:instrText>
+              <w:instrText xml:space="preserve"> PAGEREF _Toc233746172 \h </w:instrText>
             </w:r>
             <w:r>
               <w:rPr>
@@ -6038,7 +6027,7 @@
                 <w:noProof/>
                 <w:webHidden/>
               </w:rPr>
-              <w:t>3</w:t>
+              <w:t>2</w:t>
             </w:r>
             <w:r>
               <w:rPr>
@@ -6061,7 +6050,7 @@
               <w:lang w:val="en-US"/>
             </w:rPr>
           </w:pPr>
-          <w:hyperlink w:anchor="_Toc233663138" w:history="1">
+          <w:hyperlink w:anchor="_Toc233746173" w:history="1">
             <w:r>
               <w:rPr>
                 <w:rStyle w:val="Hyperlink"/>
@@ -6090,7 +6079,7 @@
                 <w:noProof/>
                 <w:webHidden/>
               </w:rPr>
-              <w:instrText xml:space="preserve"> PAGEREF _Toc233663138 \h </w:instrText>
+              <w:instrText xml:space="preserve"> PAGEREF _Toc233746173 \h </w:instrText>
             </w:r>
             <w:r>
               <w:rPr>
@@ -6133,7 +6122,7 @@
               <w:lang w:val="en-US"/>
             </w:rPr>
           </w:pPr>
-          <w:hyperlink w:anchor="_Toc233663139" w:history="1">
+          <w:hyperlink w:anchor="_Toc233746174" w:history="1">
             <w:r>
               <w:rPr>
                 <w:rStyle w:val="Hyperlink"/>
@@ -6162,7 +6151,7 @@
                 <w:noProof/>
                 <w:webHidden/>
               </w:rPr>
-              <w:instrText xml:space="preserve"> PAGEREF _Toc233663139 \h </w:instrText>
+              <w:instrText xml:space="preserve"> PAGEREF _Toc233746174 \h </w:instrText>
             </w:r>
             <w:r>
               <w:rPr>
@@ -6205,7 +6194,7 @@
               <w:lang w:val="en-US"/>
             </w:rPr>
           </w:pPr>
-          <w:hyperlink w:anchor="_Toc233663140" w:history="1">
+          <w:hyperlink w:anchor="_Toc233746175" w:history="1">
             <w:r>
               <w:rPr>
                 <w:rStyle w:val="Hyperlink"/>
@@ -6234,7 +6223,7 @@
                 <w:noProof/>
                 <w:webHidden/>
               </w:rPr>
-              <w:instrText xml:space="preserve"> PAGEREF _Toc233663140 \h </w:instrText>
+              <w:instrText xml:space="preserve"> PAGEREF _Toc233746175 \h </w:instrText>
             </w:r>
             <w:r>
               <w:rPr>
@@ -6277,7 +6266,7 @@
               <w:lang w:val="en-US"/>
             </w:rPr>
           </w:pPr>
-          <w:hyperlink w:anchor="_Toc233663141" w:history="1">
+          <w:hyperlink w:anchor="_Toc233746176" w:history="1">
             <w:r>
               <w:rPr>
                 <w:rStyle w:val="Hyperlink"/>
@@ -6306,7 +6295,7 @@
                 <w:noProof/>
                 <w:webHidden/>
               </w:rPr>
-              <w:instrText xml:space="preserve"> PAGEREF _Toc233663141 \h </w:instrText>
+              <w:instrText xml:space="preserve"> PAGEREF _Toc233746176 \h </w:instrText>
             </w:r>
             <w:r>
               <w:rPr>
@@ -6326,7 +6315,7 @@
                 <w:noProof/>
                 <w:webHidden/>
               </w:rPr>
-              <w:t>4</w:t>
+              <w:t>3</w:t>
             </w:r>
             <w:r>
               <w:rPr>
@@ -6349,7 +6338,7 @@
               <w:lang w:val="en-US"/>
             </w:rPr>
           </w:pPr>
-          <w:hyperlink w:anchor="_Toc233663142" w:history="1">
+          <w:hyperlink w:anchor="_Toc233746177" w:history="1">
             <w:r>
               <w:rPr>
                 <w:rStyle w:val="Hyperlink"/>
@@ -6378,7 +6367,7 @@
                 <w:noProof/>
                 <w:webHidden/>
               </w:rPr>
-              <w:instrText xml:space="preserve"> PAGEREF _Toc233663142 \h </w:instrText>
+              <w:instrText xml:space="preserve"> PAGEREF _Toc233746177 \h </w:instrText>
             </w:r>
             <w:r>
               <w:rPr>
@@ -6421,7 +6410,7 @@
               <w:lang w:val="en-US"/>
             </w:rPr>
           </w:pPr>
-          <w:hyperlink w:anchor="_Toc233663143" w:history="1">
+          <w:hyperlink w:anchor="_Toc233746178" w:history="1">
             <w:r>
               <w:rPr>
                 <w:rStyle w:val="Hyperlink"/>
@@ -6429,15 +6418,7 @@
                 <w:noProof/>
                 <w:lang w:val="sv-SE"/>
               </w:rPr>
-              <w:t xml:space="preserve">1.6.1. </w:t>
-            </w:r>
-            <w:r>
-              <w:rPr>
-                <w:rStyle w:val="Hyperlink"/>
-                <w:rFonts w:ascii="Times New Roman" w:eastAsia="Times New Roman" w:hAnsi="Times New Roman" w:cs="Times New Roman"/>
-                <w:noProof/>
-              </w:rPr>
-              <w:t>Jenis Penelitian</w:t>
+              <w:t>1.6.1. Jenis Penelitian</w:t>
             </w:r>
             <w:r>
               <w:rPr>
@@ -6458,7 +6439,7 @@
                 <w:noProof/>
                 <w:webHidden/>
               </w:rPr>
-              <w:instrText xml:space="preserve"> PAGEREF _Toc233663143 \h </w:instrText>
+              <w:instrText xml:space="preserve"> PAGEREF _Toc233746178 \h </w:instrText>
             </w:r>
             <w:r>
               <w:rPr>
@@ -6501,7 +6482,7 @@
               <w:lang w:val="en-US"/>
             </w:rPr>
           </w:pPr>
-          <w:hyperlink w:anchor="_Toc233663144" w:history="1">
+          <w:hyperlink w:anchor="_Toc233746179" w:history="1">
             <w:r>
               <w:rPr>
                 <w:rStyle w:val="Hyperlink"/>
@@ -6530,7 +6511,7 @@
                 <w:noProof/>
                 <w:webHidden/>
               </w:rPr>
-              <w:instrText xml:space="preserve"> PAGEREF _Toc233663144 \h </w:instrText>
+              <w:instrText xml:space="preserve"> PAGEREF _Toc233746179 \h </w:instrText>
             </w:r>
             <w:r>
               <w:rPr>
@@ -6573,7 +6554,7 @@
               <w:lang w:val="en-US"/>
             </w:rPr>
           </w:pPr>
-          <w:hyperlink w:anchor="_Toc233663145" w:history="1">
+          <w:hyperlink w:anchor="_Toc233746180" w:history="1">
             <w:r>
               <w:rPr>
                 <w:rStyle w:val="Hyperlink"/>
@@ -6602,7 +6583,7 @@
                 <w:noProof/>
                 <w:webHidden/>
               </w:rPr>
-              <w:instrText xml:space="preserve"> PAGEREF _Toc233663145 \h </w:instrText>
+              <w:instrText xml:space="preserve"> PAGEREF _Toc233746180 \h </w:instrText>
             </w:r>
             <w:r>
               <w:rPr>
@@ -6622,7 +6603,7 @@
                 <w:noProof/>
                 <w:webHidden/>
               </w:rPr>
-              <w:t>5</w:t>
+              <w:t>4</w:t>
             </w:r>
             <w:r>
               <w:rPr>
@@ -6645,7 +6626,7 @@
               <w:lang w:val="en-US"/>
             </w:rPr>
           </w:pPr>
-          <w:hyperlink w:anchor="_Toc233663146" w:history="1">
+          <w:hyperlink w:anchor="_Toc233746181" w:history="1">
             <w:r>
               <w:rPr>
                 <w:rStyle w:val="Hyperlink"/>
@@ -6674,7 +6655,7 @@
                 <w:noProof/>
                 <w:webHidden/>
               </w:rPr>
-              <w:instrText xml:space="preserve"> PAGEREF _Toc233663146 \h </w:instrText>
+              <w:instrText xml:space="preserve"> PAGEREF _Toc233746181 \h </w:instrText>
             </w:r>
             <w:r>
               <w:rPr>
@@ -6717,7 +6698,7 @@
               <w:lang w:val="en-US"/>
             </w:rPr>
           </w:pPr>
-          <w:hyperlink w:anchor="_Toc233663147" w:history="1">
+          <w:hyperlink w:anchor="_Toc233746182" w:history="1">
             <w:r>
               <w:rPr>
                 <w:rStyle w:val="Hyperlink"/>
@@ -6748,7 +6729,7 @@
                 <w:noProof/>
                 <w:webHidden/>
               </w:rPr>
-              <w:instrText xml:space="preserve"> PAGEREF _Toc233663147 \h </w:instrText>
+              <w:instrText xml:space="preserve"> PAGEREF _Toc233746182 \h </w:instrText>
             </w:r>
             <w:r>
               <w:rPr>
@@ -6791,7 +6772,7 @@
               <w:lang w:val="en-US"/>
             </w:rPr>
           </w:pPr>
-          <w:hyperlink w:anchor="_Toc233663148" w:history="1">
+          <w:hyperlink w:anchor="_Toc233746183" w:history="1">
             <w:r>
               <w:rPr>
                 <w:rStyle w:val="Hyperlink"/>
@@ -6820,7 +6801,7 @@
                 <w:noProof/>
                 <w:webHidden/>
               </w:rPr>
-              <w:instrText xml:space="preserve"> PAGEREF _Toc233663148 \h </w:instrText>
+              <w:instrText xml:space="preserve"> PAGEREF _Toc233746183 \h </w:instrText>
             </w:r>
             <w:r>
               <w:rPr>
@@ -6863,7 +6844,7 @@
               <w:lang w:val="en-US"/>
             </w:rPr>
           </w:pPr>
-          <w:hyperlink w:anchor="_Toc233663149" w:history="1">
+          <w:hyperlink w:anchor="_Toc233746184" w:history="1">
             <w:r>
               <w:rPr>
                 <w:rStyle w:val="Hyperlink"/>
@@ -6892,7 +6873,7 @@
                 <w:noProof/>
                 <w:webHidden/>
               </w:rPr>
-              <w:instrText xml:space="preserve"> PAGEREF _Toc233663149 \h </w:instrText>
+              <w:instrText xml:space="preserve"> PAGEREF _Toc233746184 \h </w:instrText>
             </w:r>
             <w:r>
               <w:rPr>
@@ -6935,7 +6916,7 @@
               <w:lang w:val="en-US"/>
             </w:rPr>
           </w:pPr>
-          <w:hyperlink w:anchor="_Toc233663150" w:history="1">
+          <w:hyperlink w:anchor="_Toc233746185" w:history="1">
             <w:r>
               <w:rPr>
                 <w:rStyle w:val="Hyperlink"/>
@@ -6975,7 +6956,7 @@
                 <w:noProof/>
                 <w:webHidden/>
               </w:rPr>
-              <w:instrText xml:space="preserve"> PAGEREF _Toc233663150 \h </w:instrText>
+              <w:instrText xml:space="preserve"> PAGEREF _Toc233746185 \h </w:instrText>
             </w:r>
             <w:r>
               <w:rPr>
@@ -7018,7 +6999,7 @@
               <w:lang w:val="en-US"/>
             </w:rPr>
           </w:pPr>
-          <w:hyperlink w:anchor="_Toc233663151" w:history="1">
+          <w:hyperlink w:anchor="_Toc233746186" w:history="1">
             <w:r>
               <w:rPr>
                 <w:rStyle w:val="Hyperlink"/>
@@ -7058,7 +7039,7 @@
                 <w:noProof/>
                 <w:webHidden/>
               </w:rPr>
-              <w:instrText xml:space="preserve"> PAGEREF _Toc233663151 \h </w:instrText>
+              <w:instrText xml:space="preserve"> PAGEREF _Toc233746186 \h </w:instrText>
             </w:r>
             <w:r>
               <w:rPr>
@@ -7101,7 +7082,7 @@
               <w:lang w:val="en-US"/>
             </w:rPr>
           </w:pPr>
-          <w:hyperlink w:anchor="_Toc233663152" w:history="1">
+          <w:hyperlink w:anchor="_Toc233746187" w:history="1">
             <w:r>
               <w:rPr>
                 <w:rStyle w:val="Hyperlink"/>
@@ -7130,7 +7111,7 @@
                 <w:noProof/>
                 <w:webHidden/>
               </w:rPr>
-              <w:instrText xml:space="preserve"> PAGEREF _Toc233663152 \h </w:instrText>
+              <w:instrText xml:space="preserve"> PAGEREF _Toc233746187 \h </w:instrText>
             </w:r>
             <w:r>
               <w:rPr>
@@ -7173,7 +7154,7 @@
               <w:lang w:val="en-US"/>
             </w:rPr>
           </w:pPr>
-          <w:hyperlink w:anchor="_Toc233663153" w:history="1">
+          <w:hyperlink w:anchor="_Toc233746188" w:history="1">
             <w:r>
               <w:rPr>
                 <w:rStyle w:val="Hyperlink"/>
@@ -7213,7 +7194,7 @@
                 <w:noProof/>
                 <w:webHidden/>
               </w:rPr>
-              <w:instrText xml:space="preserve"> PAGEREF _Toc233663153 \h </w:instrText>
+              <w:instrText xml:space="preserve"> PAGEREF _Toc233746188 \h </w:instrText>
             </w:r>
             <w:r>
               <w:rPr>
@@ -7256,7 +7237,7 @@
               <w:lang w:val="en-US"/>
             </w:rPr>
           </w:pPr>
-          <w:hyperlink w:anchor="_Toc233663154" w:history="1">
+          <w:hyperlink w:anchor="_Toc233746189" w:history="1">
             <w:r>
               <w:rPr>
                 <w:rStyle w:val="Hyperlink"/>
@@ -7296,7 +7277,7 @@
                 <w:noProof/>
                 <w:webHidden/>
               </w:rPr>
-              <w:instrText xml:space="preserve"> PAGEREF _Toc233663154 \h </w:instrText>
+              <w:instrText xml:space="preserve"> PAGEREF _Toc233746189 \h </w:instrText>
             </w:r>
             <w:r>
               <w:rPr>
@@ -7339,7 +7320,7 @@
               <w:lang w:val="en-US"/>
             </w:rPr>
           </w:pPr>
-          <w:hyperlink w:anchor="_Toc233663155" w:history="1">
+          <w:hyperlink w:anchor="_Toc233746190" w:history="1">
             <w:r>
               <w:rPr>
                 <w:rStyle w:val="Hyperlink"/>
@@ -7368,7 +7349,7 @@
                 <w:noProof/>
                 <w:webHidden/>
               </w:rPr>
-              <w:instrText xml:space="preserve"> PAGEREF _Toc233663155 \h </w:instrText>
+              <w:instrText xml:space="preserve"> PAGEREF _Toc233746190 \h </w:instrText>
             </w:r>
             <w:r>
               <w:rPr>
@@ -7411,13 +7392,13 @@
               <w:lang w:val="en-US"/>
             </w:rPr>
           </w:pPr>
-          <w:hyperlink w:anchor="_Toc233663156" w:history="1">
+          <w:hyperlink w:anchor="_Toc233746191" w:history="1">
             <w:r>
               <w:rPr>
                 <w:rStyle w:val="Hyperlink"/>
                 <w:rFonts w:ascii="Times New Roman" w:eastAsia="Times New Roman" w:hAnsi="Times New Roman" w:cs="Times New Roman"/>
                 <w:noProof/>
-                <w:lang w:val="sv-SE"/>
+                <w:lang w:val="en-US"/>
               </w:rPr>
               <w:t xml:space="preserve">2.2.1. </w:t>
             </w:r>
@@ -7428,7 +7409,7 @@
                 <w:i/>
                 <w:iCs/>
                 <w:noProof/>
-                <w:lang w:val="sv-SE"/>
+                <w:lang w:val="en-US"/>
               </w:rPr>
               <w:t>Supabase</w:t>
             </w:r>
@@ -7451,7 +7432,7 @@
                 <w:noProof/>
                 <w:webHidden/>
               </w:rPr>
-              <w:instrText xml:space="preserve"> PAGEREF _Toc233663156 \h </w:instrText>
+              <w:instrText xml:space="preserve"> PAGEREF _Toc233746191 \h </w:instrText>
             </w:r>
             <w:r>
               <w:rPr>
@@ -7494,7 +7475,7 @@
               <w:lang w:val="en-US"/>
             </w:rPr>
           </w:pPr>
-          <w:hyperlink w:anchor="_Toc233663157" w:history="1">
+          <w:hyperlink w:anchor="_Toc233746192" w:history="1">
             <w:r>
               <w:rPr>
                 <w:rStyle w:val="Hyperlink"/>
@@ -7574,7 +7555,7 @@
                 <w:noProof/>
                 <w:webHidden/>
               </w:rPr>
-              <w:instrText xml:space="preserve"> PAGEREF _Toc233663157 \h </w:instrText>
+              <w:instrText xml:space="preserve"> PAGEREF _Toc233746192 \h </w:instrText>
             </w:r>
             <w:r>
               <w:rPr>
@@ -7617,7 +7598,7 @@
               <w:lang w:val="en-US"/>
             </w:rPr>
           </w:pPr>
-          <w:hyperlink w:anchor="_Toc233663158" w:history="1">
+          <w:hyperlink w:anchor="_Toc233746193" w:history="1">
             <w:r>
               <w:rPr>
                 <w:rStyle w:val="Hyperlink"/>
@@ -7657,7 +7638,7 @@
                 <w:noProof/>
                 <w:webHidden/>
               </w:rPr>
-              <w:instrText xml:space="preserve"> PAGEREF _Toc233663158 \h </w:instrText>
+              <w:instrText xml:space="preserve"> PAGEREF _Toc233746193 \h </w:instrText>
             </w:r>
             <w:r>
               <w:rPr>
@@ -7700,7 +7681,7 @@
               <w:lang w:val="en-US"/>
             </w:rPr>
           </w:pPr>
-          <w:hyperlink w:anchor="_Toc233663159" w:history="1">
+          <w:hyperlink w:anchor="_Toc233746194" w:history="1">
             <w:r>
               <w:rPr>
                 <w:rStyle w:val="Hyperlink"/>
@@ -7740,7 +7721,7 @@
                 <w:noProof/>
                 <w:webHidden/>
               </w:rPr>
-              <w:instrText xml:space="preserve"> PAGEREF _Toc233663159 \h </w:instrText>
+              <w:instrText xml:space="preserve"> PAGEREF _Toc233746194 \h </w:instrText>
             </w:r>
             <w:r>
               <w:rPr>
@@ -7783,7 +7764,7 @@
               <w:lang w:val="en-US"/>
             </w:rPr>
           </w:pPr>
-          <w:hyperlink w:anchor="_Toc233663160" w:history="1">
+          <w:hyperlink w:anchor="_Toc233746195" w:history="1">
             <w:r>
               <w:rPr>
                 <w:rStyle w:val="Hyperlink"/>
@@ -7823,7 +7804,7 @@
                 <w:noProof/>
                 <w:webHidden/>
               </w:rPr>
-              <w:instrText xml:space="preserve"> PAGEREF _Toc233663160 \h </w:instrText>
+              <w:instrText xml:space="preserve"> PAGEREF _Toc233746195 \h </w:instrText>
             </w:r>
             <w:r>
               <w:rPr>
@@ -7866,7 +7847,7 @@
               <w:lang w:val="en-US"/>
             </w:rPr>
           </w:pPr>
-          <w:hyperlink w:anchor="_Toc233663161" w:history="1">
+          <w:hyperlink w:anchor="_Toc233746196" w:history="1">
             <w:r>
               <w:rPr>
                 <w:rStyle w:val="Hyperlink"/>
@@ -7915,7 +7896,7 @@
                 <w:noProof/>
                 <w:webHidden/>
               </w:rPr>
-              <w:instrText xml:space="preserve"> PAGEREF _Toc233663161 \h </w:instrText>
+              <w:instrText xml:space="preserve"> PAGEREF _Toc233746196 \h </w:instrText>
             </w:r>
             <w:r>
               <w:rPr>
@@ -7958,7 +7939,7 @@
               <w:lang w:val="en-US"/>
             </w:rPr>
           </w:pPr>
-          <w:hyperlink w:anchor="_Toc233663162" w:history="1">
+          <w:hyperlink w:anchor="_Toc233746197" w:history="1">
             <w:r>
               <w:rPr>
                 <w:rStyle w:val="Hyperlink"/>
@@ -8007,7 +7988,7 @@
                 <w:noProof/>
                 <w:webHidden/>
               </w:rPr>
-              <w:instrText xml:space="preserve"> PAGEREF _Toc233663162 \h </w:instrText>
+              <w:instrText xml:space="preserve"> PAGEREF _Toc233746197 \h </w:instrText>
             </w:r>
             <w:r>
               <w:rPr>
@@ -8050,15 +8031,15 @@
               <w:lang w:val="en-US"/>
             </w:rPr>
           </w:pPr>
-          <w:hyperlink w:anchor="_Toc233663163" w:history="1">
+          <w:hyperlink w:anchor="_Toc233746198" w:history="1">
             <w:r>
               <w:rPr>
                 <w:rStyle w:val="Hyperlink"/>
                 <w:rFonts w:ascii="Times New Roman" w:eastAsia="Times New Roman" w:hAnsi="Times New Roman" w:cs="Times New Roman"/>
                 <w:noProof/>
-                <w:lang w:val="en-US"/>
-              </w:rPr>
-              <w:t xml:space="preserve">2.2.7.  </w:t>
+                <w:lang w:val="sv-SE"/>
+              </w:rPr>
+              <w:t xml:space="preserve">2.2.8.  </w:t>
             </w:r>
             <w:r>
               <w:rPr>
@@ -8067,7 +8048,7 @@
                 <w:i/>
                 <w:iCs/>
                 <w:noProof/>
-                <w:lang w:val="en-US"/>
+                <w:lang w:val="sv-SE"/>
               </w:rPr>
               <w:t>Black Box Testing</w:t>
             </w:r>
@@ -8090,7 +8071,7 @@
                 <w:noProof/>
                 <w:webHidden/>
               </w:rPr>
-              <w:instrText xml:space="preserve"> PAGEREF _Toc233663163 \h </w:instrText>
+              <w:instrText xml:space="preserve"> PAGEREF _Toc233746198 \h </w:instrText>
             </w:r>
             <w:r>
               <w:rPr>
@@ -8133,15 +8114,332 @@
               <w:lang w:val="en-US"/>
             </w:rPr>
           </w:pPr>
-          <w:hyperlink w:anchor="_Toc233663164" w:history="1">
+          <w:hyperlink w:anchor="_Toc233746199" w:history="1">
             <w:r>
               <w:rPr>
                 <w:rStyle w:val="Hyperlink"/>
                 <w:rFonts w:ascii="Times New Roman" w:eastAsia="Times New Roman" w:hAnsi="Times New Roman" w:cs="Times New Roman"/>
                 <w:noProof/>
+                <w:lang w:val="sv-SE"/>
+              </w:rPr>
+              <w:t>2.3. Simbol Perancangan Sistem</w:t>
+            </w:r>
+            <w:r>
+              <w:rPr>
+                <w:noProof/>
+                <w:webHidden/>
+              </w:rPr>
+              <w:tab/>
+            </w:r>
+            <w:r>
+              <w:rPr>
+                <w:noProof/>
+                <w:webHidden/>
+              </w:rPr>
+              <w:fldChar w:fldCharType="begin"/>
+            </w:r>
+            <w:r>
+              <w:rPr>
+                <w:noProof/>
+                <w:webHidden/>
+              </w:rPr>
+              <w:instrText xml:space="preserve"> PAGEREF _Toc233746199 \h </w:instrText>
+            </w:r>
+            <w:r>
+              <w:rPr>
+                <w:noProof/>
+                <w:webHidden/>
+              </w:rPr>
+            </w:r>
+            <w:r>
+              <w:rPr>
+                <w:noProof/>
+                <w:webHidden/>
+              </w:rPr>
+              <w:fldChar w:fldCharType="separate"/>
+            </w:r>
+            <w:r>
+              <w:rPr>
+                <w:noProof/>
+                <w:webHidden/>
+              </w:rPr>
+              <w:t>14</w:t>
+            </w:r>
+            <w:r>
+              <w:rPr>
+                <w:noProof/>
+                <w:webHidden/>
+              </w:rPr>
+              <w:fldChar w:fldCharType="end"/>
+            </w:r>
+          </w:hyperlink>
+        </w:p>
+        <w:p>
+          <w:pPr>
+            <w:pStyle w:val="TOC3"/>
+            <w:tabs>
+              <w:tab w:val="right" w:leader="dot" w:pos="8786"/>
+            </w:tabs>
+            <w:rPr>
+              <w:rFonts w:eastAsiaTheme="minorEastAsia"/>
+              <w:noProof/>
+              <w:lang w:val="en-US"/>
+            </w:rPr>
+          </w:pPr>
+          <w:hyperlink w:anchor="_Toc233746200" w:history="1">
+            <w:r>
+              <w:rPr>
+                <w:rStyle w:val="Hyperlink"/>
+                <w:rFonts w:ascii="Times New Roman" w:eastAsia="Times New Roman" w:hAnsi="Times New Roman" w:cs="Times New Roman"/>
+                <w:noProof/>
+                <w:lang w:val="sv-SE"/>
+              </w:rPr>
+              <w:t>2.3.1. Aktor</w:t>
+            </w:r>
+            <w:r>
+              <w:rPr>
+                <w:noProof/>
+                <w:webHidden/>
+              </w:rPr>
+              <w:tab/>
+            </w:r>
+            <w:r>
+              <w:rPr>
+                <w:noProof/>
+                <w:webHidden/>
+              </w:rPr>
+              <w:fldChar w:fldCharType="begin"/>
+            </w:r>
+            <w:r>
+              <w:rPr>
+                <w:noProof/>
+                <w:webHidden/>
+              </w:rPr>
+              <w:instrText xml:space="preserve"> PAGEREF _Toc233746200 \h </w:instrText>
+            </w:r>
+            <w:r>
+              <w:rPr>
+                <w:noProof/>
+                <w:webHidden/>
+              </w:rPr>
+            </w:r>
+            <w:r>
+              <w:rPr>
+                <w:noProof/>
+                <w:webHidden/>
+              </w:rPr>
+              <w:fldChar w:fldCharType="separate"/>
+            </w:r>
+            <w:r>
+              <w:rPr>
+                <w:noProof/>
+                <w:webHidden/>
+              </w:rPr>
+              <w:t>14</w:t>
+            </w:r>
+            <w:r>
+              <w:rPr>
+                <w:noProof/>
+                <w:webHidden/>
+              </w:rPr>
+              <w:fldChar w:fldCharType="end"/>
+            </w:r>
+          </w:hyperlink>
+        </w:p>
+        <w:p>
+          <w:pPr>
+            <w:pStyle w:val="TOC3"/>
+            <w:tabs>
+              <w:tab w:val="right" w:leader="dot" w:pos="8786"/>
+            </w:tabs>
+            <w:rPr>
+              <w:rFonts w:eastAsiaTheme="minorEastAsia"/>
+              <w:noProof/>
+              <w:lang w:val="en-US"/>
+            </w:rPr>
+          </w:pPr>
+          <w:hyperlink w:anchor="_Toc233746201" w:history="1">
+            <w:r>
+              <w:rPr>
+                <w:rStyle w:val="Hyperlink"/>
+                <w:rFonts w:ascii="Times New Roman" w:eastAsia="Times New Roman" w:hAnsi="Times New Roman" w:cs="Times New Roman"/>
+                <w:noProof/>
+                <w:lang w:val="sv-SE"/>
+              </w:rPr>
+              <w:t xml:space="preserve">2.3.2. Use Case </w:t>
+            </w:r>
+            <w:r>
+              <w:rPr>
+                <w:rStyle w:val="Hyperlink"/>
+                <w:rFonts w:ascii="Times New Roman" w:eastAsia="Times New Roman" w:hAnsi="Times New Roman" w:cs="Times New Roman"/>
+                <w:noProof/>
+                <w:kern w:val="0"/>
+                <w:lang w:val="sv-SE"/>
+                <w14:ligatures w14:val="none"/>
+              </w:rPr>
+              <w:t xml:space="preserve">   Use Case merupakan gambaran fungsi atau layanan yang disediakan oleh sistem kepada pengguna.</w:t>
+            </w:r>
+            <w:r>
+              <w:rPr>
+                <w:noProof/>
+                <w:webHidden/>
+              </w:rPr>
+              <w:tab/>
+            </w:r>
+            <w:r>
+              <w:rPr>
+                <w:noProof/>
+                <w:webHidden/>
+              </w:rPr>
+              <w:fldChar w:fldCharType="begin"/>
+            </w:r>
+            <w:r>
+              <w:rPr>
+                <w:noProof/>
+                <w:webHidden/>
+              </w:rPr>
+              <w:instrText xml:space="preserve"> PAGEREF _Toc233746201 \h </w:instrText>
+            </w:r>
+            <w:r>
+              <w:rPr>
+                <w:noProof/>
+                <w:webHidden/>
+              </w:rPr>
+            </w:r>
+            <w:r>
+              <w:rPr>
+                <w:noProof/>
+                <w:webHidden/>
+              </w:rPr>
+              <w:fldChar w:fldCharType="separate"/>
+            </w:r>
+            <w:r>
+              <w:rPr>
+                <w:noProof/>
+                <w:webHidden/>
+              </w:rPr>
+              <w:t>14</w:t>
+            </w:r>
+            <w:r>
+              <w:rPr>
+                <w:noProof/>
+                <w:webHidden/>
+              </w:rPr>
+              <w:fldChar w:fldCharType="end"/>
+            </w:r>
+          </w:hyperlink>
+        </w:p>
+        <w:p>
+          <w:pPr>
+            <w:pStyle w:val="TOC3"/>
+            <w:tabs>
+              <w:tab w:val="left" w:pos="2999"/>
+              <w:tab w:val="right" w:leader="dot" w:pos="8786"/>
+            </w:tabs>
+            <w:rPr>
+              <w:rFonts w:eastAsiaTheme="minorEastAsia"/>
+              <w:noProof/>
+              <w:lang w:val="en-US"/>
+            </w:rPr>
+          </w:pPr>
+          <w:hyperlink w:anchor="_Toc233746202" w:history="1">
+            <w:r>
+              <w:rPr>
+                <w:rStyle w:val="Hyperlink"/>
+                <w:rFonts w:ascii="Times New Roman" w:eastAsia="Times New Roman" w:hAnsi="Times New Roman" w:cs="Times New Roman"/>
+                <w:noProof/>
+                <w:lang w:val="sv-SE"/>
+              </w:rPr>
+              <w:t xml:space="preserve">2.3.3. Association </w:t>
+            </w:r>
+            <w:r>
+              <w:rPr>
+                <w:rFonts w:eastAsiaTheme="minorEastAsia"/>
+                <w:noProof/>
                 <w:lang w:val="en-US"/>
               </w:rPr>
-              <w:t xml:space="preserve">2.3. </w:t>
+              <w:tab/>
+            </w:r>
+            <w:r>
+              <w:rPr>
+                <w:rStyle w:val="Hyperlink"/>
+                <w:rFonts w:ascii="Times New Roman" w:eastAsia="Times New Roman" w:hAnsi="Times New Roman" w:cs="Times New Roman"/>
+                <w:noProof/>
+                <w:lang w:val="sv-SE"/>
+              </w:rPr>
+              <w:t>Association merupakan garis penghubung yang menggambarkan hubungan antara aktor dengan use case dalam sistem.</w:t>
+            </w:r>
+            <w:r>
+              <w:rPr>
+                <w:noProof/>
+                <w:webHidden/>
+              </w:rPr>
+              <w:tab/>
+            </w:r>
+            <w:r>
+              <w:rPr>
+                <w:noProof/>
+                <w:webHidden/>
+              </w:rPr>
+              <w:fldChar w:fldCharType="begin"/>
+            </w:r>
+            <w:r>
+              <w:rPr>
+                <w:noProof/>
+                <w:webHidden/>
+              </w:rPr>
+              <w:instrText xml:space="preserve"> PAGEREF _Toc233746202 \h </w:instrText>
+            </w:r>
+            <w:r>
+              <w:rPr>
+                <w:noProof/>
+                <w:webHidden/>
+              </w:rPr>
+            </w:r>
+            <w:r>
+              <w:rPr>
+                <w:noProof/>
+                <w:webHidden/>
+              </w:rPr>
+              <w:fldChar w:fldCharType="separate"/>
+            </w:r>
+            <w:r>
+              <w:rPr>
+                <w:noProof/>
+                <w:webHidden/>
+              </w:rPr>
+              <w:t>14</w:t>
+            </w:r>
+            <w:r>
+              <w:rPr>
+                <w:noProof/>
+                <w:webHidden/>
+              </w:rPr>
+              <w:fldChar w:fldCharType="end"/>
+            </w:r>
+          </w:hyperlink>
+        </w:p>
+        <w:p>
+          <w:pPr>
+            <w:pStyle w:val="TOC2"/>
+            <w:tabs>
+              <w:tab w:val="right" w:leader="dot" w:pos="8786"/>
+            </w:tabs>
+            <w:rPr>
+              <w:rFonts w:eastAsiaTheme="minorEastAsia"/>
+              <w:noProof/>
+              <w:lang w:val="en-US"/>
+            </w:rPr>
+          </w:pPr>
+          <w:hyperlink w:anchor="_Toc233746203" w:history="1">
+            <w:r>
+              <w:rPr>
+                <w:rStyle w:val="Hyperlink"/>
+                <w:rFonts w:ascii="Times New Roman" w:eastAsia="Times New Roman" w:hAnsi="Times New Roman" w:cs="Times New Roman"/>
+                <w:noProof/>
+                <w:lang w:val="sv-SE"/>
+              </w:rPr>
+              <w:t xml:space="preserve">2.4. </w:t>
             </w:r>
             <w:r>
               <w:rPr>
@@ -8150,7 +8448,7 @@
                 <w:i/>
                 <w:iCs/>
                 <w:noProof/>
-                <w:lang w:val="en-US"/>
+                <w:lang w:val="sv-SE"/>
               </w:rPr>
               <w:t>Literature Review</w:t>
             </w:r>
@@ -8173,7 +8471,7 @@
                 <w:noProof/>
                 <w:webHidden/>
               </w:rPr>
-              <w:instrText xml:space="preserve"> PAGEREF _Toc233663164 \h </w:instrText>
+              <w:instrText xml:space="preserve"> PAGEREF _Toc233746203 \h </w:instrText>
             </w:r>
             <w:r>
               <w:rPr>
@@ -8193,7 +8491,7 @@
                 <w:noProof/>
                 <w:webHidden/>
               </w:rPr>
-              <w:t>14</w:t>
+              <w:t>15</w:t>
             </w:r>
             <w:r>
               <w:rPr>
@@ -8413,7 +8711,7 @@
           <w:lang w:val="en-US"/>
         </w:rPr>
       </w:pPr>
-      <w:bookmarkStart w:id="8" w:name="_Toc233663131"/>
+      <w:bookmarkStart w:id="8" w:name="_Toc233746166"/>
       <w:r>
         <w:rPr>
           <w:rFonts w:asciiTheme="majorBidi" w:eastAsia="Times New Roman" w:hAnsiTheme="majorBidi"/>
@@ -8502,7 +8800,7 @@
           <w:rFonts w:ascii="Times New Roman" w:eastAsia="Times New Roman" w:hAnsi="Times New Roman" w:cs="Times New Roman"/>
           <w:b/>
           <w:sz w:val="28"/>
-          <w:lang w:val="sv-SE"/>
+          <w:lang w:val="en-US"/>
         </w:rPr>
       </w:pPr>
     </w:p>
@@ -8515,7 +8813,7 @@
           <w:rFonts w:ascii="Times New Roman" w:eastAsia="Times New Roman" w:hAnsi="Times New Roman" w:cs="Times New Roman"/>
           <w:b/>
           <w:sz w:val="28"/>
-          <w:lang w:val="sv-SE"/>
+          <w:lang w:val="en-US"/>
         </w:rPr>
       </w:pPr>
     </w:p>
@@ -8528,7 +8826,7 @@
           <w:rFonts w:ascii="Times New Roman" w:eastAsia="Times New Roman" w:hAnsi="Times New Roman" w:cs="Times New Roman"/>
           <w:b/>
           <w:sz w:val="28"/>
-          <w:lang w:val="sv-SE"/>
+          <w:lang w:val="en-US"/>
         </w:rPr>
       </w:pPr>
     </w:p>
@@ -8541,7 +8839,7 @@
           <w:rFonts w:ascii="Times New Roman" w:eastAsia="Times New Roman" w:hAnsi="Times New Roman" w:cs="Times New Roman"/>
           <w:b/>
           <w:sz w:val="28"/>
-          <w:lang w:val="sv-SE"/>
+          <w:lang w:val="en-US"/>
         </w:rPr>
       </w:pPr>
     </w:p>
@@ -8554,7 +8852,7 @@
           <w:rFonts w:ascii="Times New Roman" w:eastAsia="Times New Roman" w:hAnsi="Times New Roman" w:cs="Times New Roman"/>
           <w:b/>
           <w:sz w:val="28"/>
-          <w:lang w:val="sv-SE"/>
+          <w:lang w:val="en-US"/>
         </w:rPr>
       </w:pPr>
     </w:p>
@@ -8573,7 +8871,7 @@
           <w:lang w:val="sv-SE"/>
         </w:rPr>
       </w:pPr>
-      <w:bookmarkStart w:id="9" w:name="_Toc233663132"/>
+      <w:bookmarkStart w:id="9" w:name="_Toc233746167"/>
       <w:r>
         <w:rPr>
           <w:rFonts w:asciiTheme="majorBidi" w:eastAsia="Times New Roman" w:hAnsiTheme="majorBidi"/>
@@ -9105,7 +9403,7 @@
           <w:lang w:val="sv-SE"/>
         </w:rPr>
       </w:pPr>
-      <w:bookmarkStart w:id="10" w:name="_Toc233663133"/>
+      <w:bookmarkStart w:id="10" w:name="_Toc233746168"/>
       <w:r>
         <w:rPr>
           <w:rFonts w:asciiTheme="majorBidi" w:eastAsia="Times New Roman" w:hAnsiTheme="majorBidi"/>
@@ -9468,7 +9766,7 @@
           <w:lang w:val="sv-SE"/>
         </w:rPr>
       </w:pPr>
-      <w:bookmarkStart w:id="11" w:name="_Toc233663134"/>
+      <w:bookmarkStart w:id="11" w:name="_Toc233746169"/>
       <w:r>
         <w:rPr>
           <w:rFonts w:asciiTheme="majorBidi" w:eastAsia="Times New Roman" w:hAnsiTheme="majorBidi"/>
@@ -9509,7 +9807,7 @@
           <w:lang w:val="sv-SE"/>
         </w:rPr>
       </w:pPr>
-      <w:bookmarkStart w:id="12" w:name="_Toc233663135"/>
+      <w:bookmarkStart w:id="12" w:name="_Toc233746170"/>
       <w:r>
         <w:rPr>
           <w:rFonts w:ascii="Times New Roman" w:eastAsia="Times New Roman" w:hAnsi="Times New Roman" w:cs="Times New Roman"/>
@@ -9947,7 +10245,27 @@
           <w:szCs w:val="24"/>
           <w:lang w:val="sv-SE"/>
         </w:rPr>
-        <w:t>Inovasi teknologi dalam manajemen penjualan melalui aplikasi Point of Sale (POS) terbukti dapat meningkatkan efisiensi pencatatan transaksi dan akurasi laporan keuangan pada UMKM</w:t>
+        <w:t>Inovasi teknologi dalam manajemen penjualan melalui aplikasi Point of Sale (</w:t>
+      </w:r>
+      <w:r>
+        <w:rPr>
+          <w:rFonts w:ascii="Times New Roman" w:eastAsia="Times New Roman" w:hAnsi="Times New Roman" w:cs="Times New Roman"/>
+          <w:i/>
+          <w:iCs/>
+          <w:sz w:val="24"/>
+          <w:szCs w:val="24"/>
+          <w:lang w:val="sv-SE"/>
+        </w:rPr>
+        <w:t>POS</w:t>
+      </w:r>
+      <w:r>
+        <w:rPr>
+          <w:rFonts w:ascii="Times New Roman" w:eastAsia="Times New Roman" w:hAnsi="Times New Roman" w:cs="Times New Roman"/>
+          <w:sz w:val="24"/>
+          <w:szCs w:val="24"/>
+          <w:lang w:val="sv-SE"/>
+        </w:rPr>
+        <w:t>) terbukti dapat meningkatkan efisiensi pencatatan transaksi dan akurasi laporan keuangan pada UMKM</w:t>
       </w:r>
       <w:r>
         <w:rPr>
@@ -10665,7 +10983,7 @@
           <w:lang w:val="sv-SE"/>
         </w:rPr>
       </w:pPr>
-      <w:bookmarkStart w:id="13" w:name="_Toc233663136"/>
+      <w:bookmarkStart w:id="13" w:name="_Toc233746171"/>
       <w:r>
         <w:rPr>
           <w:rFonts w:ascii="Times New Roman" w:eastAsia="Times New Roman" w:hAnsi="Times New Roman" w:cs="Times New Roman"/>
@@ -10937,7 +11255,7 @@
           <w:lang w:val="sv-SE"/>
         </w:rPr>
       </w:pPr>
-      <w:bookmarkStart w:id="14" w:name="_Toc233663137"/>
+      <w:bookmarkStart w:id="14" w:name="_Toc233746172"/>
       <w:r>
         <w:rPr>
           <w:rFonts w:ascii="Times New Roman" w:eastAsia="Times New Roman" w:hAnsi="Times New Roman" w:cs="Times New Roman"/>
@@ -11044,7 +11362,7 @@
           <w:lang w:val="sv-SE"/>
         </w:rPr>
       </w:pPr>
-      <w:bookmarkStart w:id="15" w:name="_Toc233663138"/>
+      <w:bookmarkStart w:id="15" w:name="_Toc233746173"/>
       <w:r>
         <w:rPr>
           <w:rFonts w:ascii="Times New Roman" w:eastAsia="Times New Roman" w:hAnsi="Times New Roman" w:cs="Times New Roman"/>
@@ -12045,7 +12363,7 @@
           <w:lang w:val="sv-SE"/>
         </w:rPr>
       </w:pPr>
-      <w:bookmarkStart w:id="16" w:name="_Toc233663139"/>
+      <w:bookmarkStart w:id="16" w:name="_Toc233746174"/>
       <w:r>
         <w:rPr>
           <w:rFonts w:ascii="Times New Roman" w:eastAsia="Times New Roman" w:hAnsi="Times New Roman" w:cs="Times New Roman"/>
@@ -12079,7 +12397,7 @@
           <w:lang w:val="sv-SE"/>
         </w:rPr>
       </w:pPr>
-      <w:bookmarkStart w:id="17" w:name="_Toc233663140"/>
+      <w:bookmarkStart w:id="17" w:name="_Toc233746175"/>
       <w:r>
         <w:rPr>
           <w:rFonts w:ascii="Times New Roman" w:eastAsia="Times New Roman" w:hAnsi="Times New Roman" w:cs="Times New Roman"/>
@@ -12178,7 +12496,7 @@
           <w:lang w:val="sv-SE"/>
         </w:rPr>
       </w:pPr>
-      <w:bookmarkStart w:id="18" w:name="_Toc233663141"/>
+      <w:bookmarkStart w:id="18" w:name="_Toc233746176"/>
       <w:r>
         <w:rPr>
           <w:rFonts w:ascii="Times New Roman" w:eastAsia="Times New Roman" w:hAnsi="Times New Roman" w:cs="Times New Roman"/>
@@ -12395,7 +12713,7 @@
           <w:lang w:val="sv-SE"/>
         </w:rPr>
       </w:pPr>
-      <w:bookmarkStart w:id="19" w:name="_Toc233663142"/>
+      <w:bookmarkStart w:id="19" w:name="_Toc233746177"/>
       <w:r>
         <w:rPr>
           <w:rFonts w:ascii="Times New Roman" w:eastAsia="Times New Roman" w:hAnsi="Times New Roman" w:cs="Times New Roman"/>
@@ -12446,9 +12764,10 @@
           <w:color w:val="auto"/>
           <w:sz w:val="24"/>
           <w:szCs w:val="24"/>
-        </w:rPr>
-      </w:pPr>
-      <w:bookmarkStart w:id="20" w:name="_Toc233663143"/>
+          <w:lang w:val="sv-SE"/>
+        </w:rPr>
+      </w:pPr>
+      <w:bookmarkStart w:id="20" w:name="_Toc233746178"/>
       <w:r>
         <w:rPr>
           <w:rFonts w:ascii="Times New Roman" w:eastAsia="Times New Roman" w:hAnsi="Times New Roman" w:cs="Times New Roman"/>
@@ -12505,6 +12824,7 @@
           <w:color w:val="auto"/>
           <w:sz w:val="24"/>
           <w:szCs w:val="24"/>
+          <w:lang w:val="sv-SE"/>
         </w:rPr>
         <w:t>Jenis Penelitian</w:t>
       </w:r>
@@ -12560,7 +12880,7 @@
           <w:lang w:val="sv-SE"/>
         </w:rPr>
       </w:pPr>
-      <w:bookmarkStart w:id="21" w:name="_Toc233663144"/>
+      <w:bookmarkStart w:id="21" w:name="_Toc233746179"/>
       <w:r>
         <w:rPr>
           <w:rFonts w:ascii="Times New Roman" w:eastAsia="Times New Roman" w:hAnsi="Times New Roman" w:cs="Times New Roman"/>
@@ -12799,7 +13119,7 @@
           <w:lang w:val="sv-SE"/>
         </w:rPr>
       </w:pPr>
-      <w:bookmarkStart w:id="22" w:name="_Toc233663145"/>
+      <w:bookmarkStart w:id="22" w:name="_Toc233746180"/>
       <w:r>
         <w:rPr>
           <w:rFonts w:ascii="Times New Roman" w:eastAsia="Times New Roman" w:hAnsi="Times New Roman" w:cs="Times New Roman"/>
@@ -12898,47 +13218,16 @@
           <w:szCs w:val="24"/>
           <w:lang w:val="sv-SE"/>
         </w:rPr>
-        <w:t xml:space="preserve">. Khasanah dan Sarmini (2023:103) menyatakan bahwa metode </w:t>
-      </w:r>
-      <w:r>
-        <w:rPr>
-          <w:rFonts w:ascii="Times New Roman" w:eastAsia="Times New Roman" w:hAnsi="Times New Roman" w:cs="Times New Roman"/>
-          <w:i/>
-          <w:iCs/>
-          <w:sz w:val="24"/>
-          <w:szCs w:val="24"/>
-          <w:lang w:val="sv-SE"/>
-        </w:rPr>
-        <w:t>Scrum</w:t>
-      </w:r>
-      <w:r>
-        <w:rPr>
-          <w:rFonts w:ascii="Times New Roman" w:eastAsia="Times New Roman" w:hAnsi="Times New Roman" w:cs="Times New Roman"/>
-          <w:sz w:val="24"/>
-          <w:szCs w:val="24"/>
-          <w:lang w:val="sv-SE"/>
-        </w:rPr>
-        <w:t xml:space="preserve"> terbukti efektif dalam pengembangan aplikasi </w:t>
-      </w:r>
-      <w:r>
-        <w:rPr>
-          <w:rFonts w:ascii="Times New Roman" w:eastAsia="Times New Roman" w:hAnsi="Times New Roman" w:cs="Times New Roman"/>
-          <w:i/>
-          <w:iCs/>
-          <w:sz w:val="24"/>
-          <w:szCs w:val="24"/>
-          <w:lang w:val="sv-SE"/>
-        </w:rPr>
-        <w:t>mobile</w:t>
-      </w:r>
-      <w:r>
-        <w:rPr>
-          <w:rFonts w:ascii="Times New Roman" w:eastAsia="Times New Roman" w:hAnsi="Times New Roman" w:cs="Times New Roman"/>
-          <w:sz w:val="24"/>
-          <w:szCs w:val="24"/>
-          <w:lang w:val="sv-SE"/>
-        </w:rPr>
-        <w:t xml:space="preserve"> karena </w:t>
+        <w:t xml:space="preserve">. </w:t>
+      </w:r>
+      <w:r>
+        <w:rPr>
+          <w:rFonts w:ascii="Times New Roman" w:eastAsia="Times New Roman" w:hAnsi="Times New Roman" w:cs="Times New Roman"/>
+          <w:sz w:val="24"/>
+          <w:szCs w:val="24"/>
+          <w:lang w:val="sv-SE"/>
+        </w:rPr>
+        <w:t xml:space="preserve">Metode Scrum terbukti efektif dalam pengembangan aplikasi mobile karena bersifat iteratif dan adaptif, sehingga memungkinkan tim </w:t>
       </w:r>
       <w:r>
         <w:rPr>
@@ -12948,37 +13237,62 @@
           <w:lang w:val="sv-SE"/>
         </w:rPr>
         <w:lastRenderedPageBreak/>
-        <w:t xml:space="preserve">pendekatannya yang bersifat </w:t>
-      </w:r>
-      <w:r>
-        <w:rPr>
-          <w:rFonts w:ascii="Times New Roman" w:eastAsia="Times New Roman" w:hAnsi="Times New Roman" w:cs="Times New Roman"/>
-          <w:i/>
-          <w:sz w:val="24"/>
-          <w:szCs w:val="24"/>
-          <w:lang w:val="sv-SE"/>
-        </w:rPr>
-        <w:t>iteratif</w:t>
-      </w:r>
-      <w:r>
-        <w:rPr>
-          <w:rFonts w:ascii="Times New Roman" w:eastAsia="Times New Roman" w:hAnsi="Times New Roman" w:cs="Times New Roman"/>
-          <w:sz w:val="24"/>
-          <w:szCs w:val="24"/>
-          <w:lang w:val="sv-SE"/>
-        </w:rPr>
-        <w:t xml:space="preserve"> dan adaptif, memungkinkan tim untuk merespons perubahan kebutuhan pengguna secara cepat di setiap akhir </w:t>
-      </w:r>
-      <w:r>
-        <w:rPr>
-          <w:rFonts w:ascii="Times New Roman" w:eastAsia="Times New Roman" w:hAnsi="Times New Roman" w:cs="Times New Roman"/>
-          <w:i/>
-          <w:iCs/>
-          <w:sz w:val="24"/>
-          <w:szCs w:val="24"/>
-          <w:lang w:val="sv-SE"/>
-        </w:rPr>
-        <w:t>sprint</w:t>
+        <w:t>merespons perubahan kebutuhan pengguna secara cepat pada setiap akhir sprint</w:t>
+      </w:r>
+      <w:r>
+        <w:rPr>
+          <w:rFonts w:ascii="Times New Roman" w:eastAsia="Times New Roman" w:hAnsi="Times New Roman" w:cs="Times New Roman"/>
+          <w:sz w:val="24"/>
+          <w:szCs w:val="24"/>
+          <w:lang w:val="sv-SE"/>
+        </w:rPr>
+        <w:t xml:space="preserve"> </w:t>
+      </w:r>
+      <w:r>
+        <w:rPr>
+          <w:rFonts w:ascii="Times New Roman" w:eastAsia="Times New Roman" w:hAnsi="Times New Roman" w:cs="Times New Roman"/>
+          <w:sz w:val="24"/>
+          <w:szCs w:val="24"/>
+          <w:lang w:val="sv-SE"/>
+        </w:rPr>
+        <w:fldChar w:fldCharType="begin" w:fldLock="1"/>
+      </w:r>
+      <w:r>
+        <w:rPr>
+          <w:rFonts w:ascii="Times New Roman" w:eastAsia="Times New Roman" w:hAnsi="Times New Roman" w:cs="Times New Roman"/>
+          <w:sz w:val="24"/>
+          <w:szCs w:val="24"/>
+          <w:lang w:val="sv-SE"/>
+        </w:rPr>
+        <w:instrText>ADDIN CSL_CITATION {"citationItems":[{"id":"ITEM-1","itemData":{"id":"ITEM-1","issued":{"date-parts":[["2023"]]},"page":"103","title":"Khasanah dan Sarmini","type":"article-journal"},"uris":["http://www.mendeley.com/documents/?uuid=13795008-e2e0-4292-8dc4-131b1e82f495"]}],"mendeley":{"formattedCitation":"[5]","plainTextFormattedCitation":"[5]","previouslyFormattedCitation":"[5]"},"properties":{"noteIndex":0},"schema":"https://github.com/citation-style-language/schema/raw/master/csl-citation.json"}</w:instrText>
+      </w:r>
+      <w:r>
+        <w:rPr>
+          <w:rFonts w:ascii="Times New Roman" w:eastAsia="Times New Roman" w:hAnsi="Times New Roman" w:cs="Times New Roman"/>
+          <w:sz w:val="24"/>
+          <w:szCs w:val="24"/>
+          <w:lang w:val="sv-SE"/>
+        </w:rPr>
+        <w:fldChar w:fldCharType="separate"/>
+      </w:r>
+      <w:r>
+        <w:rPr>
+          <w:rFonts w:ascii="Times New Roman" w:eastAsia="Times New Roman" w:hAnsi="Times New Roman" w:cs="Times New Roman"/>
+          <w:noProof/>
+          <w:sz w:val="24"/>
+          <w:szCs w:val="24"/>
+          <w:lang w:val="sv-SE"/>
+        </w:rPr>
+        <w:t>[5]</w:t>
+      </w:r>
+      <w:r>
+        <w:rPr>
+          <w:rFonts w:ascii="Times New Roman" w:eastAsia="Times New Roman" w:hAnsi="Times New Roman" w:cs="Times New Roman"/>
+          <w:sz w:val="24"/>
+          <w:szCs w:val="24"/>
+          <w:lang w:val="sv-SE"/>
+        </w:rPr>
+        <w:fldChar w:fldCharType="end"/>
       </w:r>
       <w:r>
         <w:rPr>
@@ -13296,7 +13610,7 @@
           <w:lang w:val="sv-SE"/>
         </w:rPr>
       </w:pPr>
-      <w:bookmarkStart w:id="23" w:name="_Toc233663146"/>
+      <w:bookmarkStart w:id="23" w:name="_Toc233746181"/>
       <w:r>
         <w:rPr>
           <w:rFonts w:ascii="Times New Roman" w:eastAsia="Times New Roman" w:hAnsi="Times New Roman" w:cs="Times New Roman"/>
@@ -13715,7 +14029,7 @@
           <w:lang w:val="sv-SE"/>
         </w:rPr>
       </w:pPr>
-      <w:bookmarkStart w:id="24" w:name="_Toc233663147"/>
+      <w:bookmarkStart w:id="24" w:name="_Toc233746182"/>
       <w:r>
         <w:rPr>
           <w:rFonts w:asciiTheme="majorBidi" w:eastAsia="Times New Roman" w:hAnsiTheme="majorBidi"/>
@@ -13768,7 +14082,7 @@
           <w:lang w:val="sv-SE"/>
         </w:rPr>
       </w:pPr>
-      <w:bookmarkStart w:id="25" w:name="_Toc233663148"/>
+      <w:bookmarkStart w:id="25" w:name="_Toc233746183"/>
       <w:r>
         <w:rPr>
           <w:rFonts w:ascii="Times New Roman" w:eastAsia="Times New Roman" w:hAnsi="Times New Roman" w:cs="Times New Roman"/>
@@ -13842,7 +14156,7 @@
           <w:lang w:val="sv-SE"/>
         </w:rPr>
       </w:pPr>
-      <w:bookmarkStart w:id="26" w:name="_Toc233663149"/>
+      <w:bookmarkStart w:id="26" w:name="_Toc233746184"/>
       <w:r>
         <w:rPr>
           <w:rFonts w:ascii="Times New Roman" w:eastAsia="Times New Roman" w:hAnsi="Times New Roman" w:cs="Times New Roman"/>
@@ -14107,7 +14421,7 @@
           <w:lang w:val="sv-SE"/>
         </w:rPr>
       </w:pPr>
-      <w:bookmarkStart w:id="27" w:name="_Toc233663150"/>
+      <w:bookmarkStart w:id="27" w:name="_Toc233746185"/>
       <w:r>
         <w:rPr>
           <w:rFonts w:ascii="Times New Roman" w:eastAsia="Times New Roman" w:hAnsi="Times New Roman" w:cs="Times New Roman"/>
@@ -14623,7 +14937,7 @@
           <w:lang w:val="sv-SE"/>
         </w:rPr>
       </w:pPr>
-      <w:bookmarkStart w:id="28" w:name="_Toc233663151"/>
+      <w:bookmarkStart w:id="28" w:name="_Toc233746186"/>
       <w:r>
         <w:rPr>
           <w:rFonts w:ascii="Times New Roman" w:eastAsia="Times New Roman" w:hAnsi="Times New Roman" w:cs="Times New Roman"/>
@@ -15061,7 +15375,7 @@
           <w:lang w:val="sv-SE"/>
         </w:rPr>
       </w:pPr>
-      <w:bookmarkStart w:id="29" w:name="_Toc233663152"/>
+      <w:bookmarkStart w:id="29" w:name="_Toc233746187"/>
       <w:r>
         <w:rPr>
           <w:rFonts w:ascii="Times New Roman" w:eastAsia="Times New Roman" w:hAnsi="Times New Roman" w:cs="Times New Roman"/>
@@ -15409,7 +15723,7 @@
           <w:lang w:val="sv-SE"/>
         </w:rPr>
       </w:pPr>
-      <w:bookmarkStart w:id="30" w:name="_Toc233663153"/>
+      <w:bookmarkStart w:id="30" w:name="_Toc233746188"/>
       <w:r>
         <w:rPr>
           <w:rFonts w:ascii="Times New Roman" w:eastAsia="Times New Roman" w:hAnsi="Times New Roman" w:cs="Times New Roman"/>
@@ -15770,7 +16084,31 @@
           <w:lang w:val="sv-SE"/>
           <w14:ligatures w14:val="none"/>
         </w:rPr>
-        <w:t xml:space="preserve">Aplikasi Point of Sale berbasis Android yang dikembangkan menggunakan Flutter mampu menampilkan laporan transaksi penjualan, menghitung stok makanan, mencetak struk transaksi, serta mengekspor catatan penjualan dalam format Excel </w:t>
+        <w:t xml:space="preserve">Aplikasi Point of Sale berbasis Android yang dikembangkan menggunakan </w:t>
+      </w:r>
+      <w:r>
+        <w:rPr>
+          <w:rFonts w:ascii="Times New Roman" w:eastAsia="Times New Roman" w:hAnsi="Times New Roman" w:cs="Times New Roman"/>
+          <w:i/>
+          <w:iCs/>
+          <w:kern w:val="0"/>
+          <w:sz w:val="24"/>
+          <w:szCs w:val="24"/>
+          <w:lang w:val="sv-SE"/>
+          <w14:ligatures w14:val="none"/>
+        </w:rPr>
+        <w:t>Flutter</w:t>
+      </w:r>
+      <w:r>
+        <w:rPr>
+          <w:rFonts w:ascii="Times New Roman" w:eastAsia="Times New Roman" w:hAnsi="Times New Roman" w:cs="Times New Roman"/>
+          <w:kern w:val="0"/>
+          <w:sz w:val="24"/>
+          <w:szCs w:val="24"/>
+          <w:lang w:val="sv-SE"/>
+          <w14:ligatures w14:val="none"/>
+        </w:rPr>
+        <w:t xml:space="preserve"> mampu menampilkan laporan transaksi penjualan, menghitung stok makanan, mencetak struk transaksi, serta mengekspor catatan penjualan dalam format Excel </w:t>
       </w:r>
       <w:r>
         <w:rPr>
@@ -16360,7 +16698,7 @@
           <w:lang w:val="sv-SE"/>
         </w:rPr>
       </w:pPr>
-      <w:bookmarkStart w:id="31" w:name="_Toc233663154"/>
+      <w:bookmarkStart w:id="31" w:name="_Toc233746189"/>
       <w:r>
         <w:rPr>
           <w:rFonts w:ascii="Times New Roman" w:eastAsia="Times New Roman" w:hAnsi="Times New Roman" w:cs="Times New Roman"/>
@@ -16873,7 +17211,7 @@
         </w:rPr>
         <w:t xml:space="preserve"> </w:t>
       </w:r>
-      <w:bookmarkStart w:id="32" w:name="_Toc233663155"/>
+      <w:bookmarkStart w:id="32" w:name="_Toc233746190"/>
       <w:r>
         <w:rPr>
           <w:rFonts w:ascii="Times New Roman" w:eastAsia="Times New Roman" w:hAnsi="Times New Roman" w:cs="Times New Roman"/>
@@ -16964,17 +17302,17 @@
           <w:color w:val="auto"/>
           <w:sz w:val="24"/>
           <w:szCs w:val="24"/>
-          <w:lang w:val="sv-SE"/>
-        </w:rPr>
-      </w:pPr>
-      <w:bookmarkStart w:id="33" w:name="_Toc233663156"/>
+          <w:lang w:val="en-US"/>
+        </w:rPr>
+      </w:pPr>
+      <w:bookmarkStart w:id="33" w:name="_Toc233746191"/>
       <w:r>
         <w:rPr>
           <w:rFonts w:ascii="Times New Roman" w:eastAsia="Times New Roman" w:hAnsi="Times New Roman" w:cs="Times New Roman"/>
           <w:color w:val="auto"/>
           <w:sz w:val="24"/>
           <w:szCs w:val="24"/>
-          <w:lang w:val="sv-SE"/>
+          <w:lang w:val="en-US"/>
         </w:rPr>
         <w:t>2.2.</w:t>
       </w:r>
@@ -16984,7 +17322,7 @@
           <w:color w:val="auto"/>
           <w:sz w:val="24"/>
           <w:szCs w:val="24"/>
-          <w:lang w:val="sv-SE"/>
+          <w:lang w:val="en-US"/>
         </w:rPr>
         <w:t>1</w:t>
       </w:r>
@@ -16994,10 +17332,11 @@
           <w:color w:val="auto"/>
           <w:sz w:val="24"/>
           <w:szCs w:val="24"/>
-          <w:lang w:val="sv-SE"/>
+          <w:lang w:val="en-US"/>
         </w:rPr>
         <w:t xml:space="preserve">. </w:t>
       </w:r>
+      <w:proofErr w:type="spellStart"/>
       <w:r>
         <w:rPr>
           <w:rFonts w:ascii="Times New Roman" w:eastAsia="Times New Roman" w:hAnsi="Times New Roman" w:cs="Times New Roman"/>
@@ -17006,11 +17345,12 @@
           <w:color w:val="auto"/>
           <w:sz w:val="24"/>
           <w:szCs w:val="24"/>
-          <w:lang w:val="sv-SE"/>
+          <w:lang w:val="en-US"/>
         </w:rPr>
         <w:t>Supabase</w:t>
       </w:r>
       <w:bookmarkEnd w:id="33"/>
+      <w:proofErr w:type="spellEnd"/>
     </w:p>
     <w:p>
       <w:pPr>
@@ -17030,6 +17370,8 @@
       <w:r>
         <w:rPr>
           <w:rFonts w:ascii="Times New Roman" w:eastAsia="Times New Roman" w:hAnsi="Times New Roman" w:cs="Times New Roman"/>
+          <w:i/>
+          <w:iCs/>
           <w:kern w:val="0"/>
           <w:sz w:val="24"/>
           <w:szCs w:val="24"/>
@@ -17239,6 +17581,8 @@
       <w:r>
         <w:rPr>
           <w:rFonts w:ascii="Times New Roman" w:eastAsia="Times New Roman" w:hAnsi="Times New Roman" w:cs="Times New Roman"/>
+          <w:i/>
+          <w:iCs/>
           <w:kern w:val="0"/>
           <w:sz w:val="24"/>
           <w:szCs w:val="24"/>
@@ -17262,6 +17606,8 @@
       <w:r>
         <w:rPr>
           <w:rFonts w:ascii="Times New Roman" w:eastAsia="Times New Roman" w:hAnsi="Times New Roman" w:cs="Times New Roman"/>
+          <w:i/>
+          <w:iCs/>
           <w:kern w:val="0"/>
           <w:sz w:val="24"/>
           <w:szCs w:val="24"/>
@@ -17574,6 +17920,8 @@
       <w:r>
         <w:rPr>
           <w:rFonts w:ascii="Times New Roman" w:eastAsia="Times New Roman" w:hAnsi="Times New Roman" w:cs="Times New Roman"/>
+          <w:i/>
+          <w:iCs/>
           <w:kern w:val="0"/>
           <w:sz w:val="24"/>
           <w:szCs w:val="24"/>
@@ -17592,17 +17940,30 @@
           <w:lang w:val="en-US"/>
           <w14:ligatures w14:val="none"/>
         </w:rPr>
-        <w:t xml:space="preserve"> Auth</w:t>
-      </w:r>
-      <w:r>
-        <w:rPr>
-          <w:rFonts w:ascii="Times New Roman" w:eastAsia="Times New Roman" w:hAnsi="Times New Roman" w:cs="Times New Roman"/>
+        <w:t xml:space="preserve"> </w:t>
+      </w:r>
+      <w:r>
+        <w:rPr>
+          <w:rFonts w:ascii="Times New Roman" w:eastAsia="Times New Roman" w:hAnsi="Times New Roman" w:cs="Times New Roman"/>
+          <w:i/>
+          <w:iCs/>
           <w:kern w:val="0"/>
           <w:sz w:val="24"/>
           <w:szCs w:val="24"/>
           <w:lang w:val="en-US"/>
           <w14:ligatures w14:val="none"/>
         </w:rPr>
+        <w:t>Auth</w:t>
+      </w:r>
+      <w:r>
+        <w:rPr>
+          <w:rFonts w:ascii="Times New Roman" w:eastAsia="Times New Roman" w:hAnsi="Times New Roman" w:cs="Times New Roman"/>
+          <w:kern w:val="0"/>
+          <w:sz w:val="24"/>
+          <w:szCs w:val="24"/>
+          <w:lang w:val="en-US"/>
+          <w14:ligatures w14:val="none"/>
+        </w:rPr>
         <w:t xml:space="preserve">), basis data </w:t>
       </w:r>
       <w:proofErr w:type="spellStart"/>
@@ -17632,6 +17993,8 @@
       <w:r>
         <w:rPr>
           <w:rFonts w:ascii="Times New Roman" w:eastAsia="Times New Roman" w:hAnsi="Times New Roman" w:cs="Times New Roman"/>
+          <w:i/>
+          <w:iCs/>
           <w:kern w:val="0"/>
           <w:sz w:val="24"/>
           <w:szCs w:val="24"/>
@@ -17679,6 +18042,8 @@
       <w:r>
         <w:rPr>
           <w:rFonts w:ascii="Times New Roman" w:eastAsia="Times New Roman" w:hAnsi="Times New Roman" w:cs="Times New Roman"/>
+          <w:i/>
+          <w:iCs/>
           <w:kern w:val="0"/>
           <w:sz w:val="24"/>
           <w:szCs w:val="24"/>
@@ -17697,17 +18062,30 @@
           <w:lang w:val="en-US"/>
           <w14:ligatures w14:val="none"/>
         </w:rPr>
-        <w:t xml:space="preserve"> Storage</w:t>
-      </w:r>
-      <w:r>
-        <w:rPr>
-          <w:rFonts w:ascii="Times New Roman" w:eastAsia="Times New Roman" w:hAnsi="Times New Roman" w:cs="Times New Roman"/>
+        <w:t xml:space="preserve"> </w:t>
+      </w:r>
+      <w:r>
+        <w:rPr>
+          <w:rFonts w:ascii="Times New Roman" w:eastAsia="Times New Roman" w:hAnsi="Times New Roman" w:cs="Times New Roman"/>
+          <w:i/>
+          <w:iCs/>
           <w:kern w:val="0"/>
           <w:sz w:val="24"/>
           <w:szCs w:val="24"/>
           <w:lang w:val="en-US"/>
           <w14:ligatures w14:val="none"/>
         </w:rPr>
+        <w:t>Storage</w:t>
+      </w:r>
+      <w:r>
+        <w:rPr>
+          <w:rFonts w:ascii="Times New Roman" w:eastAsia="Times New Roman" w:hAnsi="Times New Roman" w:cs="Times New Roman"/>
+          <w:kern w:val="0"/>
+          <w:sz w:val="24"/>
+          <w:szCs w:val="24"/>
+          <w:lang w:val="en-US"/>
+          <w14:ligatures w14:val="none"/>
+        </w:rPr>
         <w:t xml:space="preserve">), </w:t>
       </w:r>
       <w:proofErr w:type="spellStart"/>
@@ -17923,6 +18301,8 @@
       <w:r>
         <w:rPr>
           <w:rFonts w:ascii="Times New Roman" w:eastAsia="Times New Roman" w:hAnsi="Times New Roman" w:cs="Times New Roman"/>
+          <w:i/>
+          <w:iCs/>
           <w:kern w:val="0"/>
           <w:sz w:val="24"/>
           <w:szCs w:val="24"/>
@@ -17940,7 +18320,31 @@
           <w:lang w:val="sv-SE"/>
           <w14:ligatures w14:val="none"/>
         </w:rPr>
-        <w:t xml:space="preserve"> sering disebut sebagai alternatif sumber terbuka dari Firebase yang menggunakan SQL </w:t>
+        <w:t xml:space="preserve"> sering disebut sebagai alternatif sumber terbuka dari Firebase yang menggunakan </w:t>
+      </w:r>
+      <w:r>
+        <w:rPr>
+          <w:rFonts w:ascii="Times New Roman" w:eastAsia="Times New Roman" w:hAnsi="Times New Roman" w:cs="Times New Roman"/>
+          <w:i/>
+          <w:iCs/>
+          <w:kern w:val="0"/>
+          <w:sz w:val="24"/>
+          <w:szCs w:val="24"/>
+          <w:lang w:val="sv-SE"/>
+          <w14:ligatures w14:val="none"/>
+        </w:rPr>
+        <w:t>SQL</w:t>
+      </w:r>
+      <w:r>
+        <w:rPr>
+          <w:rFonts w:ascii="Times New Roman" w:eastAsia="Times New Roman" w:hAnsi="Times New Roman" w:cs="Times New Roman"/>
+          <w:kern w:val="0"/>
+          <w:sz w:val="24"/>
+          <w:szCs w:val="24"/>
+          <w:lang w:val="sv-SE"/>
+          <w14:ligatures w14:val="none"/>
+        </w:rPr>
+        <w:t xml:space="preserve"> </w:t>
       </w:r>
       <w:r>
         <w:rPr>
@@ -18020,76 +18424,28 @@
           <w:kern w:val="0"/>
           <w:sz w:val="24"/>
           <w:szCs w:val="24"/>
-          <w:lang w:val="en-US"/>
-          <w14:ligatures w14:val="none"/>
-        </w:rPr>
-      </w:pPr>
-      <w:r>
-        <w:rPr>
-          <w:rFonts w:ascii="Times New Roman" w:eastAsia="Times New Roman" w:hAnsi="Times New Roman" w:cs="Times New Roman"/>
-          <w:kern w:val="0"/>
-          <w:sz w:val="24"/>
-          <w:szCs w:val="24"/>
-          <w:lang w:val="en-US"/>
-          <w14:ligatures w14:val="none"/>
-        </w:rPr>
-        <w:t xml:space="preserve">Dalam </w:t>
-      </w:r>
-      <w:proofErr w:type="spellStart"/>
-      <w:r>
-        <w:rPr>
-          <w:rFonts w:ascii="Times New Roman" w:eastAsia="Times New Roman" w:hAnsi="Times New Roman" w:cs="Times New Roman"/>
-          <w:kern w:val="0"/>
-          <w:sz w:val="24"/>
-          <w:szCs w:val="24"/>
-          <w:lang w:val="en-US"/>
-          <w14:ligatures w14:val="none"/>
-        </w:rPr>
-        <w:t>pengembangan</w:t>
-      </w:r>
-      <w:proofErr w:type="spellEnd"/>
-      <w:r>
-        <w:rPr>
-          <w:rFonts w:ascii="Times New Roman" w:eastAsia="Times New Roman" w:hAnsi="Times New Roman" w:cs="Times New Roman"/>
-          <w:kern w:val="0"/>
-          <w:sz w:val="24"/>
-          <w:szCs w:val="24"/>
-          <w:lang w:val="en-US"/>
-          <w14:ligatures w14:val="none"/>
-        </w:rPr>
-        <w:t xml:space="preserve"> </w:t>
-      </w:r>
-      <w:proofErr w:type="spellStart"/>
-      <w:r>
-        <w:rPr>
-          <w:rFonts w:ascii="Times New Roman" w:eastAsia="Times New Roman" w:hAnsi="Times New Roman" w:cs="Times New Roman"/>
-          <w:kern w:val="0"/>
-          <w:sz w:val="24"/>
-          <w:szCs w:val="24"/>
-          <w:lang w:val="en-US"/>
-          <w14:ligatures w14:val="none"/>
-        </w:rPr>
-        <w:t>aplikasi</w:t>
-      </w:r>
-      <w:proofErr w:type="spellEnd"/>
-      <w:r>
-        <w:rPr>
-          <w:rFonts w:ascii="Times New Roman" w:eastAsia="Times New Roman" w:hAnsi="Times New Roman" w:cs="Times New Roman"/>
-          <w:kern w:val="0"/>
-          <w:sz w:val="24"/>
-          <w:szCs w:val="24"/>
-          <w:lang w:val="en-US"/>
-          <w14:ligatures w14:val="none"/>
-        </w:rPr>
-        <w:t xml:space="preserve"> </w:t>
-      </w:r>
-      <w:r>
-        <w:rPr>
-          <w:rFonts w:ascii="Times New Roman" w:eastAsia="Times New Roman" w:hAnsi="Times New Roman" w:cs="Times New Roman"/>
-          <w:kern w:val="0"/>
-          <w:sz w:val="24"/>
-          <w:szCs w:val="24"/>
-          <w:lang w:val="en-US"/>
+          <w:lang w:val="sv-SE"/>
+          <w14:ligatures w14:val="none"/>
+        </w:rPr>
+      </w:pPr>
+      <w:r>
+        <w:rPr>
+          <w:rFonts w:ascii="Times New Roman" w:eastAsia="Times New Roman" w:hAnsi="Times New Roman" w:cs="Times New Roman"/>
+          <w:kern w:val="0"/>
+          <w:sz w:val="24"/>
+          <w:szCs w:val="24"/>
+          <w:lang w:val="sv-SE"/>
+          <w14:ligatures w14:val="none"/>
+        </w:rPr>
+        <w:t xml:space="preserve">Dalam pengembangan aplikasi </w:t>
+      </w:r>
+      <w:r>
+        <w:rPr>
+          <w:rFonts w:ascii="Times New Roman" w:eastAsia="Times New Roman" w:hAnsi="Times New Roman" w:cs="Times New Roman"/>
+          <w:kern w:val="0"/>
+          <w:sz w:val="24"/>
+          <w:szCs w:val="24"/>
+          <w:lang w:val="sv-SE"/>
           <w14:ligatures w14:val="none"/>
         </w:rPr>
         <w:t>mobile</w:t>
@@ -18100,42 +18456,20 @@
           <w:kern w:val="0"/>
           <w:sz w:val="24"/>
           <w:szCs w:val="24"/>
-          <w:lang w:val="en-US"/>
-          <w14:ligatures w14:val="none"/>
-        </w:rPr>
-        <w:t xml:space="preserve"> </w:t>
-      </w:r>
-      <w:proofErr w:type="spellStart"/>
-      <w:r>
-        <w:rPr>
-          <w:rFonts w:ascii="Times New Roman" w:eastAsia="Times New Roman" w:hAnsi="Times New Roman" w:cs="Times New Roman"/>
-          <w:kern w:val="0"/>
-          <w:sz w:val="24"/>
-          <w:szCs w:val="24"/>
-          <w:lang w:val="en-US"/>
-          <w14:ligatures w14:val="none"/>
-        </w:rPr>
-        <w:t>dengan</w:t>
-      </w:r>
-      <w:proofErr w:type="spellEnd"/>
-      <w:r>
-        <w:rPr>
-          <w:rFonts w:ascii="Times New Roman" w:eastAsia="Times New Roman" w:hAnsi="Times New Roman" w:cs="Times New Roman"/>
-          <w:kern w:val="0"/>
-          <w:sz w:val="24"/>
-          <w:szCs w:val="24"/>
-          <w:lang w:val="en-US"/>
-          <w14:ligatures w14:val="none"/>
-        </w:rPr>
-        <w:t xml:space="preserve"> </w:t>
-      </w:r>
-      <w:r>
-        <w:rPr>
-          <w:rFonts w:ascii="Times New Roman" w:eastAsia="Times New Roman" w:hAnsi="Times New Roman" w:cs="Times New Roman"/>
-          <w:kern w:val="0"/>
-          <w:sz w:val="24"/>
-          <w:szCs w:val="24"/>
-          <w:lang w:val="en-US"/>
+          <w:lang w:val="sv-SE"/>
+          <w14:ligatures w14:val="none"/>
+        </w:rPr>
+        <w:t xml:space="preserve"> dengan </w:t>
+      </w:r>
+      <w:r>
+        <w:rPr>
+          <w:rFonts w:ascii="Times New Roman" w:eastAsia="Times New Roman" w:hAnsi="Times New Roman" w:cs="Times New Roman"/>
+          <w:i/>
+          <w:iCs/>
+          <w:kern w:val="0"/>
+          <w:sz w:val="24"/>
+          <w:szCs w:val="24"/>
+          <w:lang w:val="sv-SE"/>
           <w14:ligatures w14:val="none"/>
         </w:rPr>
         <w:t>Flutter</w:t>
@@ -18146,66 +18480,42 @@
           <w:kern w:val="0"/>
           <w:sz w:val="24"/>
           <w:szCs w:val="24"/>
-          <w:lang w:val="en-US"/>
+          <w:lang w:val="sv-SE"/>
           <w14:ligatures w14:val="none"/>
         </w:rPr>
         <w:t xml:space="preserve">, </w:t>
       </w:r>
-      <w:proofErr w:type="spellStart"/>
-      <w:r>
-        <w:rPr>
-          <w:rFonts w:ascii="Times New Roman" w:eastAsia="Times New Roman" w:hAnsi="Times New Roman" w:cs="Times New Roman"/>
-          <w:kern w:val="0"/>
-          <w:sz w:val="24"/>
-          <w:szCs w:val="24"/>
-          <w:lang w:val="en-US"/>
+      <w:r>
+        <w:rPr>
+          <w:rFonts w:ascii="Times New Roman" w:eastAsia="Times New Roman" w:hAnsi="Times New Roman" w:cs="Times New Roman"/>
+          <w:i/>
+          <w:iCs/>
+          <w:kern w:val="0"/>
+          <w:sz w:val="24"/>
+          <w:szCs w:val="24"/>
+          <w:lang w:val="sv-SE"/>
           <w14:ligatures w14:val="none"/>
         </w:rPr>
         <w:t>Supabase</w:t>
       </w:r>
-      <w:proofErr w:type="spellEnd"/>
-      <w:r>
-        <w:rPr>
-          <w:rFonts w:ascii="Times New Roman" w:eastAsia="Times New Roman" w:hAnsi="Times New Roman" w:cs="Times New Roman"/>
-          <w:kern w:val="0"/>
-          <w:sz w:val="24"/>
-          <w:szCs w:val="24"/>
-          <w:lang w:val="en-US"/>
-          <w14:ligatures w14:val="none"/>
-        </w:rPr>
-        <w:t xml:space="preserve"> </w:t>
-      </w:r>
-      <w:proofErr w:type="spellStart"/>
-      <w:r>
-        <w:rPr>
-          <w:rFonts w:ascii="Times New Roman" w:eastAsia="Times New Roman" w:hAnsi="Times New Roman" w:cs="Times New Roman"/>
-          <w:kern w:val="0"/>
-          <w:sz w:val="24"/>
-          <w:szCs w:val="24"/>
-          <w:lang w:val="en-US"/>
-          <w14:ligatures w14:val="none"/>
-        </w:rPr>
-        <w:t>menyediakan</w:t>
-      </w:r>
-      <w:proofErr w:type="spellEnd"/>
-      <w:r>
-        <w:rPr>
-          <w:rFonts w:ascii="Times New Roman" w:eastAsia="Times New Roman" w:hAnsi="Times New Roman" w:cs="Times New Roman"/>
-          <w:kern w:val="0"/>
-          <w:sz w:val="24"/>
-          <w:szCs w:val="24"/>
-          <w:lang w:val="en-US"/>
-          <w14:ligatures w14:val="none"/>
-        </w:rPr>
-        <w:t xml:space="preserve"> </w:t>
-      </w:r>
-      <w:r>
-        <w:rPr>
-          <w:rFonts w:ascii="Times New Roman" w:eastAsia="Times New Roman" w:hAnsi="Times New Roman" w:cs="Times New Roman"/>
-          <w:kern w:val="0"/>
-          <w:sz w:val="24"/>
-          <w:szCs w:val="24"/>
-          <w:lang w:val="en-US"/>
+      <w:r>
+        <w:rPr>
+          <w:rFonts w:ascii="Times New Roman" w:eastAsia="Times New Roman" w:hAnsi="Times New Roman" w:cs="Times New Roman"/>
+          <w:kern w:val="0"/>
+          <w:sz w:val="24"/>
+          <w:szCs w:val="24"/>
+          <w:lang w:val="sv-SE"/>
+          <w14:ligatures w14:val="none"/>
+        </w:rPr>
+        <w:t xml:space="preserve"> menyediakan </w:t>
+      </w:r>
+      <w:r>
+        <w:rPr>
+          <w:rFonts w:ascii="Times New Roman" w:eastAsia="Times New Roman" w:hAnsi="Times New Roman" w:cs="Times New Roman"/>
+          <w:kern w:val="0"/>
+          <w:sz w:val="24"/>
+          <w:szCs w:val="24"/>
+          <w:lang w:val="sv-SE"/>
           <w14:ligatures w14:val="none"/>
         </w:rPr>
         <w:t>SDK</w:t>
@@ -18216,234 +18526,90 @@
           <w:kern w:val="0"/>
           <w:sz w:val="24"/>
           <w:szCs w:val="24"/>
-          <w:lang w:val="en-US"/>
-          <w14:ligatures w14:val="none"/>
-        </w:rPr>
-        <w:t xml:space="preserve"> </w:t>
-      </w:r>
-      <w:proofErr w:type="spellStart"/>
-      <w:r>
-        <w:rPr>
-          <w:rFonts w:ascii="Times New Roman" w:eastAsia="Times New Roman" w:hAnsi="Times New Roman" w:cs="Times New Roman"/>
-          <w:kern w:val="0"/>
-          <w:sz w:val="24"/>
-          <w:szCs w:val="24"/>
-          <w:lang w:val="en-US"/>
-          <w14:ligatures w14:val="none"/>
-        </w:rPr>
-        <w:t>resmi</w:t>
-      </w:r>
-      <w:proofErr w:type="spellEnd"/>
-      <w:r>
-        <w:rPr>
-          <w:rFonts w:ascii="Times New Roman" w:eastAsia="Times New Roman" w:hAnsi="Times New Roman" w:cs="Times New Roman"/>
-          <w:kern w:val="0"/>
-          <w:sz w:val="24"/>
-          <w:szCs w:val="24"/>
-          <w:lang w:val="en-US"/>
-          <w14:ligatures w14:val="none"/>
-        </w:rPr>
-        <w:t xml:space="preserve"> </w:t>
-      </w:r>
-      <w:proofErr w:type="spellStart"/>
-      <w:r>
-        <w:rPr>
-          <w:rFonts w:ascii="Times New Roman" w:eastAsia="Times New Roman" w:hAnsi="Times New Roman" w:cs="Times New Roman"/>
-          <w:kern w:val="0"/>
-          <w:sz w:val="24"/>
-          <w:szCs w:val="24"/>
-          <w:lang w:val="en-US"/>
-          <w14:ligatures w14:val="none"/>
-        </w:rPr>
-        <w:t>bernama</w:t>
-      </w:r>
-      <w:proofErr w:type="spellEnd"/>
-      <w:r>
-        <w:rPr>
-          <w:rFonts w:ascii="Times New Roman" w:eastAsia="Times New Roman" w:hAnsi="Times New Roman" w:cs="Times New Roman"/>
-          <w:kern w:val="0"/>
-          <w:sz w:val="24"/>
-          <w:szCs w:val="24"/>
-          <w:lang w:val="en-US"/>
-          <w14:ligatures w14:val="none"/>
-        </w:rPr>
-        <w:t xml:space="preserve"> </w:t>
-      </w:r>
-      <w:proofErr w:type="spellStart"/>
-      <w:r>
-        <w:rPr>
-          <w:rFonts w:ascii="Times New Roman" w:eastAsia="Times New Roman" w:hAnsi="Times New Roman" w:cs="Times New Roman"/>
-          <w:kern w:val="0"/>
-          <w:sz w:val="24"/>
-          <w:szCs w:val="24"/>
-          <w:lang w:val="en-US"/>
-          <w14:ligatures w14:val="none"/>
-        </w:rPr>
-        <w:t>Supabase_flutter</w:t>
-      </w:r>
-      <w:proofErr w:type="spellEnd"/>
-      <w:r>
-        <w:rPr>
-          <w:rFonts w:ascii="Times New Roman" w:eastAsia="Times New Roman" w:hAnsi="Times New Roman" w:cs="Times New Roman"/>
-          <w:kern w:val="0"/>
-          <w:sz w:val="24"/>
-          <w:szCs w:val="24"/>
-          <w:lang w:val="en-US"/>
-          <w14:ligatures w14:val="none"/>
-        </w:rPr>
-        <w:t xml:space="preserve"> yang </w:t>
-      </w:r>
-      <w:proofErr w:type="spellStart"/>
-      <w:r>
-        <w:rPr>
-          <w:rFonts w:ascii="Times New Roman" w:eastAsia="Times New Roman" w:hAnsi="Times New Roman" w:cs="Times New Roman"/>
-          <w:kern w:val="0"/>
-          <w:sz w:val="24"/>
-          <w:szCs w:val="24"/>
-          <w:lang w:val="en-US"/>
-          <w14:ligatures w14:val="none"/>
-        </w:rPr>
-        <w:t>memudahkan</w:t>
-      </w:r>
-      <w:proofErr w:type="spellEnd"/>
-      <w:r>
-        <w:rPr>
-          <w:rFonts w:ascii="Times New Roman" w:eastAsia="Times New Roman" w:hAnsi="Times New Roman" w:cs="Times New Roman"/>
-          <w:kern w:val="0"/>
-          <w:sz w:val="24"/>
-          <w:szCs w:val="24"/>
-          <w:lang w:val="en-US"/>
-          <w14:ligatures w14:val="none"/>
-        </w:rPr>
-        <w:t xml:space="preserve"> </w:t>
-      </w:r>
-      <w:proofErr w:type="spellStart"/>
-      <w:r>
-        <w:rPr>
-          <w:rFonts w:ascii="Times New Roman" w:eastAsia="Times New Roman" w:hAnsi="Times New Roman" w:cs="Times New Roman"/>
-          <w:kern w:val="0"/>
-          <w:sz w:val="24"/>
-          <w:szCs w:val="24"/>
-          <w:lang w:val="en-US"/>
-          <w14:ligatures w14:val="none"/>
-        </w:rPr>
-        <w:t>integrasi</w:t>
-      </w:r>
-      <w:proofErr w:type="spellEnd"/>
-      <w:r>
-        <w:rPr>
-          <w:rFonts w:ascii="Times New Roman" w:eastAsia="Times New Roman" w:hAnsi="Times New Roman" w:cs="Times New Roman"/>
-          <w:kern w:val="0"/>
-          <w:sz w:val="24"/>
-          <w:szCs w:val="24"/>
-          <w:lang w:val="en-US"/>
-          <w14:ligatures w14:val="none"/>
-        </w:rPr>
-        <w:t xml:space="preserve"> </w:t>
-      </w:r>
-      <w:proofErr w:type="spellStart"/>
-      <w:r>
-        <w:rPr>
-          <w:rFonts w:ascii="Times New Roman" w:eastAsia="Times New Roman" w:hAnsi="Times New Roman" w:cs="Times New Roman"/>
-          <w:kern w:val="0"/>
-          <w:sz w:val="24"/>
-          <w:szCs w:val="24"/>
-          <w:lang w:val="en-US"/>
+          <w:lang w:val="sv-SE"/>
+          <w14:ligatures w14:val="none"/>
+        </w:rPr>
+        <w:t xml:space="preserve"> resmi bernama </w:t>
+      </w:r>
+      <w:r>
+        <w:rPr>
+          <w:rFonts w:ascii="Times New Roman" w:eastAsia="Times New Roman" w:hAnsi="Times New Roman" w:cs="Times New Roman"/>
+          <w:i/>
+          <w:iCs/>
+          <w:kern w:val="0"/>
+          <w:sz w:val="24"/>
+          <w:szCs w:val="24"/>
+          <w:lang w:val="sv-SE"/>
+          <w14:ligatures w14:val="none"/>
+        </w:rPr>
+        <w:t>Supabase</w:t>
+      </w:r>
+      <w:r>
+        <w:rPr>
+          <w:rFonts w:ascii="Times New Roman" w:eastAsia="Times New Roman" w:hAnsi="Times New Roman" w:cs="Times New Roman"/>
+          <w:kern w:val="0"/>
+          <w:sz w:val="24"/>
+          <w:szCs w:val="24"/>
+          <w:lang w:val="sv-SE"/>
+          <w14:ligatures w14:val="none"/>
+        </w:rPr>
+        <w:t>_</w:t>
+      </w:r>
+      <w:r>
+        <w:rPr>
+          <w:rFonts w:ascii="Times New Roman" w:eastAsia="Times New Roman" w:hAnsi="Times New Roman" w:cs="Times New Roman"/>
+          <w:i/>
+          <w:iCs/>
+          <w:kern w:val="0"/>
+          <w:sz w:val="24"/>
+          <w:szCs w:val="24"/>
+          <w:lang w:val="sv-SE"/>
+          <w14:ligatures w14:val="none"/>
+        </w:rPr>
+        <w:t>flutter</w:t>
+      </w:r>
+      <w:r>
+        <w:rPr>
+          <w:rFonts w:ascii="Times New Roman" w:eastAsia="Times New Roman" w:hAnsi="Times New Roman" w:cs="Times New Roman"/>
+          <w:kern w:val="0"/>
+          <w:sz w:val="24"/>
+          <w:szCs w:val="24"/>
+          <w:lang w:val="sv-SE"/>
+          <w14:ligatures w14:val="none"/>
+        </w:rPr>
+        <w:t xml:space="preserve"> yang memudahkan integrasi </w:t>
+      </w:r>
+      <w:r>
+        <w:rPr>
+          <w:rFonts w:ascii="Times New Roman" w:eastAsia="Times New Roman" w:hAnsi="Times New Roman" w:cs="Times New Roman"/>
+          <w:kern w:val="0"/>
+          <w:sz w:val="24"/>
+          <w:szCs w:val="24"/>
+          <w:lang w:val="sv-SE"/>
           <w14:ligatures w14:val="none"/>
         </w:rPr>
         <w:t>autentikasi</w:t>
       </w:r>
-      <w:proofErr w:type="spellEnd"/>
-      <w:r>
-        <w:rPr>
-          <w:rFonts w:ascii="Times New Roman" w:eastAsia="Times New Roman" w:hAnsi="Times New Roman" w:cs="Times New Roman"/>
-          <w:kern w:val="0"/>
-          <w:sz w:val="24"/>
-          <w:szCs w:val="24"/>
-          <w:lang w:val="en-US"/>
-          <w14:ligatures w14:val="none"/>
-        </w:rPr>
-        <w:t xml:space="preserve">, </w:t>
-      </w:r>
-      <w:proofErr w:type="spellStart"/>
-      <w:r>
-        <w:rPr>
-          <w:rFonts w:ascii="Times New Roman" w:eastAsia="Times New Roman" w:hAnsi="Times New Roman" w:cs="Times New Roman"/>
-          <w:kern w:val="0"/>
-          <w:sz w:val="24"/>
-          <w:szCs w:val="24"/>
-          <w:lang w:val="en-US"/>
-          <w14:ligatures w14:val="none"/>
-        </w:rPr>
-        <w:t>operasi</w:t>
-      </w:r>
-      <w:proofErr w:type="spellEnd"/>
-      <w:r>
-        <w:rPr>
-          <w:rFonts w:ascii="Times New Roman" w:eastAsia="Times New Roman" w:hAnsi="Times New Roman" w:cs="Times New Roman"/>
-          <w:kern w:val="0"/>
-          <w:sz w:val="24"/>
-          <w:szCs w:val="24"/>
-          <w:lang w:val="en-US"/>
-          <w14:ligatures w14:val="none"/>
-        </w:rPr>
-        <w:t xml:space="preserve"> basis data, dan </w:t>
-      </w:r>
-      <w:proofErr w:type="spellStart"/>
-      <w:r>
-        <w:rPr>
-          <w:rFonts w:ascii="Times New Roman" w:eastAsia="Times New Roman" w:hAnsi="Times New Roman" w:cs="Times New Roman"/>
-          <w:kern w:val="0"/>
-          <w:sz w:val="24"/>
-          <w:szCs w:val="24"/>
-          <w:lang w:val="en-US"/>
-          <w14:ligatures w14:val="none"/>
-        </w:rPr>
-        <w:t>keamanan</w:t>
-      </w:r>
-      <w:proofErr w:type="spellEnd"/>
-      <w:r>
-        <w:rPr>
-          <w:rFonts w:ascii="Times New Roman" w:eastAsia="Times New Roman" w:hAnsi="Times New Roman" w:cs="Times New Roman"/>
-          <w:kern w:val="0"/>
-          <w:sz w:val="24"/>
-          <w:szCs w:val="24"/>
-          <w:lang w:val="en-US"/>
-          <w14:ligatures w14:val="none"/>
-        </w:rPr>
-        <w:t xml:space="preserve"> data </w:t>
-      </w:r>
-      <w:proofErr w:type="spellStart"/>
-      <w:r>
-        <w:rPr>
-          <w:rFonts w:ascii="Times New Roman" w:eastAsia="Times New Roman" w:hAnsi="Times New Roman" w:cs="Times New Roman"/>
-          <w:kern w:val="0"/>
-          <w:sz w:val="24"/>
-          <w:szCs w:val="24"/>
-          <w:lang w:val="en-US"/>
-          <w14:ligatures w14:val="none"/>
-        </w:rPr>
-        <w:t>melalui</w:t>
-      </w:r>
-      <w:proofErr w:type="spellEnd"/>
-      <w:r>
-        <w:rPr>
-          <w:rFonts w:ascii="Times New Roman" w:eastAsia="Times New Roman" w:hAnsi="Times New Roman" w:cs="Times New Roman"/>
-          <w:kern w:val="0"/>
-          <w:sz w:val="24"/>
-          <w:szCs w:val="24"/>
-          <w:lang w:val="en-US"/>
-          <w14:ligatures w14:val="none"/>
-        </w:rPr>
-        <w:t xml:space="preserve"> </w:t>
-      </w:r>
-      <w:r>
-        <w:rPr>
-          <w:rFonts w:ascii="Times New Roman" w:eastAsia="Times New Roman" w:hAnsi="Times New Roman" w:cs="Times New Roman"/>
-          <w:kern w:val="0"/>
-          <w:sz w:val="24"/>
-          <w:szCs w:val="24"/>
-          <w:lang w:val="en-US"/>
+      <w:r>
+        <w:rPr>
+          <w:rFonts w:ascii="Times New Roman" w:eastAsia="Times New Roman" w:hAnsi="Times New Roman" w:cs="Times New Roman"/>
+          <w:kern w:val="0"/>
+          <w:sz w:val="24"/>
+          <w:szCs w:val="24"/>
+          <w:lang w:val="sv-SE"/>
+          <w14:ligatures w14:val="none"/>
+        </w:rPr>
+        <w:t xml:space="preserve">, operasi basis data, dan keamanan data melalui </w:t>
+      </w:r>
+      <w:r>
+        <w:rPr>
+          <w:rFonts w:ascii="Times New Roman" w:eastAsia="Times New Roman" w:hAnsi="Times New Roman" w:cs="Times New Roman"/>
+          <w:i/>
+          <w:iCs/>
+          <w:kern w:val="0"/>
+          <w:sz w:val="24"/>
+          <w:szCs w:val="24"/>
+          <w:lang w:val="sv-SE"/>
           <w14:ligatures w14:val="none"/>
         </w:rPr>
         <w:t>Row Level Security</w:t>
@@ -18454,234 +18620,44 @@
           <w:kern w:val="0"/>
           <w:sz w:val="24"/>
           <w:szCs w:val="24"/>
-          <w:lang w:val="en-US"/>
-          <w14:ligatures w14:val="none"/>
-        </w:rPr>
-        <w:t xml:space="preserve">. </w:t>
-      </w:r>
-      <w:proofErr w:type="spellStart"/>
-      <w:r>
-        <w:rPr>
-          <w:rFonts w:ascii="Times New Roman" w:eastAsia="Times New Roman" w:hAnsi="Times New Roman" w:cs="Times New Roman"/>
-          <w:kern w:val="0"/>
-          <w:sz w:val="24"/>
-          <w:szCs w:val="24"/>
-          <w:lang w:val="en-US"/>
-          <w14:ligatures w14:val="none"/>
-        </w:rPr>
-        <w:t>Seperti</w:t>
-      </w:r>
-      <w:proofErr w:type="spellEnd"/>
-      <w:r>
-        <w:rPr>
-          <w:rFonts w:ascii="Times New Roman" w:eastAsia="Times New Roman" w:hAnsi="Times New Roman" w:cs="Times New Roman"/>
-          <w:kern w:val="0"/>
-          <w:sz w:val="24"/>
-          <w:szCs w:val="24"/>
-          <w:lang w:val="en-US"/>
-          <w14:ligatures w14:val="none"/>
-        </w:rPr>
-        <w:t xml:space="preserve"> yang </w:t>
-      </w:r>
-      <w:proofErr w:type="spellStart"/>
-      <w:r>
-        <w:rPr>
-          <w:rFonts w:ascii="Times New Roman" w:eastAsia="Times New Roman" w:hAnsi="Times New Roman" w:cs="Times New Roman"/>
-          <w:kern w:val="0"/>
-          <w:sz w:val="24"/>
-          <w:szCs w:val="24"/>
-          <w:lang w:val="en-US"/>
-          <w14:ligatures w14:val="none"/>
-        </w:rPr>
-        <w:t>dipaparkan</w:t>
-      </w:r>
-      <w:proofErr w:type="spellEnd"/>
-      <w:r>
-        <w:rPr>
-          <w:rFonts w:ascii="Times New Roman" w:eastAsia="Times New Roman" w:hAnsi="Times New Roman" w:cs="Times New Roman"/>
-          <w:kern w:val="0"/>
-          <w:sz w:val="24"/>
-          <w:szCs w:val="24"/>
-          <w:lang w:val="en-US"/>
-          <w14:ligatures w14:val="none"/>
-        </w:rPr>
-        <w:t xml:space="preserve"> </w:t>
-      </w:r>
-      <w:proofErr w:type="spellStart"/>
-      <w:r>
-        <w:rPr>
-          <w:rFonts w:ascii="Times New Roman" w:eastAsia="Times New Roman" w:hAnsi="Times New Roman" w:cs="Times New Roman"/>
-          <w:kern w:val="0"/>
-          <w:sz w:val="24"/>
-          <w:szCs w:val="24"/>
-          <w:lang w:val="en-US"/>
-          <w14:ligatures w14:val="none"/>
-        </w:rPr>
-        <w:t>dalam</w:t>
-      </w:r>
-      <w:proofErr w:type="spellEnd"/>
-      <w:r>
-        <w:rPr>
-          <w:rFonts w:ascii="Times New Roman" w:eastAsia="Times New Roman" w:hAnsi="Times New Roman" w:cs="Times New Roman"/>
-          <w:kern w:val="0"/>
-          <w:sz w:val="24"/>
-          <w:szCs w:val="24"/>
-          <w:lang w:val="en-US"/>
-          <w14:ligatures w14:val="none"/>
-        </w:rPr>
-        <w:t xml:space="preserve"> </w:t>
-      </w:r>
-      <w:proofErr w:type="spellStart"/>
-      <w:r>
-        <w:rPr>
-          <w:rFonts w:ascii="Times New Roman" w:eastAsia="Times New Roman" w:hAnsi="Times New Roman" w:cs="Times New Roman"/>
-          <w:kern w:val="0"/>
-          <w:sz w:val="24"/>
-          <w:szCs w:val="24"/>
-          <w:lang w:val="en-US"/>
-          <w14:ligatures w14:val="none"/>
-        </w:rPr>
-        <w:t>dokumentasi</w:t>
-      </w:r>
-      <w:proofErr w:type="spellEnd"/>
-      <w:r>
-        <w:rPr>
-          <w:rFonts w:ascii="Times New Roman" w:eastAsia="Times New Roman" w:hAnsi="Times New Roman" w:cs="Times New Roman"/>
-          <w:kern w:val="0"/>
-          <w:sz w:val="24"/>
-          <w:szCs w:val="24"/>
-          <w:lang w:val="en-US"/>
-          <w14:ligatures w14:val="none"/>
-        </w:rPr>
-        <w:t xml:space="preserve"> </w:t>
-      </w:r>
-      <w:proofErr w:type="spellStart"/>
-      <w:r>
-        <w:rPr>
-          <w:rFonts w:ascii="Times New Roman" w:eastAsia="Times New Roman" w:hAnsi="Times New Roman" w:cs="Times New Roman"/>
-          <w:kern w:val="0"/>
-          <w:sz w:val="24"/>
-          <w:szCs w:val="24"/>
-          <w:lang w:val="en-US"/>
-          <w14:ligatures w14:val="none"/>
-        </w:rPr>
-        <w:t>resmi</w:t>
-      </w:r>
-      <w:proofErr w:type="spellEnd"/>
-      <w:r>
-        <w:rPr>
-          <w:rFonts w:ascii="Times New Roman" w:eastAsia="Times New Roman" w:hAnsi="Times New Roman" w:cs="Times New Roman"/>
-          <w:kern w:val="0"/>
-          <w:sz w:val="24"/>
-          <w:szCs w:val="24"/>
-          <w:lang w:val="en-US"/>
-          <w14:ligatures w14:val="none"/>
-        </w:rPr>
-        <w:t xml:space="preserve"> </w:t>
-      </w:r>
-      <w:proofErr w:type="spellStart"/>
-      <w:r>
-        <w:rPr>
-          <w:rFonts w:ascii="Times New Roman" w:eastAsia="Times New Roman" w:hAnsi="Times New Roman" w:cs="Times New Roman"/>
-          <w:kern w:val="0"/>
-          <w:sz w:val="24"/>
-          <w:szCs w:val="24"/>
-          <w:lang w:val="en-US"/>
+          <w:lang w:val="sv-SE"/>
+          <w14:ligatures w14:val="none"/>
+        </w:rPr>
+        <w:t xml:space="preserve">. Seperti yang dipaparkan dalam dokumentasi resmi </w:t>
+      </w:r>
+      <w:r>
+        <w:rPr>
+          <w:rFonts w:ascii="Times New Roman" w:eastAsia="Times New Roman" w:hAnsi="Times New Roman" w:cs="Times New Roman"/>
+          <w:i/>
+          <w:iCs/>
+          <w:kern w:val="0"/>
+          <w:sz w:val="24"/>
+          <w:szCs w:val="24"/>
+          <w:lang w:val="sv-SE"/>
           <w14:ligatures w14:val="none"/>
         </w:rPr>
         <w:t>Supabase</w:t>
       </w:r>
-      <w:proofErr w:type="spellEnd"/>
-      <w:r>
-        <w:rPr>
-          <w:rFonts w:ascii="Times New Roman" w:eastAsia="Times New Roman" w:hAnsi="Times New Roman" w:cs="Times New Roman"/>
-          <w:kern w:val="0"/>
-          <w:sz w:val="24"/>
-          <w:szCs w:val="24"/>
-          <w:lang w:val="en-US"/>
-          <w14:ligatures w14:val="none"/>
-        </w:rPr>
-        <w:t xml:space="preserve"> (2024), </w:t>
-      </w:r>
-      <w:proofErr w:type="spellStart"/>
-      <w:r>
-        <w:rPr>
-          <w:rFonts w:ascii="Times New Roman" w:eastAsia="Times New Roman" w:hAnsi="Times New Roman" w:cs="Times New Roman"/>
-          <w:kern w:val="0"/>
-          <w:sz w:val="24"/>
-          <w:szCs w:val="24"/>
-          <w:lang w:val="en-US"/>
-          <w14:ligatures w14:val="none"/>
-        </w:rPr>
-        <w:t>setiap</w:t>
-      </w:r>
-      <w:proofErr w:type="spellEnd"/>
-      <w:r>
-        <w:rPr>
-          <w:rFonts w:ascii="Times New Roman" w:eastAsia="Times New Roman" w:hAnsi="Times New Roman" w:cs="Times New Roman"/>
-          <w:kern w:val="0"/>
-          <w:sz w:val="24"/>
-          <w:szCs w:val="24"/>
-          <w:lang w:val="en-US"/>
-          <w14:ligatures w14:val="none"/>
-        </w:rPr>
-        <w:t xml:space="preserve"> </w:t>
-      </w:r>
-      <w:proofErr w:type="spellStart"/>
-      <w:r>
-        <w:rPr>
-          <w:rFonts w:ascii="Times New Roman" w:eastAsia="Times New Roman" w:hAnsi="Times New Roman" w:cs="Times New Roman"/>
-          <w:kern w:val="0"/>
-          <w:sz w:val="24"/>
-          <w:szCs w:val="24"/>
-          <w:lang w:val="en-US"/>
-          <w14:ligatures w14:val="none"/>
-        </w:rPr>
-        <w:t>tabel</w:t>
-      </w:r>
-      <w:proofErr w:type="spellEnd"/>
-      <w:r>
-        <w:rPr>
-          <w:rFonts w:ascii="Times New Roman" w:eastAsia="Times New Roman" w:hAnsi="Times New Roman" w:cs="Times New Roman"/>
-          <w:kern w:val="0"/>
-          <w:sz w:val="24"/>
-          <w:szCs w:val="24"/>
-          <w:lang w:val="en-US"/>
-          <w14:ligatures w14:val="none"/>
-        </w:rPr>
-        <w:t xml:space="preserve"> yang </w:t>
-      </w:r>
-      <w:proofErr w:type="spellStart"/>
-      <w:r>
-        <w:rPr>
-          <w:rFonts w:ascii="Times New Roman" w:eastAsia="Times New Roman" w:hAnsi="Times New Roman" w:cs="Times New Roman"/>
-          <w:kern w:val="0"/>
-          <w:sz w:val="24"/>
-          <w:szCs w:val="24"/>
-          <w:lang w:val="en-US"/>
-          <w14:ligatures w14:val="none"/>
-        </w:rPr>
-        <w:t>dibuat</w:t>
-      </w:r>
-      <w:proofErr w:type="spellEnd"/>
-      <w:r>
-        <w:rPr>
-          <w:rFonts w:ascii="Times New Roman" w:eastAsia="Times New Roman" w:hAnsi="Times New Roman" w:cs="Times New Roman"/>
-          <w:kern w:val="0"/>
-          <w:sz w:val="24"/>
-          <w:szCs w:val="24"/>
-          <w:lang w:val="en-US"/>
-          <w14:ligatures w14:val="none"/>
-        </w:rPr>
-        <w:t xml:space="preserve"> di </w:t>
-      </w:r>
-      <w:r>
-        <w:rPr>
-          <w:rFonts w:ascii="Times New Roman" w:eastAsia="Times New Roman" w:hAnsi="Times New Roman" w:cs="Times New Roman"/>
-          <w:kern w:val="0"/>
-          <w:sz w:val="24"/>
-          <w:szCs w:val="24"/>
-          <w:lang w:val="en-US"/>
+      <w:r>
+        <w:rPr>
+          <w:rFonts w:ascii="Times New Roman" w:eastAsia="Times New Roman" w:hAnsi="Times New Roman" w:cs="Times New Roman"/>
+          <w:kern w:val="0"/>
+          <w:sz w:val="24"/>
+          <w:szCs w:val="24"/>
+          <w:lang w:val="sv-SE"/>
+          <w14:ligatures w14:val="none"/>
+        </w:rPr>
+        <w:t xml:space="preserve"> (2024), setiap tabel yang dibuat di </w:t>
+      </w:r>
+      <w:r>
+        <w:rPr>
+          <w:rFonts w:ascii="Times New Roman" w:eastAsia="Times New Roman" w:hAnsi="Times New Roman" w:cs="Times New Roman"/>
+          <w:i/>
+          <w:iCs/>
+          <w:kern w:val="0"/>
+          <w:sz w:val="24"/>
+          <w:szCs w:val="24"/>
+          <w:lang w:val="sv-SE"/>
           <w14:ligatures w14:val="none"/>
         </w:rPr>
         <w:t>PostgreSQL</w:t>
@@ -18692,90 +18668,18 @@
           <w:kern w:val="0"/>
           <w:sz w:val="24"/>
           <w:szCs w:val="24"/>
-          <w:lang w:val="en-US"/>
-          <w14:ligatures w14:val="none"/>
-        </w:rPr>
-        <w:t xml:space="preserve"> </w:t>
-      </w:r>
-      <w:proofErr w:type="spellStart"/>
-      <w:r>
-        <w:rPr>
-          <w:rFonts w:ascii="Times New Roman" w:eastAsia="Times New Roman" w:hAnsi="Times New Roman" w:cs="Times New Roman"/>
-          <w:kern w:val="0"/>
-          <w:sz w:val="24"/>
-          <w:szCs w:val="24"/>
-          <w:lang w:val="en-US"/>
-          <w14:ligatures w14:val="none"/>
-        </w:rPr>
-        <w:t>secara</w:t>
-      </w:r>
-      <w:proofErr w:type="spellEnd"/>
-      <w:r>
-        <w:rPr>
-          <w:rFonts w:ascii="Times New Roman" w:eastAsia="Times New Roman" w:hAnsi="Times New Roman" w:cs="Times New Roman"/>
-          <w:kern w:val="0"/>
-          <w:sz w:val="24"/>
-          <w:szCs w:val="24"/>
-          <w:lang w:val="en-US"/>
-          <w14:ligatures w14:val="none"/>
-        </w:rPr>
-        <w:t xml:space="preserve"> </w:t>
-      </w:r>
-      <w:proofErr w:type="spellStart"/>
-      <w:r>
-        <w:rPr>
-          <w:rFonts w:ascii="Times New Roman" w:eastAsia="Times New Roman" w:hAnsi="Times New Roman" w:cs="Times New Roman"/>
-          <w:kern w:val="0"/>
-          <w:sz w:val="24"/>
-          <w:szCs w:val="24"/>
-          <w:lang w:val="en-US"/>
-          <w14:ligatures w14:val="none"/>
-        </w:rPr>
-        <w:t>otomatis</w:t>
-      </w:r>
-      <w:proofErr w:type="spellEnd"/>
-      <w:r>
-        <w:rPr>
-          <w:rFonts w:ascii="Times New Roman" w:eastAsia="Times New Roman" w:hAnsi="Times New Roman" w:cs="Times New Roman"/>
-          <w:kern w:val="0"/>
-          <w:sz w:val="24"/>
-          <w:szCs w:val="24"/>
-          <w:lang w:val="en-US"/>
-          <w14:ligatures w14:val="none"/>
-        </w:rPr>
-        <w:t xml:space="preserve"> </w:t>
-      </w:r>
-      <w:proofErr w:type="spellStart"/>
-      <w:r>
-        <w:rPr>
-          <w:rFonts w:ascii="Times New Roman" w:eastAsia="Times New Roman" w:hAnsi="Times New Roman" w:cs="Times New Roman"/>
-          <w:kern w:val="0"/>
-          <w:sz w:val="24"/>
-          <w:szCs w:val="24"/>
-          <w:lang w:val="en-US"/>
-          <w14:ligatures w14:val="none"/>
-        </w:rPr>
-        <w:t>menghasilkan</w:t>
-      </w:r>
-      <w:proofErr w:type="spellEnd"/>
-      <w:r>
-        <w:rPr>
-          <w:rFonts w:ascii="Times New Roman" w:eastAsia="Times New Roman" w:hAnsi="Times New Roman" w:cs="Times New Roman"/>
-          <w:kern w:val="0"/>
-          <w:sz w:val="24"/>
-          <w:szCs w:val="24"/>
-          <w:lang w:val="en-US"/>
-          <w14:ligatures w14:val="none"/>
-        </w:rPr>
-        <w:t xml:space="preserve"> </w:t>
-      </w:r>
-      <w:r>
-        <w:rPr>
-          <w:rFonts w:ascii="Times New Roman" w:eastAsia="Times New Roman" w:hAnsi="Times New Roman" w:cs="Times New Roman"/>
-          <w:kern w:val="0"/>
-          <w:sz w:val="24"/>
-          <w:szCs w:val="24"/>
-          <w:lang w:val="en-US"/>
+          <w:lang w:val="sv-SE"/>
+          <w14:ligatures w14:val="none"/>
+        </w:rPr>
+        <w:t xml:space="preserve"> secara otomatis menghasilkan </w:t>
+      </w:r>
+      <w:r>
+        <w:rPr>
+          <w:rFonts w:ascii="Times New Roman" w:eastAsia="Times New Roman" w:hAnsi="Times New Roman" w:cs="Times New Roman"/>
+          <w:kern w:val="0"/>
+          <w:sz w:val="24"/>
+          <w:szCs w:val="24"/>
+          <w:lang w:val="sv-SE"/>
           <w14:ligatures w14:val="none"/>
         </w:rPr>
         <w:t>REST API</w:t>
@@ -18786,138 +18690,18 @@
           <w:kern w:val="0"/>
           <w:sz w:val="24"/>
           <w:szCs w:val="24"/>
-          <w:lang w:val="en-US"/>
-          <w14:ligatures w14:val="none"/>
-        </w:rPr>
-        <w:t xml:space="preserve"> </w:t>
-      </w:r>
-      <w:proofErr w:type="spellStart"/>
-      <w:r>
-        <w:rPr>
-          <w:rFonts w:ascii="Times New Roman" w:eastAsia="Times New Roman" w:hAnsi="Times New Roman" w:cs="Times New Roman"/>
-          <w:kern w:val="0"/>
-          <w:sz w:val="24"/>
-          <w:szCs w:val="24"/>
-          <w:lang w:val="en-US"/>
-          <w14:ligatures w14:val="none"/>
-        </w:rPr>
-        <w:t>sehingga</w:t>
-      </w:r>
-      <w:proofErr w:type="spellEnd"/>
-      <w:r>
-        <w:rPr>
-          <w:rFonts w:ascii="Times New Roman" w:eastAsia="Times New Roman" w:hAnsi="Times New Roman" w:cs="Times New Roman"/>
-          <w:kern w:val="0"/>
-          <w:sz w:val="24"/>
-          <w:szCs w:val="24"/>
-          <w:lang w:val="en-US"/>
-          <w14:ligatures w14:val="none"/>
-        </w:rPr>
-        <w:t xml:space="preserve"> </w:t>
-      </w:r>
-      <w:proofErr w:type="spellStart"/>
-      <w:r>
-        <w:rPr>
-          <w:rFonts w:ascii="Times New Roman" w:eastAsia="Times New Roman" w:hAnsi="Times New Roman" w:cs="Times New Roman"/>
-          <w:kern w:val="0"/>
-          <w:sz w:val="24"/>
-          <w:szCs w:val="24"/>
-          <w:lang w:val="en-US"/>
-          <w14:ligatures w14:val="none"/>
-        </w:rPr>
-        <w:t>pengembang</w:t>
-      </w:r>
-      <w:proofErr w:type="spellEnd"/>
-      <w:r>
-        <w:rPr>
-          <w:rFonts w:ascii="Times New Roman" w:eastAsia="Times New Roman" w:hAnsi="Times New Roman" w:cs="Times New Roman"/>
-          <w:kern w:val="0"/>
-          <w:sz w:val="24"/>
-          <w:szCs w:val="24"/>
-          <w:lang w:val="en-US"/>
-          <w14:ligatures w14:val="none"/>
-        </w:rPr>
-        <w:t xml:space="preserve"> </w:t>
-      </w:r>
-      <w:proofErr w:type="spellStart"/>
-      <w:r>
-        <w:rPr>
-          <w:rFonts w:ascii="Times New Roman" w:eastAsia="Times New Roman" w:hAnsi="Times New Roman" w:cs="Times New Roman"/>
-          <w:kern w:val="0"/>
-          <w:sz w:val="24"/>
-          <w:szCs w:val="24"/>
-          <w:lang w:val="en-US"/>
-          <w14:ligatures w14:val="none"/>
-        </w:rPr>
-        <w:t>tidak</w:t>
-      </w:r>
-      <w:proofErr w:type="spellEnd"/>
-      <w:r>
-        <w:rPr>
-          <w:rFonts w:ascii="Times New Roman" w:eastAsia="Times New Roman" w:hAnsi="Times New Roman" w:cs="Times New Roman"/>
-          <w:kern w:val="0"/>
-          <w:sz w:val="24"/>
-          <w:szCs w:val="24"/>
-          <w:lang w:val="en-US"/>
-          <w14:ligatures w14:val="none"/>
-        </w:rPr>
-        <w:t xml:space="preserve"> </w:t>
-      </w:r>
-      <w:proofErr w:type="spellStart"/>
-      <w:r>
-        <w:rPr>
-          <w:rFonts w:ascii="Times New Roman" w:eastAsia="Times New Roman" w:hAnsi="Times New Roman" w:cs="Times New Roman"/>
-          <w:kern w:val="0"/>
-          <w:sz w:val="24"/>
-          <w:szCs w:val="24"/>
-          <w:lang w:val="en-US"/>
-          <w14:ligatures w14:val="none"/>
-        </w:rPr>
-        <w:t>perlu</w:t>
-      </w:r>
-      <w:proofErr w:type="spellEnd"/>
-      <w:r>
-        <w:rPr>
-          <w:rFonts w:ascii="Times New Roman" w:eastAsia="Times New Roman" w:hAnsi="Times New Roman" w:cs="Times New Roman"/>
-          <w:kern w:val="0"/>
-          <w:sz w:val="24"/>
-          <w:szCs w:val="24"/>
-          <w:lang w:val="en-US"/>
-          <w14:ligatures w14:val="none"/>
-        </w:rPr>
-        <w:t xml:space="preserve"> </w:t>
-      </w:r>
-      <w:proofErr w:type="spellStart"/>
-      <w:r>
-        <w:rPr>
-          <w:rFonts w:ascii="Times New Roman" w:eastAsia="Times New Roman" w:hAnsi="Times New Roman" w:cs="Times New Roman"/>
-          <w:kern w:val="0"/>
-          <w:sz w:val="24"/>
-          <w:szCs w:val="24"/>
-          <w:lang w:val="en-US"/>
-          <w14:ligatures w14:val="none"/>
-        </w:rPr>
-        <w:t>membangun</w:t>
-      </w:r>
-      <w:proofErr w:type="spellEnd"/>
-      <w:r>
-        <w:rPr>
-          <w:rFonts w:ascii="Times New Roman" w:eastAsia="Times New Roman" w:hAnsi="Times New Roman" w:cs="Times New Roman"/>
-          <w:kern w:val="0"/>
-          <w:sz w:val="24"/>
-          <w:szCs w:val="24"/>
-          <w:lang w:val="en-US"/>
-          <w14:ligatures w14:val="none"/>
-        </w:rPr>
-        <w:t xml:space="preserve"> API </w:t>
-      </w:r>
-      <w:r>
-        <w:rPr>
-          <w:rFonts w:ascii="Times New Roman" w:eastAsia="Times New Roman" w:hAnsi="Times New Roman" w:cs="Times New Roman"/>
-          <w:kern w:val="0"/>
-          <w:sz w:val="24"/>
-          <w:szCs w:val="24"/>
-          <w:lang w:val="en-US"/>
+          <w:lang w:val="sv-SE"/>
+          <w14:ligatures w14:val="none"/>
+        </w:rPr>
+        <w:t xml:space="preserve"> sehingga pengembang tidak perlu membangun API </w:t>
+      </w:r>
+      <w:r>
+        <w:rPr>
+          <w:rFonts w:ascii="Times New Roman" w:eastAsia="Times New Roman" w:hAnsi="Times New Roman" w:cs="Times New Roman"/>
+          <w:kern w:val="0"/>
+          <w:sz w:val="24"/>
+          <w:szCs w:val="24"/>
+          <w:lang w:val="sv-SE"/>
           <w14:ligatures w14:val="none"/>
         </w:rPr>
         <w:t>backend</w:t>
@@ -18928,58 +18712,10 @@
           <w:kern w:val="0"/>
           <w:sz w:val="24"/>
           <w:szCs w:val="24"/>
-          <w:lang w:val="en-US"/>
-          <w14:ligatures w14:val="none"/>
-        </w:rPr>
-        <w:t xml:space="preserve"> </w:t>
-      </w:r>
-      <w:proofErr w:type="spellStart"/>
-      <w:r>
-        <w:rPr>
-          <w:rFonts w:ascii="Times New Roman" w:eastAsia="Times New Roman" w:hAnsi="Times New Roman" w:cs="Times New Roman"/>
-          <w:kern w:val="0"/>
-          <w:sz w:val="24"/>
-          <w:szCs w:val="24"/>
-          <w:lang w:val="en-US"/>
-          <w14:ligatures w14:val="none"/>
-        </w:rPr>
-        <w:t>secara</w:t>
-      </w:r>
-      <w:proofErr w:type="spellEnd"/>
-      <w:r>
-        <w:rPr>
-          <w:rFonts w:ascii="Times New Roman" w:eastAsia="Times New Roman" w:hAnsi="Times New Roman" w:cs="Times New Roman"/>
-          <w:kern w:val="0"/>
-          <w:sz w:val="24"/>
-          <w:szCs w:val="24"/>
-          <w:lang w:val="en-US"/>
-          <w14:ligatures w14:val="none"/>
-        </w:rPr>
-        <w:t xml:space="preserve"> </w:t>
-      </w:r>
-      <w:proofErr w:type="spellStart"/>
-      <w:r>
-        <w:rPr>
-          <w:rFonts w:ascii="Times New Roman" w:eastAsia="Times New Roman" w:hAnsi="Times New Roman" w:cs="Times New Roman"/>
-          <w:kern w:val="0"/>
-          <w:sz w:val="24"/>
-          <w:szCs w:val="24"/>
-          <w:lang w:val="en-US"/>
-          <w14:ligatures w14:val="none"/>
-        </w:rPr>
-        <w:t>terpisah</w:t>
-      </w:r>
-      <w:proofErr w:type="spellEnd"/>
-      <w:r>
-        <w:rPr>
-          <w:rFonts w:ascii="Times New Roman" w:eastAsia="Times New Roman" w:hAnsi="Times New Roman" w:cs="Times New Roman"/>
-          <w:kern w:val="0"/>
-          <w:sz w:val="24"/>
-          <w:szCs w:val="24"/>
-          <w:lang w:val="en-US"/>
-          <w14:ligatures w14:val="none"/>
-        </w:rPr>
-        <w:t>.</w:t>
+          <w:lang w:val="sv-SE"/>
+          <w14:ligatures w14:val="none"/>
+        </w:rPr>
+        <w:t xml:space="preserve"> secara terpisah.</w:t>
       </w:r>
     </w:p>
     <w:p>
@@ -19468,7 +19204,7 @@
           <w:lang w:val="sv-SE"/>
         </w:rPr>
       </w:pPr>
-      <w:bookmarkStart w:id="34" w:name="_Toc233663157"/>
+      <w:bookmarkStart w:id="34" w:name="_Toc233746192"/>
       <w:r>
         <w:rPr>
           <w:rFonts w:ascii="Times New Roman" w:eastAsia="Times New Roman" w:hAnsi="Times New Roman" w:cs="Times New Roman"/>
@@ -19575,6 +19311,8 @@
       <w:r>
         <w:rPr>
           <w:rFonts w:ascii="Times New Roman" w:eastAsia="Times New Roman" w:hAnsi="Times New Roman" w:cs="Times New Roman"/>
+          <w:i/>
+          <w:iCs/>
           <w:kern w:val="0"/>
           <w:sz w:val="24"/>
           <w:szCs w:val="24"/>
@@ -19597,6 +19335,8 @@
       <w:r>
         <w:rPr>
           <w:rFonts w:ascii="Times New Roman" w:eastAsia="Times New Roman" w:hAnsi="Times New Roman" w:cs="Times New Roman"/>
+          <w:i/>
+          <w:iCs/>
           <w:kern w:val="0"/>
           <w:sz w:val="24"/>
           <w:szCs w:val="24"/>
@@ -19663,6 +19403,8 @@
       <w:r>
         <w:rPr>
           <w:rFonts w:ascii="Times New Roman" w:eastAsia="Times New Roman" w:hAnsi="Times New Roman" w:cs="Times New Roman"/>
+          <w:i/>
+          <w:iCs/>
           <w:kern w:val="0"/>
           <w:sz w:val="24"/>
           <w:szCs w:val="24"/>
@@ -19767,6 +19509,8 @@
       <w:r>
         <w:rPr>
           <w:rFonts w:ascii="Times New Roman" w:eastAsia="Times New Roman" w:hAnsi="Times New Roman" w:cs="Times New Roman"/>
+          <w:i/>
+          <w:iCs/>
           <w:kern w:val="0"/>
           <w:sz w:val="24"/>
           <w:szCs w:val="24"/>
@@ -19811,6 +19555,8 @@
       <w:r>
         <w:rPr>
           <w:rFonts w:ascii="Times New Roman" w:eastAsia="Times New Roman" w:hAnsi="Times New Roman" w:cs="Times New Roman"/>
+          <w:i/>
+          <w:iCs/>
           <w:kern w:val="0"/>
           <w:sz w:val="24"/>
           <w:szCs w:val="24"/>
@@ -19986,7 +19732,7 @@
           <w:lang w:val="sv-SE"/>
         </w:rPr>
       </w:pPr>
-      <w:bookmarkStart w:id="35" w:name="_Toc233663158"/>
+      <w:bookmarkStart w:id="35" w:name="_Toc233746193"/>
       <w:r>
         <w:rPr>
           <w:rFonts w:ascii="Times New Roman" w:eastAsia="Times New Roman" w:hAnsi="Times New Roman" w:cs="Times New Roman"/>
@@ -20540,7 +20286,7 @@
           <w:lang w:val="sv-SE"/>
         </w:rPr>
       </w:pPr>
-      <w:bookmarkStart w:id="36" w:name="_Toc233663159"/>
+      <w:bookmarkStart w:id="36" w:name="_Toc233746194"/>
       <w:r>
         <w:rPr>
           <w:rFonts w:ascii="Times New Roman" w:eastAsia="Times New Roman" w:hAnsi="Times New Roman" w:cs="Times New Roman"/>
@@ -21119,7 +20865,7 @@
           <w:lang w:val="sv-SE"/>
         </w:rPr>
       </w:pPr>
-      <w:bookmarkStart w:id="37" w:name="_Toc233663160"/>
+      <w:bookmarkStart w:id="37" w:name="_Toc233746195"/>
       <w:r>
         <w:rPr>
           <w:rFonts w:ascii="Times New Roman" w:eastAsia="Times New Roman" w:hAnsi="Times New Roman" w:cs="Times New Roman"/>
@@ -21347,7 +21093,55 @@
           <w:lang w:val="sv-SE"/>
           <w14:ligatures w14:val="none"/>
         </w:rPr>
-        <w:t xml:space="preserve">Aplikasi POS mobile berbasis Flutter dengan fitur manajemen stok terintegrasi pada UMKM mampu mengurangi kesalahan pencatatan, mempercepat proses transaksi, serta meningkatkan akurasi dan efisiensi dalam pengelolaan stok </w:t>
+        <w:t xml:space="preserve">Aplikasi </w:t>
+      </w:r>
+      <w:r>
+        <w:rPr>
+          <w:rFonts w:ascii="Times New Roman" w:eastAsia="Times New Roman" w:hAnsi="Times New Roman" w:cs="Times New Roman"/>
+          <w:i/>
+          <w:iCs/>
+          <w:kern w:val="0"/>
+          <w:sz w:val="24"/>
+          <w:szCs w:val="24"/>
+          <w:lang w:val="sv-SE"/>
+          <w14:ligatures w14:val="none"/>
+        </w:rPr>
+        <w:t>POS</w:t>
+      </w:r>
+      <w:r>
+        <w:rPr>
+          <w:rFonts w:ascii="Times New Roman" w:eastAsia="Times New Roman" w:hAnsi="Times New Roman" w:cs="Times New Roman"/>
+          <w:kern w:val="0"/>
+          <w:sz w:val="24"/>
+          <w:szCs w:val="24"/>
+          <w:lang w:val="sv-SE"/>
+          <w14:ligatures w14:val="none"/>
+        </w:rPr>
+        <w:t xml:space="preserve"> mobile berbasis </w:t>
+      </w:r>
+      <w:r>
+        <w:rPr>
+          <w:rFonts w:ascii="Times New Roman" w:eastAsia="Times New Roman" w:hAnsi="Times New Roman" w:cs="Times New Roman"/>
+          <w:i/>
+          <w:iCs/>
+          <w:kern w:val="0"/>
+          <w:sz w:val="24"/>
+          <w:szCs w:val="24"/>
+          <w:lang w:val="sv-SE"/>
+          <w14:ligatures w14:val="none"/>
+        </w:rPr>
+        <w:t>Flutter</w:t>
+      </w:r>
+      <w:r>
+        <w:rPr>
+          <w:rFonts w:ascii="Times New Roman" w:eastAsia="Times New Roman" w:hAnsi="Times New Roman" w:cs="Times New Roman"/>
+          <w:kern w:val="0"/>
+          <w:sz w:val="24"/>
+          <w:szCs w:val="24"/>
+          <w:lang w:val="sv-SE"/>
+          <w14:ligatures w14:val="none"/>
+        </w:rPr>
+        <w:t xml:space="preserve"> dengan fitur manajemen stok terintegrasi pada UMKM mampu mengurangi kesalahan pencatatan, mempercepat proses transaksi, serta meningkatkan akurasi dan efisiensi dalam pengelolaan stok </w:t>
       </w:r>
       <w:r>
         <w:rPr>
@@ -21527,7 +21321,7 @@
           <w:lang w:val="sv-SE"/>
         </w:rPr>
       </w:pPr>
-      <w:bookmarkStart w:id="38" w:name="_Toc233663161"/>
+      <w:bookmarkStart w:id="38" w:name="_Toc233746196"/>
       <w:r>
         <w:rPr>
           <w:rFonts w:ascii="Times New Roman" w:eastAsia="Times New Roman" w:hAnsi="Times New Roman" w:cs="Times New Roman"/>
@@ -21891,7 +21685,7 @@
           <w:lang w:val="sv-SE"/>
         </w:rPr>
       </w:pPr>
-      <w:bookmarkStart w:id="39" w:name="_Toc233663162"/>
+      <w:bookmarkStart w:id="39" w:name="_Toc233746197"/>
       <w:r>
         <w:rPr>
           <w:rFonts w:ascii="Times New Roman" w:eastAsia="Times New Roman" w:hAnsi="Times New Roman" w:cs="Times New Roman"/>
@@ -22145,13 +21939,26 @@
       <w:r>
         <w:rPr>
           <w:rFonts w:ascii="Times New Roman" w:eastAsia="Times New Roman" w:hAnsi="Times New Roman" w:cs="Times New Roman"/>
-          <w:kern w:val="0"/>
-          <w:sz w:val="24"/>
-          <w:szCs w:val="24"/>
-          <w:lang w:val="sv-SE"/>
-          <w14:ligatures w14:val="none"/>
-        </w:rPr>
-        <w:t>Supabase Auth</w:t>
+          <w:i/>
+          <w:iCs/>
+          <w:kern w:val="0"/>
+          <w:sz w:val="24"/>
+          <w:szCs w:val="24"/>
+          <w:lang w:val="sv-SE"/>
+          <w14:ligatures w14:val="none"/>
+        </w:rPr>
+        <w:t>Supabase</w:t>
+      </w:r>
+      <w:r>
+        <w:rPr>
+          <w:rFonts w:ascii="Times New Roman" w:eastAsia="Times New Roman" w:hAnsi="Times New Roman" w:cs="Times New Roman"/>
+          <w:kern w:val="0"/>
+          <w:sz w:val="24"/>
+          <w:szCs w:val="24"/>
+          <w:lang w:val="sv-SE"/>
+          <w14:ligatures w14:val="none"/>
+        </w:rPr>
+        <w:t xml:space="preserve"> Auth</w:t>
       </w:r>
       <w:r>
         <w:rPr>
@@ -22343,13 +22150,26 @@
       <w:r>
         <w:rPr>
           <w:rFonts w:ascii="Times New Roman" w:eastAsia="Times New Roman" w:hAnsi="Times New Roman" w:cs="Times New Roman"/>
-          <w:kern w:val="0"/>
-          <w:sz w:val="24"/>
-          <w:szCs w:val="24"/>
-          <w:lang w:val="sv-SE"/>
-          <w14:ligatures w14:val="none"/>
-        </w:rPr>
-        <w:t>Supabase Auth</w:t>
+          <w:i/>
+          <w:iCs/>
+          <w:kern w:val="0"/>
+          <w:sz w:val="24"/>
+          <w:szCs w:val="24"/>
+          <w:lang w:val="sv-SE"/>
+          <w14:ligatures w14:val="none"/>
+        </w:rPr>
+        <w:t>Supabase</w:t>
+      </w:r>
+      <w:r>
+        <w:rPr>
+          <w:rFonts w:ascii="Times New Roman" w:eastAsia="Times New Roman" w:hAnsi="Times New Roman" w:cs="Times New Roman"/>
+          <w:kern w:val="0"/>
+          <w:sz w:val="24"/>
+          <w:szCs w:val="24"/>
+          <w:lang w:val="sv-SE"/>
+          <w14:ligatures w14:val="none"/>
+        </w:rPr>
+        <w:t xml:space="preserve"> Auth</w:t>
       </w:r>
       <w:r>
         <w:rPr>
@@ -22426,7 +22246,7 @@
           <w:lang w:val="sv-SE"/>
           <w14:ligatures w14:val="none"/>
         </w:rPr>
-        <w:instrText>ADDIN CSL_CITATION {"citationItems":[{"id":"ITEM-1","itemData":{"id":"ITEM-1","issued":{"date-parts":[["2024"]]},"title":"Supabase Documentation","type":"article-journal"},"uris":["http://www.mendeley.com/documents/?uuid=dcd79930-01cb-4f0a-b991-1c0cb771af80"]}],"mendeley":{"formattedCitation":"[13]","plainTextFormattedCitation":"[13]"},"properties":{"noteIndex":0},"schema":"https://github.com/citation-style-language/schema/raw/master/csl-citation.json"}</w:instrText>
+        <w:instrText>ADDIN CSL_CITATION {"citationItems":[{"id":"ITEM-1","itemData":{"id":"ITEM-1","issued":{"date-parts":[["2024"]]},"title":"Supabase Documentation","type":"article-journal"},"uris":["http://www.mendeley.com/documents/?uuid=dcd79930-01cb-4f0a-b991-1c0cb771af80"]}],"mendeley":{"formattedCitation":"[13]","plainTextFormattedCitation":"[13]","previouslyFormattedCitation":"[13]"},"properties":{"noteIndex":0},"schema":"https://github.com/citation-style-language/schema/raw/master/csl-citation.json"}</w:instrText>
       </w:r>
       <w:r>
         <w:rPr>
@@ -22485,17 +22305,17 @@
           <w:color w:val="auto"/>
           <w:sz w:val="24"/>
           <w:szCs w:val="24"/>
-          <w:lang w:val="en-US"/>
-        </w:rPr>
-      </w:pPr>
-      <w:bookmarkStart w:id="40" w:name="_Toc233663163"/>
+          <w:lang w:val="sv-SE"/>
+        </w:rPr>
+      </w:pPr>
+      <w:bookmarkStart w:id="40" w:name="_Toc233746198"/>
       <w:r>
         <w:rPr>
           <w:rFonts w:ascii="Times New Roman" w:eastAsia="Times New Roman" w:hAnsi="Times New Roman" w:cs="Times New Roman"/>
           <w:color w:val="auto"/>
           <w:sz w:val="24"/>
           <w:szCs w:val="24"/>
-          <w:lang w:val="en-US"/>
+          <w:lang w:val="sv-SE"/>
         </w:rPr>
         <w:lastRenderedPageBreak/>
         <w:t>2.2.</w:t>
@@ -22506,7 +22326,7 @@
           <w:color w:val="auto"/>
           <w:sz w:val="24"/>
           <w:szCs w:val="24"/>
-          <w:lang w:val="en-US"/>
+          <w:lang w:val="sv-SE"/>
         </w:rPr>
         <w:t>8</w:t>
       </w:r>
@@ -22516,7 +22336,7 @@
           <w:color w:val="auto"/>
           <w:sz w:val="24"/>
           <w:szCs w:val="24"/>
-          <w:lang w:val="en-US"/>
+          <w:lang w:val="sv-SE"/>
         </w:rPr>
         <w:t xml:space="preserve">.  </w:t>
       </w:r>
@@ -22528,7 +22348,7 @@
           <w:color w:val="auto"/>
           <w:sz w:val="24"/>
           <w:szCs w:val="24"/>
-          <w:lang w:val="en-US"/>
+          <w:lang w:val="sv-SE"/>
         </w:rPr>
         <w:t>Black Box Testing</w:t>
       </w:r>
@@ -22550,7 +22370,7 @@
       </w:pPr>
       <w:r>
         <w:rPr>
-          <w:lang w:val="en-US"/>
+          <w:lang w:val="sv-SE"/>
         </w:rPr>
         <w:tab/>
       </w:r>
@@ -22568,13 +22388,26 @@
       <w:r>
         <w:rPr>
           <w:rFonts w:ascii="Times New Roman" w:eastAsia="Times New Roman" w:hAnsi="Times New Roman" w:cs="Times New Roman"/>
-          <w:kern w:val="0"/>
-          <w:sz w:val="24"/>
-          <w:szCs w:val="24"/>
-          <w:lang w:val="sv-SE"/>
-          <w14:ligatures w14:val="none"/>
-        </w:rPr>
-        <w:t>Black Box Testing adalah metode pengujian perangkat lunak yang berfokus pada pengujian fungsionalitas sistem tanpa melihat struktur internal atau kode program. Pengujian ini dilakukan dengan cara memberikan input pada sistem dan mengamati output yang dihasilkan untuk memastikan apakah sistem berjalan sesuai dengan kebutuhan yang telah ditentukan.</w:t>
+          <w:i/>
+          <w:iCs/>
+          <w:kern w:val="0"/>
+          <w:sz w:val="24"/>
+          <w:szCs w:val="24"/>
+          <w:lang w:val="sv-SE"/>
+          <w14:ligatures w14:val="none"/>
+        </w:rPr>
+        <w:t>Black Box Testing</w:t>
+      </w:r>
+      <w:r>
+        <w:rPr>
+          <w:rFonts w:ascii="Times New Roman" w:eastAsia="Times New Roman" w:hAnsi="Times New Roman" w:cs="Times New Roman"/>
+          <w:kern w:val="0"/>
+          <w:sz w:val="24"/>
+          <w:szCs w:val="24"/>
+          <w:lang w:val="sv-SE"/>
+          <w14:ligatures w14:val="none"/>
+        </w:rPr>
+        <w:t xml:space="preserve"> adalah metode pengujian perangkat lunak yang berfokus pada pengujian fungsionalitas sistem tanpa melihat struktur internal atau kode program. Pengujian ini dilakukan dengan cara memberikan input pada sistem dan mengamati output yang dihasilkan untuk memastikan apakah sistem berjalan sesuai dengan kebutuhan yang telah ditentukan.</w:t>
       </w:r>
     </w:p>
     <w:p>
@@ -22594,13 +22427,93 @@
       <w:r>
         <w:rPr>
           <w:rFonts w:ascii="Times New Roman" w:eastAsia="Times New Roman" w:hAnsi="Times New Roman" w:cs="Times New Roman"/>
-          <w:kern w:val="0"/>
-          <w:sz w:val="24"/>
-          <w:szCs w:val="24"/>
-          <w:lang w:val="sv-SE"/>
-          <w14:ligatures w14:val="none"/>
-        </w:rPr>
-        <w:t>Menurut Sommerville (2016), Black Box Testing digunakan untuk memvalidasi apakah perangkat lunak memenuhi spesifikasi fungsional yang telah dirancang tanpa memperhatikan implementasi internal sistem. Pendekatan ini sangat cocok untuk pengujian aplikasi berbasis pengguna karena menilai kesesuaian antara kebutuhan pengguna dan hasil keluaran sistem.</w:t>
+          <w:i/>
+          <w:iCs/>
+          <w:kern w:val="0"/>
+          <w:sz w:val="24"/>
+          <w:szCs w:val="24"/>
+          <w:lang w:val="sv-SE"/>
+          <w14:ligatures w14:val="none"/>
+        </w:rPr>
+        <w:t>Black Box Testing</w:t>
+      </w:r>
+      <w:r>
+        <w:rPr>
+          <w:rFonts w:ascii="Times New Roman" w:eastAsia="Times New Roman" w:hAnsi="Times New Roman" w:cs="Times New Roman"/>
+          <w:kern w:val="0"/>
+          <w:sz w:val="24"/>
+          <w:szCs w:val="24"/>
+          <w:lang w:val="sv-SE"/>
+          <w14:ligatures w14:val="none"/>
+        </w:rPr>
+        <w:t xml:space="preserve"> digunakan untuk memvalidasi apakah perangkat lunak memenuhi spesifikasi fungsional yang telah dirancang tanpa memperhatikan implementasi internal sistem </w:t>
+      </w:r>
+      <w:r>
+        <w:rPr>
+          <w:rFonts w:ascii="Times New Roman" w:eastAsia="Times New Roman" w:hAnsi="Times New Roman" w:cs="Times New Roman"/>
+          <w:kern w:val="0"/>
+          <w:sz w:val="24"/>
+          <w:szCs w:val="24"/>
+          <w:lang w:val="sv-SE"/>
+          <w14:ligatures w14:val="none"/>
+        </w:rPr>
+        <w:fldChar w:fldCharType="begin" w:fldLock="1"/>
+      </w:r>
+      <w:r>
+        <w:rPr>
+          <w:rFonts w:ascii="Times New Roman" w:eastAsia="Times New Roman" w:hAnsi="Times New Roman" w:cs="Times New Roman"/>
+          <w:kern w:val="0"/>
+          <w:sz w:val="24"/>
+          <w:szCs w:val="24"/>
+          <w:lang w:val="sv-SE"/>
+          <w14:ligatures w14:val="none"/>
+        </w:rPr>
+        <w:instrText>ADDIN CSL_CITATION {"citationItems":[{"id":"ITEM-1","itemData":{"id":"ITEM-1","issued":{"date-parts":[["2016"]]},"title":"Sommerville","type":"article-journal"},"uris":["http://www.mendeley.com/documents/?uuid=9e200738-b6e4-4b84-980b-866d903892a6"]}],"mendeley":{"formattedCitation":"[21]","plainTextFormattedCitation":"[21]"},"properties":{"noteIndex":0},"schema":"https://github.com/citation-style-language/schema/raw/master/csl-citation.json"}</w:instrText>
+      </w:r>
+      <w:r>
+        <w:rPr>
+          <w:rFonts w:ascii="Times New Roman" w:eastAsia="Times New Roman" w:hAnsi="Times New Roman" w:cs="Times New Roman"/>
+          <w:kern w:val="0"/>
+          <w:sz w:val="24"/>
+          <w:szCs w:val="24"/>
+          <w:lang w:val="sv-SE"/>
+          <w14:ligatures w14:val="none"/>
+        </w:rPr>
+        <w:fldChar w:fldCharType="separate"/>
+      </w:r>
+      <w:r>
+        <w:rPr>
+          <w:rFonts w:ascii="Times New Roman" w:eastAsia="Times New Roman" w:hAnsi="Times New Roman" w:cs="Times New Roman"/>
+          <w:noProof/>
+          <w:kern w:val="0"/>
+          <w:sz w:val="24"/>
+          <w:szCs w:val="24"/>
+          <w:lang w:val="sv-SE"/>
+          <w14:ligatures w14:val="none"/>
+        </w:rPr>
+        <w:t>[21]</w:t>
+      </w:r>
+      <w:r>
+        <w:rPr>
+          <w:rFonts w:ascii="Times New Roman" w:eastAsia="Times New Roman" w:hAnsi="Times New Roman" w:cs="Times New Roman"/>
+          <w:kern w:val="0"/>
+          <w:sz w:val="24"/>
+          <w:szCs w:val="24"/>
+          <w:lang w:val="sv-SE"/>
+          <w14:ligatures w14:val="none"/>
+        </w:rPr>
+        <w:fldChar w:fldCharType="end"/>
+      </w:r>
+      <w:r>
+        <w:rPr>
+          <w:rFonts w:ascii="Times New Roman" w:eastAsia="Times New Roman" w:hAnsi="Times New Roman" w:cs="Times New Roman"/>
+          <w:kern w:val="0"/>
+          <w:sz w:val="24"/>
+          <w:szCs w:val="24"/>
+          <w:lang w:val="sv-SE"/>
+          <w14:ligatures w14:val="none"/>
+        </w:rPr>
+        <w:t>. Pendekatan ini sangat cocok untuk pengujian aplikasi berbasis pengguna karena menilai kesesuaian antara kebutuhan pengguna dan hasil keluaran sistem.</w:t>
       </w:r>
     </w:p>
     <w:p>
@@ -22626,8 +22539,365 @@
           <w:lang w:val="sv-SE"/>
           <w14:ligatures w14:val="none"/>
         </w:rPr>
-        <w:t>Dalam pengembangan sistem kasir digital berbasis Flutter ini, Black Box Testing digunakan untuk menguji fitur-fitur utama seperti autentikasi pengguna, transaksi penjualan, pengelolaan stok, pencatatan BON, serta laporan keuangan. Setiap fitur diuji berdasarkan skenario input dan output yang telah ditentukan untuk memastikan seluruh fungsi berjalan dengan benar.</w:t>
-      </w:r>
+        <w:t xml:space="preserve">Dalam pengembangan sistem kasir digital berbasis </w:t>
+      </w:r>
+      <w:r>
+        <w:rPr>
+          <w:rFonts w:ascii="Times New Roman" w:eastAsia="Times New Roman" w:hAnsi="Times New Roman" w:cs="Times New Roman"/>
+          <w:i/>
+          <w:iCs/>
+          <w:kern w:val="0"/>
+          <w:sz w:val="24"/>
+          <w:szCs w:val="24"/>
+          <w:lang w:val="sv-SE"/>
+          <w14:ligatures w14:val="none"/>
+        </w:rPr>
+        <w:t>Flutter</w:t>
+      </w:r>
+      <w:r>
+        <w:rPr>
+          <w:rFonts w:ascii="Times New Roman" w:eastAsia="Times New Roman" w:hAnsi="Times New Roman" w:cs="Times New Roman"/>
+          <w:kern w:val="0"/>
+          <w:sz w:val="24"/>
+          <w:szCs w:val="24"/>
+          <w:lang w:val="sv-SE"/>
+          <w14:ligatures w14:val="none"/>
+        </w:rPr>
+        <w:t xml:space="preserve"> ini, </w:t>
+      </w:r>
+      <w:r>
+        <w:rPr>
+          <w:rFonts w:ascii="Times New Roman" w:eastAsia="Times New Roman" w:hAnsi="Times New Roman" w:cs="Times New Roman"/>
+          <w:i/>
+          <w:iCs/>
+          <w:kern w:val="0"/>
+          <w:sz w:val="24"/>
+          <w:szCs w:val="24"/>
+          <w:lang w:val="sv-SE"/>
+          <w14:ligatures w14:val="none"/>
+        </w:rPr>
+        <w:t>Black Box Testing</w:t>
+      </w:r>
+      <w:r>
+        <w:rPr>
+          <w:rFonts w:ascii="Times New Roman" w:eastAsia="Times New Roman" w:hAnsi="Times New Roman" w:cs="Times New Roman"/>
+          <w:kern w:val="0"/>
+          <w:sz w:val="24"/>
+          <w:szCs w:val="24"/>
+          <w:lang w:val="sv-SE"/>
+          <w14:ligatures w14:val="none"/>
+        </w:rPr>
+        <w:t xml:space="preserve"> digunakan untuk menguji fitur-fitur utama seperti autentikasi pengguna, transaksi penjualan, pengelolaan stok, pencatatan BON, serta laporan keuangan. Setiap fitur diuji berdasarkan skenario input dan output yang telah ditentukan untuk memastikan seluruh fungsi berjalan dengan benar.</w:t>
+      </w:r>
+    </w:p>
+    <w:p>
+      <w:pPr>
+        <w:spacing w:after="0"/>
+        <w:ind w:left="1134" w:firstLine="284"/>
+        <w:jc w:val="both"/>
+        <w:rPr>
+          <w:rFonts w:ascii="Times New Roman" w:eastAsia="Times New Roman" w:hAnsi="Times New Roman" w:cs="Times New Roman"/>
+          <w:kern w:val="0"/>
+          <w:sz w:val="24"/>
+          <w:szCs w:val="24"/>
+          <w:lang w:val="sv-SE"/>
+          <w14:ligatures w14:val="none"/>
+        </w:rPr>
+      </w:pPr>
+    </w:p>
+    <w:p>
+      <w:pPr>
+        <w:pStyle w:val="Heading2"/>
+        <w:spacing w:before="0" w:after="0"/>
+        <w:ind w:left="426" w:hanging="426"/>
+        <w:rPr>
+          <w:rFonts w:ascii="Times New Roman" w:eastAsia="Times New Roman" w:hAnsi="Times New Roman" w:cs="Times New Roman"/>
+          <w:color w:val="auto"/>
+          <w:sz w:val="24"/>
+          <w:szCs w:val="24"/>
+          <w:lang w:val="sv-SE"/>
+        </w:rPr>
+      </w:pPr>
+      <w:bookmarkStart w:id="41" w:name="_Toc233746199"/>
+      <w:r>
+        <w:rPr>
+          <w:rFonts w:ascii="Times New Roman" w:eastAsia="Times New Roman" w:hAnsi="Times New Roman" w:cs="Times New Roman"/>
+          <w:color w:val="auto"/>
+          <w:sz w:val="24"/>
+          <w:szCs w:val="24"/>
+          <w:lang w:val="sv-SE"/>
+        </w:rPr>
+        <w:t>2.</w:t>
+      </w:r>
+      <w:r>
+        <w:rPr>
+          <w:rFonts w:ascii="Times New Roman" w:eastAsia="Times New Roman" w:hAnsi="Times New Roman" w:cs="Times New Roman"/>
+          <w:color w:val="auto"/>
+          <w:sz w:val="24"/>
+          <w:szCs w:val="24"/>
+          <w:lang w:val="sv-SE"/>
+        </w:rPr>
+        <w:t>3</w:t>
+      </w:r>
+      <w:r>
+        <w:rPr>
+          <w:rFonts w:ascii="Times New Roman" w:eastAsia="Times New Roman" w:hAnsi="Times New Roman" w:cs="Times New Roman"/>
+          <w:color w:val="auto"/>
+          <w:sz w:val="24"/>
+          <w:szCs w:val="24"/>
+          <w:lang w:val="sv-SE"/>
+        </w:rPr>
+        <w:t xml:space="preserve">. </w:t>
+      </w:r>
+      <w:r>
+        <w:rPr>
+          <w:rFonts w:ascii="Times New Roman" w:eastAsia="Times New Roman" w:hAnsi="Times New Roman" w:cs="Times New Roman"/>
+          <w:color w:val="auto"/>
+          <w:sz w:val="24"/>
+          <w:szCs w:val="24"/>
+          <w:lang w:val="sv-SE"/>
+        </w:rPr>
+        <w:t>Simbol Perancangan Sistem</w:t>
+      </w:r>
+      <w:bookmarkEnd w:id="41"/>
+    </w:p>
+    <w:p>
+      <w:pPr>
+        <w:spacing w:after="0"/>
+        <w:ind w:left="567" w:firstLine="142"/>
+        <w:jc w:val="both"/>
+        <w:rPr>
+          <w:rFonts w:ascii="Times New Roman" w:eastAsia="Times New Roman" w:hAnsi="Times New Roman" w:cs="Times New Roman"/>
+          <w:kern w:val="0"/>
+          <w:sz w:val="24"/>
+          <w:szCs w:val="24"/>
+          <w:lang w:val="sv-SE"/>
+          <w14:ligatures w14:val="none"/>
+        </w:rPr>
+      </w:pPr>
+      <w:r>
+        <w:rPr>
+          <w:rFonts w:ascii="Times New Roman" w:eastAsia="Times New Roman" w:hAnsi="Times New Roman" w:cs="Times New Roman"/>
+          <w:kern w:val="0"/>
+          <w:sz w:val="24"/>
+          <w:szCs w:val="24"/>
+          <w:lang w:val="sv-SE"/>
+          <w14:ligatures w14:val="none"/>
+        </w:rPr>
+        <w:t>Dalam perancangan sistem ini digunakan beberapa simbol UML yang digunakan pada Use Case Diagram, yaitu:</w:t>
+      </w:r>
+    </w:p>
+    <w:p>
+      <w:pPr>
+        <w:pStyle w:val="Heading3"/>
+        <w:ind w:firstLine="568"/>
+        <w:rPr>
+          <w:rFonts w:ascii="Times New Roman" w:eastAsia="Times New Roman" w:hAnsi="Times New Roman" w:cs="Times New Roman"/>
+          <w:color w:val="auto"/>
+          <w:sz w:val="24"/>
+          <w:szCs w:val="24"/>
+          <w:lang w:val="sv-SE"/>
+        </w:rPr>
+      </w:pPr>
+      <w:bookmarkStart w:id="42" w:name="_Toc233746200"/>
+      <w:r>
+        <w:rPr>
+          <w:rFonts w:ascii="Times New Roman" w:eastAsia="Times New Roman" w:hAnsi="Times New Roman" w:cs="Times New Roman"/>
+          <w:color w:val="auto"/>
+          <w:sz w:val="24"/>
+          <w:szCs w:val="24"/>
+          <w:lang w:val="sv-SE"/>
+        </w:rPr>
+        <w:t>2.3.</w:t>
+      </w:r>
+      <w:r>
+        <w:rPr>
+          <w:rFonts w:ascii="Times New Roman" w:eastAsia="Times New Roman" w:hAnsi="Times New Roman" w:cs="Times New Roman"/>
+          <w:color w:val="auto"/>
+          <w:sz w:val="24"/>
+          <w:szCs w:val="24"/>
+          <w:lang w:val="sv-SE"/>
+        </w:rPr>
+        <w:t>1. Aktor</w:t>
+      </w:r>
+      <w:bookmarkEnd w:id="42"/>
+      <w:r>
+        <w:rPr>
+          <w:rFonts w:ascii="Times New Roman" w:eastAsia="Times New Roman" w:hAnsi="Times New Roman" w:cs="Times New Roman"/>
+          <w:color w:val="auto"/>
+          <w:sz w:val="24"/>
+          <w:szCs w:val="24"/>
+          <w:lang w:val="sv-SE"/>
+        </w:rPr>
+        <w:t xml:space="preserve"> </w:t>
+      </w:r>
+    </w:p>
+    <w:p>
+      <w:pPr>
+        <w:spacing w:after="0"/>
+        <w:ind w:left="1134" w:firstLine="284"/>
+        <w:jc w:val="both"/>
+        <w:rPr>
+          <w:rFonts w:ascii="Times New Roman" w:eastAsia="Times New Roman" w:hAnsi="Times New Roman" w:cs="Times New Roman"/>
+          <w:kern w:val="0"/>
+          <w:sz w:val="24"/>
+          <w:szCs w:val="24"/>
+          <w:lang w:val="sv-SE"/>
+          <w14:ligatures w14:val="none"/>
+        </w:rPr>
+      </w:pPr>
+      <w:r>
+        <w:rPr>
+          <w:rFonts w:ascii="Times New Roman" w:eastAsia="Times New Roman" w:hAnsi="Times New Roman" w:cs="Times New Roman"/>
+          <w:kern w:val="0"/>
+          <w:sz w:val="24"/>
+          <w:szCs w:val="24"/>
+          <w:lang w:val="sv-SE"/>
+          <w14:ligatures w14:val="none"/>
+        </w:rPr>
+        <w:t>Aktor merupakan entitas yang berinteraksi langsung dengan sistem, dapat berupa pengguna atau sistem lain yang berhubungan dengan aplikasi.</w:t>
+      </w:r>
+    </w:p>
+    <w:p>
+      <w:pPr>
+        <w:pStyle w:val="Heading3"/>
+        <w:ind w:left="1134" w:hanging="567"/>
+        <w:rPr>
+          <w:rFonts w:ascii="Times New Roman" w:eastAsia="Times New Roman" w:hAnsi="Times New Roman" w:cs="Times New Roman"/>
+          <w:color w:val="auto"/>
+          <w:sz w:val="24"/>
+          <w:szCs w:val="24"/>
+          <w:lang w:val="sv-SE"/>
+        </w:rPr>
+      </w:pPr>
+      <w:bookmarkStart w:id="43" w:name="_Toc233746201"/>
+      <w:r>
+        <w:rPr>
+          <w:rFonts w:ascii="Times New Roman" w:eastAsia="Times New Roman" w:hAnsi="Times New Roman" w:cs="Times New Roman"/>
+          <w:color w:val="auto"/>
+          <w:sz w:val="24"/>
+          <w:szCs w:val="24"/>
+          <w:lang w:val="sv-SE"/>
+        </w:rPr>
+        <w:t>2.3.</w:t>
+      </w:r>
+      <w:r>
+        <w:rPr>
+          <w:rFonts w:ascii="Times New Roman" w:eastAsia="Times New Roman" w:hAnsi="Times New Roman" w:cs="Times New Roman"/>
+          <w:color w:val="auto"/>
+          <w:sz w:val="24"/>
+          <w:szCs w:val="24"/>
+          <w:lang w:val="sv-SE"/>
+        </w:rPr>
+        <w:t>2. Use Case</w:t>
+      </w:r>
+      <w:r>
+        <w:rPr>
+          <w:rFonts w:ascii="Times New Roman" w:eastAsia="Times New Roman" w:hAnsi="Times New Roman" w:cs="Times New Roman"/>
+          <w:color w:val="auto"/>
+          <w:sz w:val="24"/>
+          <w:szCs w:val="24"/>
+          <w:lang w:val="sv-SE"/>
+        </w:rPr>
+        <w:br/>
+      </w:r>
+      <w:r>
+        <w:rPr>
+          <w:rFonts w:ascii="Times New Roman" w:eastAsia="Times New Roman" w:hAnsi="Times New Roman" w:cs="Times New Roman"/>
+          <w:color w:val="auto"/>
+          <w:kern w:val="0"/>
+          <w:sz w:val="24"/>
+          <w:szCs w:val="24"/>
+          <w:lang w:val="sv-SE"/>
+          <w14:ligatures w14:val="none"/>
+        </w:rPr>
+        <w:t xml:space="preserve">   </w:t>
+      </w:r>
+      <w:r>
+        <w:rPr>
+          <w:rFonts w:ascii="Times New Roman" w:eastAsia="Times New Roman" w:hAnsi="Times New Roman" w:cs="Times New Roman"/>
+          <w:color w:val="auto"/>
+          <w:kern w:val="0"/>
+          <w:sz w:val="24"/>
+          <w:szCs w:val="24"/>
+          <w:lang w:val="sv-SE"/>
+          <w14:ligatures w14:val="none"/>
+        </w:rPr>
+        <w:t>Use Case merupakan gambaran fungsi atau layanan yang disediakan oleh sistem kepada pengguna.</w:t>
+      </w:r>
+      <w:bookmarkEnd w:id="43"/>
+    </w:p>
+    <w:p>
+      <w:pPr>
+        <w:pStyle w:val="Heading3"/>
+        <w:ind w:left="1134" w:hanging="567"/>
+        <w:rPr>
+          <w:rFonts w:ascii="Times New Roman" w:eastAsia="Times New Roman" w:hAnsi="Times New Roman" w:cs="Times New Roman"/>
+          <w:color w:val="auto"/>
+          <w:sz w:val="24"/>
+          <w:szCs w:val="24"/>
+          <w:lang w:val="sv-SE"/>
+        </w:rPr>
+      </w:pPr>
+      <w:bookmarkStart w:id="44" w:name="_Toc233746202"/>
+      <w:r>
+        <w:rPr>
+          <w:rFonts w:ascii="Times New Roman" w:eastAsia="Times New Roman" w:hAnsi="Times New Roman" w:cs="Times New Roman"/>
+          <w:color w:val="auto"/>
+          <w:sz w:val="24"/>
+          <w:szCs w:val="24"/>
+          <w:lang w:val="sv-SE"/>
+        </w:rPr>
+        <w:t>2.3.</w:t>
+      </w:r>
+      <w:r>
+        <w:rPr>
+          <w:rFonts w:ascii="Times New Roman" w:eastAsia="Times New Roman" w:hAnsi="Times New Roman" w:cs="Times New Roman"/>
+          <w:color w:val="auto"/>
+          <w:sz w:val="24"/>
+          <w:szCs w:val="24"/>
+          <w:lang w:val="sv-SE"/>
+        </w:rPr>
+        <w:t>3. Association</w:t>
+      </w:r>
+      <w:r>
+        <w:rPr>
+          <w:rFonts w:ascii="Times New Roman" w:eastAsia="Times New Roman" w:hAnsi="Times New Roman" w:cs="Times New Roman"/>
+          <w:color w:val="auto"/>
+          <w:sz w:val="24"/>
+          <w:szCs w:val="24"/>
+          <w:lang w:val="sv-SE"/>
+        </w:rPr>
+        <w:br/>
+      </w:r>
+      <w:r>
+        <w:rPr>
+          <w:rFonts w:ascii="Times New Roman" w:eastAsia="Times New Roman" w:hAnsi="Times New Roman" w:cs="Times New Roman"/>
+          <w:color w:val="auto"/>
+          <w:sz w:val="24"/>
+          <w:szCs w:val="24"/>
+          <w:lang w:val="sv-SE"/>
+        </w:rPr>
+        <w:tab/>
+      </w:r>
+      <w:r>
+        <w:rPr>
+          <w:rFonts w:ascii="Times New Roman" w:eastAsia="Times New Roman" w:hAnsi="Times New Roman" w:cs="Times New Roman"/>
+          <w:color w:val="auto"/>
+          <w:sz w:val="24"/>
+          <w:szCs w:val="24"/>
+          <w:lang w:val="sv-SE"/>
+        </w:rPr>
+        <w:t>Association merupakan garis penghubung yang menggambarkan hubungan antara aktor dengan use case dalam sistem.</w:t>
+      </w:r>
+      <w:bookmarkEnd w:id="44"/>
+    </w:p>
+    <w:p>
+      <w:pPr>
+        <w:rPr>
+          <w:lang w:val="sv-SE"/>
+        </w:rPr>
+      </w:pPr>
     </w:p>
     <w:p>
       <w:pPr>
@@ -22638,7 +22908,7 @@
           <w:color w:val="auto"/>
           <w:sz w:val="24"/>
           <w:szCs w:val="24"/>
-          <w:lang w:val="en-US"/>
+          <w:lang w:val="sv-SE"/>
         </w:rPr>
       </w:pPr>
       <w:r>
@@ -22649,18 +22919,39 @@
           <w:szCs w:val="24"/>
           <w:lang w:val="sv-SE"/>
         </w:rPr>
+        <w:lastRenderedPageBreak/>
         <w:t xml:space="preserve"> </w:t>
       </w:r>
-      <w:bookmarkStart w:id="41" w:name="_Toc233663164"/>
+      <w:bookmarkStart w:id="45" w:name="_Toc233746203"/>
       <w:r>
         <w:rPr>
           <w:rFonts w:ascii="Times New Roman" w:eastAsia="Times New Roman" w:hAnsi="Times New Roman" w:cs="Times New Roman"/>
           <w:color w:val="auto"/>
           <w:sz w:val="24"/>
           <w:szCs w:val="24"/>
-          <w:lang w:val="en-US"/>
-        </w:rPr>
-        <w:t xml:space="preserve">2.3. </w:t>
+          <w:lang w:val="sv-SE"/>
+        </w:rPr>
+        <w:t>2.</w:t>
+      </w:r>
+      <w:r>
+        <w:rPr>
+          <w:rFonts w:ascii="Times New Roman" w:eastAsia="Times New Roman" w:hAnsi="Times New Roman" w:cs="Times New Roman"/>
+          <w:color w:val="auto"/>
+          <w:sz w:val="24"/>
+          <w:szCs w:val="24"/>
+          <w:lang w:val="sv-SE"/>
+        </w:rPr>
+        <w:t>4</w:t>
+      </w:r>
+      <w:r>
+        <w:rPr>
+          <w:rFonts w:ascii="Times New Roman" w:eastAsia="Times New Roman" w:hAnsi="Times New Roman" w:cs="Times New Roman"/>
+          <w:color w:val="auto"/>
+          <w:sz w:val="24"/>
+          <w:szCs w:val="24"/>
+          <w:lang w:val="sv-SE"/>
+        </w:rPr>
+        <w:t xml:space="preserve">. </w:t>
       </w:r>
       <w:r>
         <w:rPr>
@@ -22670,11 +22961,11 @@
           <w:color w:val="auto"/>
           <w:sz w:val="24"/>
           <w:szCs w:val="24"/>
-          <w:lang w:val="en-US"/>
+          <w:lang w:val="sv-SE"/>
         </w:rPr>
         <w:t>Literature Review</w:t>
       </w:r>
-      <w:bookmarkEnd w:id="41"/>
+      <w:bookmarkEnd w:id="45"/>
     </w:p>
     <w:p>
       <w:pPr>
@@ -22802,7 +23093,6 @@
           <w:lang w:val="sv-SE"/>
           <w14:ligatures w14:val="none"/>
         </w:rPr>
-        <w:lastRenderedPageBreak/>
         <w:t>Wijaya dan Santoso (2024)</w:t>
       </w:r>
       <w:r>
@@ -22892,6 +23182,7 @@
           <w:lang w:val="en-US"/>
           <w14:ligatures w14:val="none"/>
         </w:rPr>
+        <w:lastRenderedPageBreak/>
         <w:t>Fatich</w:t>
       </w:r>
       <w:proofErr w:type="spellEnd"/>
@@ -23137,7 +23428,55 @@
           <w:lang w:val="en-US"/>
           <w14:ligatures w14:val="none"/>
         </w:rPr>
-        <w:t xml:space="preserve"> Metode POS (Point of Sale)" yang </w:t>
+        <w:t xml:space="preserve"> Metode </w:t>
+      </w:r>
+      <w:r>
+        <w:rPr>
+          <w:rFonts w:ascii="Times New Roman" w:eastAsia="Times New Roman" w:hAnsi="Times New Roman" w:cs="Times New Roman"/>
+          <w:i/>
+          <w:iCs/>
+          <w:kern w:val="0"/>
+          <w:sz w:val="24"/>
+          <w:szCs w:val="24"/>
+          <w:lang w:val="en-US"/>
+          <w14:ligatures w14:val="none"/>
+        </w:rPr>
+        <w:t>POS</w:t>
+      </w:r>
+      <w:r>
+        <w:rPr>
+          <w:rFonts w:ascii="Times New Roman" w:eastAsia="Times New Roman" w:hAnsi="Times New Roman" w:cs="Times New Roman"/>
+          <w:kern w:val="0"/>
+          <w:sz w:val="24"/>
+          <w:szCs w:val="24"/>
+          <w:lang w:val="en-US"/>
+          <w14:ligatures w14:val="none"/>
+        </w:rPr>
+        <w:t xml:space="preserve"> (</w:t>
+      </w:r>
+      <w:r>
+        <w:rPr>
+          <w:rFonts w:ascii="Times New Roman" w:eastAsia="Times New Roman" w:hAnsi="Times New Roman" w:cs="Times New Roman"/>
+          <w:i/>
+          <w:iCs/>
+          <w:kern w:val="0"/>
+          <w:sz w:val="24"/>
+          <w:szCs w:val="24"/>
+          <w:lang w:val="en-US"/>
+          <w14:ligatures w14:val="none"/>
+        </w:rPr>
+        <w:t>Point of Sale</w:t>
+      </w:r>
+      <w:r>
+        <w:rPr>
+          <w:rFonts w:ascii="Times New Roman" w:eastAsia="Times New Roman" w:hAnsi="Times New Roman" w:cs="Times New Roman"/>
+          <w:kern w:val="0"/>
+          <w:sz w:val="24"/>
+          <w:szCs w:val="24"/>
+          <w:lang w:val="en-US"/>
+          <w14:ligatures w14:val="none"/>
+        </w:rPr>
+        <w:t xml:space="preserve">)" yang </w:t>
       </w:r>
       <w:proofErr w:type="spellStart"/>
       <w:r>
@@ -23196,7 +23535,31 @@
           <w:lang w:val="sv-SE"/>
           <w14:ligatures w14:val="none"/>
         </w:rPr>
-        <w:t>Penelitian ini merancang sistem informasi kasir berbasis web untuk toko retail menggunakan metode POS. Hasil penelitian menunjukkan bahwa sistem kasir yang dikembangkan mampu mencatat transaksi secara valid dan efisien, meminimalkan kesalahan pencatatan manual, serta mempercepat proses pelayanan pelanggan.</w:t>
+        <w:t xml:space="preserve">Penelitian ini merancang sistem informasi kasir berbasis web untuk toko retail menggunakan metode </w:t>
+      </w:r>
+      <w:r>
+        <w:rPr>
+          <w:rFonts w:ascii="Times New Roman" w:eastAsia="Times New Roman" w:hAnsi="Times New Roman" w:cs="Times New Roman"/>
+          <w:i/>
+          <w:iCs/>
+          <w:kern w:val="0"/>
+          <w:sz w:val="24"/>
+          <w:szCs w:val="24"/>
+          <w:lang w:val="sv-SE"/>
+          <w14:ligatures w14:val="none"/>
+        </w:rPr>
+        <w:t>POS</w:t>
+      </w:r>
+      <w:r>
+        <w:rPr>
+          <w:rFonts w:ascii="Times New Roman" w:eastAsia="Times New Roman" w:hAnsi="Times New Roman" w:cs="Times New Roman"/>
+          <w:kern w:val="0"/>
+          <w:sz w:val="24"/>
+          <w:szCs w:val="24"/>
+          <w:lang w:val="sv-SE"/>
+          <w14:ligatures w14:val="none"/>
+        </w:rPr>
+        <w:t>. Hasil penelitian menunjukkan bahwa sistem kasir yang dikembangkan mampu mencatat transaksi secara valid dan efisien, meminimalkan kesalahan pencatatan manual, serta mempercepat proses pelayanan pelanggan.</w:t>
       </w:r>
     </w:p>
     <w:p>
@@ -23284,19 +23647,31 @@
           <w:lang w:val="sv-SE"/>
           <w14:ligatures w14:val="none"/>
         </w:rPr>
-        <w:t xml:space="preserve"> dalam jurnal berjudul "Rancang Bangun Aplikasi Point of Sale pada Rumah Makan Harapan Bundo Berbasis Android" yang diterbitkan pada JRIS: Jurnal Rekayasa Informasi Swadharma, Vol. 4, No. 1, 2024. Penelitian ini merancang dan membangun aplikasi Point of Sale berbasis Android menggunakan framework Flutter dengan metode pengembangan iterative waterfall untuk rumah </w:t>
-      </w:r>
-      <w:r>
-        <w:rPr>
-          <w:rFonts w:ascii="Times New Roman" w:eastAsia="Times New Roman" w:hAnsi="Times New Roman" w:cs="Times New Roman"/>
-          <w:kern w:val="0"/>
-          <w:sz w:val="24"/>
-          <w:szCs w:val="24"/>
-          <w:lang w:val="sv-SE"/>
-          <w14:ligatures w14:val="none"/>
-        </w:rPr>
-        <w:lastRenderedPageBreak/>
-        <w:t>makan. Hasil penelitian menunjukkan aplikasi dapat menampilkan laporan transaksi penjualan, menghitung stok, mencetak struk transaksi, dan mengekspor catatan penjualan dalam format Excel.</w:t>
+        <w:t xml:space="preserve"> dalam jurnal berjudul "Rancang Bangun Aplikasi Point of Sale pada Rumah Makan Harapan Bundo Berbasis Android" yang diterbitkan pada JRIS: Jurnal Rekayasa Informasi Swadharma, Vol. 4, No. 1, 2024. Penelitian ini merancang dan membangun aplikasi Point of Sale berbasis Android menggunakan framework </w:t>
+      </w:r>
+      <w:r>
+        <w:rPr>
+          <w:rFonts w:ascii="Times New Roman" w:eastAsia="Times New Roman" w:hAnsi="Times New Roman" w:cs="Times New Roman"/>
+          <w:i/>
+          <w:iCs/>
+          <w:kern w:val="0"/>
+          <w:sz w:val="24"/>
+          <w:szCs w:val="24"/>
+          <w:lang w:val="sv-SE"/>
+          <w14:ligatures w14:val="none"/>
+        </w:rPr>
+        <w:t>Flutter</w:t>
+      </w:r>
+      <w:r>
+        <w:rPr>
+          <w:rFonts w:ascii="Times New Roman" w:eastAsia="Times New Roman" w:hAnsi="Times New Roman" w:cs="Times New Roman"/>
+          <w:kern w:val="0"/>
+          <w:sz w:val="24"/>
+          <w:szCs w:val="24"/>
+          <w:lang w:val="sv-SE"/>
+          <w14:ligatures w14:val="none"/>
+        </w:rPr>
+        <w:t xml:space="preserve"> dengan metode pengembangan iterative waterfall untuk rumah makan. Hasil penelitian menunjukkan aplikasi dapat menampilkan laporan transaksi penjualan, menghitung stok, mencetak struk transaksi, dan mengekspor catatan penjualan dalam format Excel.</w:t>
       </w:r>
     </w:p>
     <w:p>
@@ -23384,7 +23759,19 @@
           <w:lang w:val="sv-SE"/>
           <w14:ligatures w14:val="none"/>
         </w:rPr>
-        <w:t xml:space="preserve"> dalam jurnal berjudul "Analisis dan Perancangan Aplikasi Point of Sale (POS) untuk Usaha Mikro, Kecil, dan Menengah (UMKM) dengan Metode Rapid Application Development (RAD)" yang diterbitkan pada Jurnal Studi Komunikasi dan Media, Vol. 27, No. 1, 2023, halaman 17-34, DOI: 10.17933/jskm.2023.5115. Penelitian ini menganalisis dan merancang aplikasi POS untuk UMKM menggunakan metode RAD. Hasilnya mengidentifikasi komponen-komponen utama sistem POS yang dibutuhkan UMKM meliputi modul kasir, manajemen produk, inventori, laporan, dan manajemen pelanggan.</w:t>
+        <w:t xml:space="preserve"> dalam jurnal berjudul "Analisis dan Perancangan Aplikasi Point of Sale (POS) untuk Usaha Mikro, Kecil, dan Menengah (UMKM) dengan Metode Rapid Application Development (RAD)" yang diterbitkan pada Jurnal Studi Komunikasi dan Media, Vol. 27, No. 1, 2023, halaman 17-34, DOI: 10.17933/jskm.2023.5115. Penelitian ini menganalisis dan merancang aplikasi POS untuk UMKM menggunakan metode RAD. Hasilnya mengidentifikasi komponen-</w:t>
+      </w:r>
+      <w:r>
+        <w:rPr>
+          <w:rFonts w:ascii="Times New Roman" w:eastAsia="Times New Roman" w:hAnsi="Times New Roman" w:cs="Times New Roman"/>
+          <w:kern w:val="0"/>
+          <w:sz w:val="24"/>
+          <w:szCs w:val="24"/>
+          <w:lang w:val="sv-SE"/>
+          <w14:ligatures w14:val="none"/>
+        </w:rPr>
+        <w:lastRenderedPageBreak/>
+        <w:t>komponen utama sistem POS yang dibutuhkan UMKM meliputi modul kasir, manajemen produk, inventori, laporan, dan manajemen pelanggan.</w:t>
       </w:r>
     </w:p>
     <w:p>
@@ -23428,7 +23815,31 @@
           <w:lang w:val="sv-SE"/>
           <w14:ligatures w14:val="none"/>
         </w:rPr>
-        <w:t xml:space="preserve"> dalam jurnal berjudul "Strategi Pengembangan Aplikasi Mobile Berbasis Cross-Platform untuk Meningkatkan Aksesibilitas Layanan Bisnis UMKM" yang diterbitkan pada Global Information System and Digital Transformation Journal (journal.global.ac.id), Vol. 4, No. 3, 2024, halaman 78-95. Penelitian ini membahas keunggulan penggunaan framework cross-platform seperti Flutter dalam mengembangkan solusi bisnis digital untuk UMKM. Studi menunjukkan bahwa aplikasi cross-platform mampu mengurangi biaya pengembangan hingga 40% dibandingkan dengan pendekatan native development.</w:t>
+        <w:t xml:space="preserve"> dalam jurnal berjudul "Strategi Pengembangan Aplikasi Mobile Berbasis Cross-Platform untuk Meningkatkan Aksesibilitas Layanan Bisnis UMKM" yang diterbitkan pada Global Information System and Digital Transformation Journal (journal.global.ac.id), Vol. 4, No. 3, 2024, halaman 78-95. Penelitian ini membahas keunggulan penggunaan framework cross-platform seperti </w:t>
+      </w:r>
+      <w:r>
+        <w:rPr>
+          <w:rFonts w:ascii="Times New Roman" w:eastAsia="Times New Roman" w:hAnsi="Times New Roman" w:cs="Times New Roman"/>
+          <w:i/>
+          <w:iCs/>
+          <w:kern w:val="0"/>
+          <w:sz w:val="24"/>
+          <w:szCs w:val="24"/>
+          <w:lang w:val="sv-SE"/>
+          <w14:ligatures w14:val="none"/>
+        </w:rPr>
+        <w:t>Flutter</w:t>
+      </w:r>
+      <w:r>
+        <w:rPr>
+          <w:rFonts w:ascii="Times New Roman" w:eastAsia="Times New Roman" w:hAnsi="Times New Roman" w:cs="Times New Roman"/>
+          <w:kern w:val="0"/>
+          <w:sz w:val="24"/>
+          <w:szCs w:val="24"/>
+          <w:lang w:val="sv-SE"/>
+          <w14:ligatures w14:val="none"/>
+        </w:rPr>
+        <w:t xml:space="preserve"> dalam mengembangkan solusi bisnis digital untuk UMKM. Studi menunjukkan bahwa aplikasi cross-platform mampu mengurangi biaya pengembangan hingga 40% dibandingkan dengan pendekatan native development.</w:t>
       </w:r>
     </w:p>
     <w:p>
@@ -23527,19 +23938,31 @@
           <w:lang w:val="sv-SE"/>
           <w14:ligatures w14:val="none"/>
         </w:rPr>
-        <w:t xml:space="preserve"> dalam jurnal berjudul "Aplikasi POS Kasir Mobile dengan Fitur Manajemen Stok Terintegrasi untuk Mendukung Kinerja UMKM" </w:t>
-      </w:r>
-      <w:r>
-        <w:rPr>
-          <w:rFonts w:ascii="Times New Roman" w:eastAsia="Times New Roman" w:hAnsi="Times New Roman" w:cs="Times New Roman"/>
-          <w:kern w:val="0"/>
-          <w:sz w:val="24"/>
-          <w:szCs w:val="24"/>
-          <w:lang w:val="sv-SE"/>
-          <w14:ligatures w14:val="none"/>
-        </w:rPr>
-        <w:lastRenderedPageBreak/>
-        <w:t>yang diterbitkan pada Bianglala Informatika: Jurnal Komputer dan Informatika (Universitas BSI), Vol. 13, No. 2, September 2025, DOI: 10.31294/bianglala.v13i2.11421. Penelitian ini merancang dan membangun aplikasi POS kasir mobile berbasis Flutter dengan fitur manajemen stok terintegrasi menggunakan metode prototyping. Hasil penelitian menunjukkan aplikasi mampu mengurangi kesalahan pencatatan, mempercepat proses transaksi, serta meningkatkan akurasi pengelolaan stok.</w:t>
+        <w:t xml:space="preserve"> dalam jurnal berjudul "Aplikasi POS Kasir Mobile dengan Fitur Manajemen Stok Terintegrasi untuk Mendukung Kinerja UMKM" yang diterbitkan pada Bianglala Informatika: Jurnal Komputer dan Informatika (Universitas BSI), Vol. 13, No. 2, September 2025, DOI: 10.31294/bianglala.v13i2.11421. Penelitian ini merancang dan membangun aplikasi POS kasir mobile berbasis </w:t>
+      </w:r>
+      <w:r>
+        <w:rPr>
+          <w:rFonts w:ascii="Times New Roman" w:eastAsia="Times New Roman" w:hAnsi="Times New Roman" w:cs="Times New Roman"/>
+          <w:i/>
+          <w:iCs/>
+          <w:kern w:val="0"/>
+          <w:sz w:val="24"/>
+          <w:szCs w:val="24"/>
+          <w:lang w:val="sv-SE"/>
+          <w14:ligatures w14:val="none"/>
+        </w:rPr>
+        <w:t>Flutter</w:t>
+      </w:r>
+      <w:r>
+        <w:rPr>
+          <w:rFonts w:ascii="Times New Roman" w:eastAsia="Times New Roman" w:hAnsi="Times New Roman" w:cs="Times New Roman"/>
+          <w:kern w:val="0"/>
+          <w:sz w:val="24"/>
+          <w:szCs w:val="24"/>
+          <w:lang w:val="sv-SE"/>
+          <w14:ligatures w14:val="none"/>
+        </w:rPr>
+        <w:t xml:space="preserve"> dengan fitur manajemen stok terintegrasi menggunakan metode prototyping. Hasil penelitian menunjukkan aplikasi mampu mengurangi kesalahan pencatatan, mempercepat proses transaksi, serta meningkatkan akurasi pengelolaan stok.</w:t>
       </w:r>
     </w:p>
     <w:p>
@@ -23583,7 +24006,79 @@
           <w:lang w:val="sv-SE"/>
           <w14:ligatures w14:val="none"/>
         </w:rPr>
-        <w:t xml:space="preserve"> dalam jurnal berjudul "Perancangan Aplikasi Point of Sale (POS) Berbasis Android Menggunakan Framework Flutter di Kafe Elangsta" yang diterbitkan pada JRIS: Jurnal Rekayasa Informasi Swadharma, Vol. 3, No. 2, 2023, halaman 6-13. Penelitian ini merancang aplikasi POS berbasis Android menggunakan Flutter untuk kafe, mencakup fitur manajemen menu, transaksi, dan laporan penjualan. Hasil penelitian membuktikan bahwa Flutter merupakan framework yang tepat untuk pengembangan aplikasi kasir mobile.</w:t>
+        <w:t xml:space="preserve"> dalam jurnal berjudul "Perancangan Aplikasi Point of Sale (POS) Berbasis Android Menggunakan Framework </w:t>
+      </w:r>
+      <w:r>
+        <w:rPr>
+          <w:rFonts w:ascii="Times New Roman" w:eastAsia="Times New Roman" w:hAnsi="Times New Roman" w:cs="Times New Roman"/>
+          <w:i/>
+          <w:iCs/>
+          <w:kern w:val="0"/>
+          <w:sz w:val="24"/>
+          <w:szCs w:val="24"/>
+          <w:lang w:val="sv-SE"/>
+          <w14:ligatures w14:val="none"/>
+        </w:rPr>
+        <w:t>Flutter</w:t>
+      </w:r>
+      <w:r>
+        <w:rPr>
+          <w:rFonts w:ascii="Times New Roman" w:eastAsia="Times New Roman" w:hAnsi="Times New Roman" w:cs="Times New Roman"/>
+          <w:kern w:val="0"/>
+          <w:sz w:val="24"/>
+          <w:szCs w:val="24"/>
+          <w:lang w:val="sv-SE"/>
+          <w14:ligatures w14:val="none"/>
+        </w:rPr>
+        <w:t xml:space="preserve"> di Kafe Elangsta" yang diterbitkan pada JRIS: Jurnal Rekayasa Informasi Swadharma, Vol. 3, No. 2, 2023, halaman 6-13. Penelitian ini merancang aplikasi POS berbasis Android menggunakan </w:t>
+      </w:r>
+      <w:r>
+        <w:rPr>
+          <w:rFonts w:ascii="Times New Roman" w:eastAsia="Times New Roman" w:hAnsi="Times New Roman" w:cs="Times New Roman"/>
+          <w:i/>
+          <w:iCs/>
+          <w:kern w:val="0"/>
+          <w:sz w:val="24"/>
+          <w:szCs w:val="24"/>
+          <w:lang w:val="sv-SE"/>
+          <w14:ligatures w14:val="none"/>
+        </w:rPr>
+        <w:t>Flutter</w:t>
+      </w:r>
+      <w:r>
+        <w:rPr>
+          <w:rFonts w:ascii="Times New Roman" w:eastAsia="Times New Roman" w:hAnsi="Times New Roman" w:cs="Times New Roman"/>
+          <w:kern w:val="0"/>
+          <w:sz w:val="24"/>
+          <w:szCs w:val="24"/>
+          <w:lang w:val="sv-SE"/>
+          <w14:ligatures w14:val="none"/>
+        </w:rPr>
+        <w:t xml:space="preserve"> untuk kafe, mencakup fitur manajemen menu, transaksi, dan laporan penjualan. Hasil penelitian membuktikan bahwa </w:t>
+      </w:r>
+      <w:r>
+        <w:rPr>
+          <w:rFonts w:ascii="Times New Roman" w:eastAsia="Times New Roman" w:hAnsi="Times New Roman" w:cs="Times New Roman"/>
+          <w:i/>
+          <w:iCs/>
+          <w:kern w:val="0"/>
+          <w:sz w:val="24"/>
+          <w:szCs w:val="24"/>
+          <w:lang w:val="sv-SE"/>
+          <w14:ligatures w14:val="none"/>
+        </w:rPr>
+        <w:t>Flutter</w:t>
+      </w:r>
+      <w:r>
+        <w:rPr>
+          <w:rFonts w:ascii="Times New Roman" w:eastAsia="Times New Roman" w:hAnsi="Times New Roman" w:cs="Times New Roman"/>
+          <w:kern w:val="0"/>
+          <w:sz w:val="24"/>
+          <w:szCs w:val="24"/>
+          <w:lang w:val="sv-SE"/>
+          <w14:ligatures w14:val="none"/>
+        </w:rPr>
+        <w:t xml:space="preserve"> merupakan framework yang tepat untuk pengembangan aplikasi kasir mobile.</w:t>
       </w:r>
     </w:p>
     <w:p>
